--- a/docs/diagram/word/Bab4-Rancangan.docx
+++ b/docs/diagram/word/Bab4-Rancangan.docx
@@ -2,7 +2,7 @@
 <file path=word/document.xml><?xml version="1.0" encoding="utf-8"?>
 <w:document xmlns:w="http://schemas.openxmlformats.org/wordprocessingml/2006/main" xmlns:m="http://schemas.openxmlformats.org/officeDocument/2006/math" xmlns:r="http://schemas.openxmlformats.org/officeDocument/2006/relationships" xmlns:o="urn:schemas-microsoft-com:office:office" xmlns:v="urn:schemas-microsoft-com:vml" xmlns:w10="urn:schemas-microsoft-com:office:word" xmlns:a="http://schemas.openxmlformats.org/drawingml/2006/main" xmlns:pic="http://schemas.openxmlformats.org/drawingml/2006/picture" xmlns:wp="http://schemas.openxmlformats.org/drawingml/2006/wordprocessingDrawing">
   <w:body>
-    <w:bookmarkStart w:id="24" w:name="Xabe2c6485b79f723b670becd4538972dd58c5d8"/>
+    <w:bookmarkStart w:id="27" w:name="Xabe2c6485b79f723b670becd4538972dd58c5d8"/>
     <w:p>
       <w:pPr>
         <w:pStyle w:val="Heading1"/>
@@ -454,7 +454,7 @@
         </w:numPr>
       </w:pPr>
       <w:r>
-        <w:t xml:space="preserve">Batas SBM</w:t>
+        <w:t xml:space="preserve">Batas SBML</w:t>
       </w:r>
       <w:r>
         <w:t xml:space="preserve"> </w:t>
@@ -510,7 +510,7 @@
         </w:numPr>
       </w:pPr>
       <w:r>
-        <w:t xml:space="preserve">Batas SBM adalah</w:t>
+        <w:t xml:space="preserve">Batas SBML adalah</w:t>
       </w:r>
       <w:r>
         <w:t xml:space="preserve"> </w:t>
@@ -719,7 +719,29 @@
         </w:numPr>
       </w:pPr>
       <w:r>
-        <w:t xml:space="preserve">Nama sistem: buku memakai</w:t>
+        <w:t xml:space="preserve">Nama sistem: seluruh diagram dan draf kini memakai</w:t>
+      </w:r>
+      <w:r>
+        <w:t xml:space="preserve"> </w:t>
+      </w:r>
+      <w:r>
+        <w:rPr>
+          <w:b/>
+          <w:bCs/>
+        </w:rPr>
+        <w:t xml:space="preserve">SIKAMI</w:t>
+      </w:r>
+      <w:r>
+        <w:t xml:space="preserve"> </w:t>
+      </w:r>
+      <w:r>
+        <w:t xml:space="preserve">mengikuti tujuan</w:t>
+      </w:r>
+      <w:r>
+        <w:t xml:space="preserve"> </w:t>
+      </w:r>
+      <w:r>
+        <w:t xml:space="preserve">umum versi terbaru. Makalah seminar proposal memakai</w:t>
       </w:r>
       <w:r>
         <w:t xml:space="preserve"> </w:t>
@@ -732,13 +754,13 @@
         <w:t xml:space="preserve">OPTIMA</w:t>
       </w:r>
       <w:r>
-        <w:t xml:space="preserve">, aplikasi (logo, sidebar, database)</w:t>
-      </w:r>
-      <w:r>
-        <w:t xml:space="preserve"> </w:t>
-      </w:r>
-      <w:r>
-        <w:t xml:space="preserve">memakai</w:t>
+        <w:t xml:space="preserve">, dan aplikasinya</w:t>
+      </w:r>
+      <w:r>
+        <w:t xml:space="preserve"> </w:t>
+      </w:r>
+      <w:r>
+        <w:t xml:space="preserve">sendiri (logo, sidebar, basis data) memakai</w:t>
       </w:r>
       <w:r>
         <w:t xml:space="preserve"> </w:t>
@@ -751,13 +773,19 @@
         <w:t xml:space="preserve">Kharisma</w:t>
       </w:r>
       <w:r>
-        <w:t xml:space="preserve">. Pilih satu, atau jelaskan satu kali bahwa OPTIMA adalah</w:t>
-      </w:r>
-      <w:r>
-        <w:t xml:space="preserve"> </w:t>
-      </w:r>
-      <w:r>
-        <w:t xml:space="preserve">nama sistem dan Kharisma nama aplikasinya.</w:t>
+        <w:t xml:space="preserve">. Pastikan satu nama</w:t>
+      </w:r>
+      <w:r>
+        <w:t xml:space="preserve"> </w:t>
+      </w:r>
+      <w:r>
+        <w:t xml:space="preserve">dipakai konsisten di seluruh naskah, dan sebutkan sekali di Bab I bila namanya</w:t>
+      </w:r>
+      <w:r>
+        <w:t xml:space="preserve"> </w:t>
+      </w:r>
+      <w:r>
+        <w:t xml:space="preserve">berubah dari yang dipakai saat seminar proposal.</w:t>
       </w:r>
     </w:p>
     <w:p>
@@ -1445,1867 +1473,38 @@
     </w:p>
     <w:p>
       <w:pPr>
-        <w:pStyle w:val="Compact"/>
-        <w:numPr>
-          <w:ilvl w:val="0"/>
-          <w:numId w:val="1004"/>
-        </w:numPr>
+        <w:pStyle w:val="BlockText"/>
       </w:pPr>
       <w:r>
         <w:rPr>
           <w:b/>
           <w:bCs/>
         </w:rPr>
-        <w:t xml:space="preserve">KF-01 (Otentikasi dan Kata Sandi):</w:t>
-      </w:r>
-      <w:r>
-        <w:t xml:space="preserve"> </w:t>
-      </w:r>
-      <w:r>
-        <w:t xml:space="preserve">Sistem harus menyediakan fitur</w:t>
-      </w:r>
-      <w:r>
-        <w:t xml:space="preserve"> </w:t>
-      </w:r>
-      <w:r>
-        <w:rPr>
-          <w:i/>
-          <w:iCs/>
-        </w:rPr>
-        <w:t xml:space="preserve">login</w:t>
-      </w:r>
-      <w:r>
-        <w:t xml:space="preserve"> </w:t>
-      </w:r>
-      <w:r>
-        <w:t xml:space="preserve">dengan nama pengguna dan kata sandi, membatasi akses setiap halaman sesuai</w:t>
-      </w:r>
-      <w:r>
-        <w:t xml:space="preserve"> </w:t>
-      </w:r>
-      <w:r>
-        <w:t xml:space="preserve">peran pengguna, serta memungkinkan pengguna melihat identitas akunnya dan</w:t>
-      </w:r>
-      <w:r>
-        <w:t xml:space="preserve"> </w:t>
-      </w:r>
-      <w:r>
-        <w:t xml:space="preserve">mengganti kata sandinya sendiri. Nama dan peran akun hanya dapat diubah oleh</w:t>
-      </w:r>
-      <w:r>
-        <w:t xml:space="preserve"> </w:t>
-      </w:r>
-      <w:r>
-        <w:t xml:space="preserve">Admin.</w:t>
-      </w:r>
-    </w:p>
-    <w:p>
-      <w:pPr>
-        <w:pStyle w:val="Compact"/>
-        <w:numPr>
-          <w:ilvl w:val="0"/>
-          <w:numId w:val="1004"/>
-        </w:numPr>
-      </w:pPr>
-      <w:r>
-        <w:rPr>
-          <w:b/>
-          <w:bCs/>
-        </w:rPr>
-        <w:t xml:space="preserve">KF-02 (Data Master):</w:t>
-      </w:r>
-      <w:r>
-        <w:t xml:space="preserve"> </w:t>
-      </w:r>
-      <w:r>
-        <w:t xml:space="preserve">Sistem harus memungkinkan Admin mengelola akun</w:t>
-      </w:r>
-      <w:r>
-        <w:t xml:space="preserve"> </w:t>
-      </w:r>
-      <w:r>
-        <w:t xml:space="preserve">pengguna beserta perannya, data Ketua Tim (termasuk tim dan akun yang</w:t>
-      </w:r>
-      <w:r>
-        <w:t xml:space="preserve"> </w:t>
-      </w:r>
-      <w:r>
-        <w:t xml:space="preserve">ditautkan), serta basis data profil Mitra Statistik lengkap dengan wilayah</w:t>
-      </w:r>
-      <w:r>
-        <w:t xml:space="preserve"> </w:t>
-      </w:r>
-      <w:r>
-        <w:t xml:space="preserve">kecamatan dan desanya. Mitra yang berhenti dinonaktifkan, bukan dihapus,</w:t>
-      </w:r>
-      <w:r>
-        <w:t xml:space="preserve"> </w:t>
-      </w:r>
-      <w:r>
-        <w:t xml:space="preserve">sehingga honor, surat, dan penilaiannya tetap tersimpan dan mitra dapat</w:t>
-      </w:r>
-      <w:r>
-        <w:t xml:space="preserve"> </w:t>
-      </w:r>
-      <w:r>
-        <w:t xml:space="preserve">diaktifkan kembali. Daftar mitra dapat dilihat, disaring per kecamatan dan desa, dan diekspor ke Excel oleh</w:t>
-      </w:r>
-      <w:r>
-        <w:t xml:space="preserve"> </w:t>
-      </w:r>
-      <w:r>
-        <w:t xml:space="preserve">seluruh pegawai.</w:t>
-      </w:r>
-    </w:p>
-    <w:p>
-      <w:pPr>
-        <w:pStyle w:val="Compact"/>
-        <w:numPr>
-          <w:ilvl w:val="0"/>
-          <w:numId w:val="1004"/>
-        </w:numPr>
-      </w:pPr>
-      <w:r>
-        <w:rPr>
-          <w:b/>
-          <w:bCs/>
-        </w:rPr>
-        <w:t xml:space="preserve">KF-03 (Impor Mitra dari SOBAT):</w:t>
-      </w:r>
-      <w:r>
-        <w:t xml:space="preserve"> </w:t>
-      </w:r>
-      <w:r>
-        <w:t xml:space="preserve">Sistem harus memungkinkan Admin</w:t>
-      </w:r>
-      <w:r>
-        <w:t xml:space="preserve"> </w:t>
-      </w:r>
-      <w:r>
-        <w:t xml:space="preserve">mengimpor daftar mitra dari berkas Excel aplikasi SOBAT. Setiap baris</w:t>
-      </w:r>
-      <w:r>
-        <w:t xml:space="preserve"> </w:t>
-      </w:r>
-      <w:r>
-        <w:t xml:space="preserve">dicocokkan dengan mitra yang sudah ada berdasarkan ID SOBAT atau nama, Admin</w:t>
-      </w:r>
-      <w:r>
-        <w:t xml:space="preserve"> </w:t>
-      </w:r>
-      <w:r>
-        <w:t xml:space="preserve">menentukan tindakan per baris (tambah, perbarui, atau lewati) dan memilih</w:t>
-      </w:r>
-      <w:r>
-        <w:t xml:space="preserve"> </w:t>
-      </w:r>
-      <w:r>
-        <w:t xml:space="preserve">mitra yang dinonaktifkan, lalu sistem menampilkan pratinjau ringkasan</w:t>
-      </w:r>
-      <w:r>
-        <w:t xml:space="preserve"> </w:t>
-      </w:r>
-      <w:r>
-        <w:t xml:space="preserve">sebelum perubahan diterapkan dalam satu transaksi.</w:t>
-      </w:r>
-    </w:p>
-    <w:p>
-      <w:pPr>
-        <w:pStyle w:val="Compact"/>
-        <w:numPr>
-          <w:ilvl w:val="0"/>
-          <w:numId w:val="1004"/>
-        </w:numPr>
-      </w:pPr>
-      <w:r>
-        <w:rPr>
-          <w:b/>
-          <w:bCs/>
-        </w:rPr>
-        <w:t xml:space="preserve">KF-04 (Pengelolaan Kegiatan):</w:t>
-      </w:r>
-      <w:r>
-        <w:t xml:space="preserve"> </w:t>
-      </w:r>
-      <w:r>
-        <w:t xml:space="preserve">Sistem harus memungkinkan pegawai membuat</w:t>
-      </w:r>
-      <w:r>
-        <w:t xml:space="preserve"> </w:t>
-      </w:r>
-      <w:r>
-        <w:t xml:space="preserve">kegiatan statistik (survei atau sensus) dengan jadwal empat tahap:</w:t>
-      </w:r>
-      <w:r>
-        <w:t xml:space="preserve"> </w:t>
-      </w:r>
-      <w:r>
-        <w:t xml:space="preserve">Persiapan, Pengumpulan Data, Pengolahan &amp; Analisis, serta Diseminasi &amp;</w:t>
-      </w:r>
-      <w:r>
-        <w:t xml:space="preserve"> </w:t>
-      </w:r>
-      <w:r>
-        <w:t xml:space="preserve">Evaluasi. Tahap Pengolahan &amp; Analisis dan Diseminasi &amp; Evaluasi dapat</w:t>
-      </w:r>
-      <w:r>
-        <w:t xml:space="preserve"> </w:t>
-      </w:r>
-      <w:r>
-        <w:t xml:space="preserve">diaktifkan atau dinonaktifkan per kegiatan melalui kotak centang, karena</w:t>
-      </w:r>
-      <w:r>
-        <w:t xml:space="preserve"> </w:t>
-      </w:r>
-      <w:r>
-        <w:t xml:space="preserve">tidak semua kegiatan memiliki kedua tahap tersebut. Kegiatan hanya dapat</w:t>
-      </w:r>
-      <w:r>
-        <w:t xml:space="preserve"> </w:t>
-      </w:r>
-      <w:r>
-        <w:t xml:space="preserve">disunting oleh pembuatnya, Ketua Tim kegiatan tersebut, atau Admin.</w:t>
-      </w:r>
-      <w:r>
-        <w:t xml:space="preserve"> </w:t>
-      </w:r>
-      <w:r>
-        <w:t xml:space="preserve">Pembuat dapat membatalkan penyimpanan kegiatan yang baru saja disimpan</w:t>
-      </w:r>
-      <w:r>
-        <w:t xml:space="preserve"> </w:t>
-      </w:r>
-      <w:r>
-        <w:t xml:space="preserve">melalui tombol pada jendela konfirmasi yang tampil sesaat (sekitar 6 detik)</w:t>
-      </w:r>
-      <w:r>
-        <w:t xml:space="preserve"> </w:t>
-      </w:r>
-      <w:r>
-        <w:t xml:space="preserve">setelah simpan, sebelum jendela itu otomatis tertutup dan berpindah ke</w:t>
-      </w:r>
-      <w:r>
-        <w:t xml:space="preserve"> </w:t>
-      </w:r>
-      <w:r>
-        <w:t xml:space="preserve">dasbor. Jendela ini sengaja singkat dan tidak memeriksa alokasi mitra yang</w:t>
-      </w:r>
-      <w:r>
-        <w:t xml:space="preserve"> </w:t>
-      </w:r>
-      <w:r>
-        <w:t xml:space="preserve">sudah tersimpan, karena tujuannya membuang kegiatan yang baru salah</w:t>
-      </w:r>
-      <w:r>
-        <w:t xml:space="preserve"> </w:t>
-      </w:r>
-      <w:r>
-        <w:t xml:space="preserve">disimpan sebelum sempat dikerjakan siapa pun. Kegiatan yang sudah memiliki</w:t>
-      </w:r>
-      <w:r>
-        <w:t xml:space="preserve"> </w:t>
-      </w:r>
-      <w:r>
-        <w:t xml:space="preserve">alokasi mitra atau penilaian hanya dapat dihapus melalui Admin, dan</w:t>
-      </w:r>
-      <w:r>
-        <w:t xml:space="preserve"> </w:t>
-      </w:r>
-      <w:r>
-        <w:t xml:space="preserve">permintaan itu ditolak bila keduanya sudah ada; kegiatan tersebut harus</w:t>
-      </w:r>
-      <w:r>
-        <w:t xml:space="preserve"> </w:t>
-      </w:r>
-      <w:r>
-        <w:t xml:space="preserve">diarsipkan alih-alih dihapus.</w:t>
-      </w:r>
-    </w:p>
-    <w:p>
-      <w:pPr>
-        <w:pStyle w:val="Compact"/>
-        <w:numPr>
-          <w:ilvl w:val="0"/>
-          <w:numId w:val="1004"/>
-        </w:numPr>
-      </w:pPr>
-      <w:r>
-        <w:rPr>
-          <w:b/>
-          <w:bCs/>
-        </w:rPr>
-        <w:t xml:space="preserve">KF-05 (Alokasi Mitra dan Honor):</w:t>
-      </w:r>
-      <w:r>
-        <w:t xml:space="preserve"> </w:t>
-      </w:r>
-      <w:r>
-        <w:t xml:space="preserve">Sistem harus memungkinkan pengguna</w:t>
-      </w:r>
-      <w:r>
-        <w:t xml:space="preserve"> </w:t>
-      </w:r>
-      <w:r>
-        <w:t xml:space="preserve">mengalokasikan mitra aktif ke setiap tahap kegiatan beserta PML</w:t>
-      </w:r>
-      <w:r>
-        <w:t xml:space="preserve"> </w:t>
-      </w:r>
-      <w:r>
-        <w:t xml:space="preserve">pengawasnya, beban kerja, dan harga satuan, lalu menghitung honor secara</w:t>
-      </w:r>
-      <w:r>
-        <w:t xml:space="preserve"> </w:t>
-      </w:r>
-      <w:r>
-        <w:t xml:space="preserve">otomatis (beban kerja × harga satuan). Mitra dipilih melalui daftar</w:t>
-      </w:r>
-      <w:r>
-        <w:t xml:space="preserve"> </w:t>
-      </w:r>
-      <w:r>
-        <w:t xml:space="preserve">mitra yang dapat disaring menurut kecamatan dan desa; daftar itu hanya</w:t>
-      </w:r>
-      <w:r>
-        <w:t xml:space="preserve"> </w:t>
-      </w:r>
-      <w:r>
-        <w:t xml:space="preserve">memuat mitra aktif yang posisinya sesuai tahap (pendataan atau pengolahan)</w:t>
-      </w:r>
-      <w:r>
-        <w:t xml:space="preserve"> </w:t>
-      </w:r>
-      <w:r>
-        <w:t xml:space="preserve">dan tidak mengizinkan mitra yang sama dipilih dua kali pada satu tahap. Bila periode honor melintasi</w:t>
-      </w:r>
-      <w:r>
-        <w:t xml:space="preserve"> </w:t>
-      </w:r>
-      <w:r>
-        <w:t xml:space="preserve">beberapa bulan, muatan (unit beban kerja) dibebankan ke bulan-bulan tersebut</w:t>
-      </w:r>
-      <w:r>
-        <w:t xml:space="preserve"> </w:t>
-      </w:r>
-      <w:r>
-        <w:t xml:space="preserve">dengan tiga metode: seluruhnya ke satu bulan, dibagi menurut jumlah hari,</w:t>
-      </w:r>
-      <w:r>
-        <w:t xml:space="preserve"> </w:t>
-      </w:r>
-      <w:r>
-        <w:t xml:space="preserve">atau luber (bulan pertama diisi sampai batas, sisanya ke bulan berikutnya).</w:t>
-      </w:r>
-      <w:r>
-        <w:t xml:space="preserve"> </w:t>
-      </w:r>
-      <w:r>
-        <w:t xml:space="preserve">Honor setiap bulan selalu sebesar volume × harga satuan.</w:t>
-      </w:r>
-    </w:p>
-    <w:p>
-      <w:pPr>
-        <w:pStyle w:val="Compact"/>
-        <w:numPr>
-          <w:ilvl w:val="0"/>
-          <w:numId w:val="1004"/>
-        </w:numPr>
-      </w:pPr>
-      <w:r>
-        <w:rPr>
-          <w:b/>
-          <w:bCs/>
-        </w:rPr>
-        <w:t xml:space="preserve">KF-06 (Validasi Batas SBM):</w:t>
-      </w:r>
-      <w:r>
-        <w:t xml:space="preserve"> </w:t>
-      </w:r>
-      <w:r>
-        <w:t xml:space="preserve">Setiap kali kegiatan disimpan, sistem harus</w:t>
-      </w:r>
-      <w:r>
-        <w:t xml:space="preserve"> </w:t>
-      </w:r>
-      <w:r>
-        <w:t xml:space="preserve">menjumlahkan honor setiap mitra per bulan dari seluruh kegiatan dan</w:t>
-      </w:r>
-      <w:r>
-        <w:t xml:space="preserve"> </w:t>
-      </w:r>
-      <w:r>
-        <w:t xml:space="preserve">membandingkannya dengan batas honor bulanan (SBM). Bila melebihi, sistem</w:t>
-      </w:r>
-      <w:r>
-        <w:t xml:space="preserve"> </w:t>
-      </w:r>
-      <w:r>
-        <w:t xml:space="preserve">menampilkan peringatan yang memuat nama mitra, bulan, total honor, dan</w:t>
-      </w:r>
-      <w:r>
-        <w:t xml:space="preserve"> </w:t>
-      </w:r>
-      <w:r>
-        <w:t xml:space="preserve">batasnya, lalu meminta konfirmasi sebelum data disimpan. Nilai batas SBM</w:t>
-      </w:r>
-      <w:r>
-        <w:t xml:space="preserve"> </w:t>
-      </w:r>
-      <w:r>
-        <w:t xml:space="preserve">diatur oleh Tim Keuangan atau Admin.</w:t>
-      </w:r>
-    </w:p>
-    <w:p>
-      <w:pPr>
-        <w:pStyle w:val="Compact"/>
-        <w:numPr>
-          <w:ilvl w:val="0"/>
-          <w:numId w:val="1004"/>
-        </w:numPr>
-      </w:pPr>
-      <w:r>
-        <w:rPr>
-          <w:b/>
-          <w:bCs/>
-        </w:rPr>
-        <w:t xml:space="preserve">KF-07 (Monitoring Progres):</w:t>
-      </w:r>
-      <w:r>
-        <w:t xml:space="preserve"> </w:t>
-      </w:r>
-      <w:r>
-        <w:t xml:space="preserve">Sistem harus memungkinkan PML menginput</w:t>
-      </w:r>
-      <w:r>
-        <w:t xml:space="preserve"> </w:t>
-      </w:r>
-      <w:r>
-        <w:t xml:space="preserve">progres pekerjaan mitra yang diawasinya. Tahap</w:t>
-      </w:r>
-      <w:r>
-        <w:t xml:space="preserve"> </w:t>
-      </w:r>
-      <w:r>
-        <w:rPr>
-          <w:i/>
-          <w:iCs/>
-        </w:rPr>
-        <w:t xml:space="preserve">listing</w:t>
-      </w:r>
-      <w:r>
-        <w:t xml:space="preserve">/pencacahan memakai</w:t>
-      </w:r>
-      <w:r>
-        <w:t xml:space="preserve"> </w:t>
-      </w:r>
-      <w:r>
-        <w:t xml:space="preserve">status</w:t>
-      </w:r>
-      <w:r>
-        <w:t xml:space="preserve"> </w:t>
-      </w:r>
-      <w:r>
-        <w:rPr>
-          <w:i/>
-          <w:iCs/>
-        </w:rPr>
-        <w:t xml:space="preserve">open</w:t>
-      </w:r>
-      <w:r>
-        <w:t xml:space="preserve">,</w:t>
-      </w:r>
-      <w:r>
-        <w:t xml:space="preserve"> </w:t>
-      </w:r>
-      <w:r>
-        <w:rPr>
-          <w:i/>
-          <w:iCs/>
-        </w:rPr>
-        <w:t xml:space="preserve">submit</w:t>
-      </w:r>
-      <w:r>
-        <w:t xml:space="preserve">, diperiksa, dan</w:t>
-      </w:r>
-      <w:r>
-        <w:t xml:space="preserve"> </w:t>
-      </w:r>
-      <w:r>
-        <w:rPr>
-          <w:i/>
-          <w:iCs/>
-        </w:rPr>
-        <w:t xml:space="preserve">approved</w:t>
-      </w:r>
-      <w:r>
-        <w:t xml:space="preserve">; tahap pengolahan memakai</w:t>
-      </w:r>
-      <w:r>
-        <w:t xml:space="preserve"> </w:t>
-      </w:r>
-      <w:r>
-        <w:t xml:space="preserve">belum</w:t>
-      </w:r>
-      <w:r>
-        <w:t xml:space="preserve"> </w:t>
-      </w:r>
-      <w:r>
-        <w:rPr>
-          <w:i/>
-          <w:iCs/>
-        </w:rPr>
-        <w:t xml:space="preserve">entry</w:t>
-      </w:r>
-      <w:r>
-        <w:t xml:space="preserve">, sudah</w:t>
-      </w:r>
-      <w:r>
-        <w:t xml:space="preserve"> </w:t>
-      </w:r>
-      <w:r>
-        <w:rPr>
-          <w:i/>
-          <w:iCs/>
-        </w:rPr>
-        <w:t xml:space="preserve">entry</w:t>
-      </w:r>
-      <w:r>
-        <w:t xml:space="preserve">, validasi, dan</w:t>
-      </w:r>
-      <w:r>
-        <w:t xml:space="preserve"> </w:t>
-      </w:r>
-      <w:r>
-        <w:rPr>
-          <w:i/>
-          <w:iCs/>
-        </w:rPr>
-        <w:t xml:space="preserve">clean</w:t>
-      </w:r>
-      <w:r>
-        <w:t xml:space="preserve">. Total progres tidak</w:t>
-      </w:r>
-      <w:r>
-        <w:t xml:space="preserve"> </w:t>
-      </w:r>
-      <w:r>
-        <w:t xml:space="preserve">boleh melebihi beban kerja. Rekapitulasinya ditampilkan pada</w:t>
-      </w:r>
-      <w:r>
-        <w:t xml:space="preserve"> </w:t>
-      </w:r>
-      <w:r>
-        <w:rPr>
-          <w:i/>
-          <w:iCs/>
-        </w:rPr>
-        <w:t xml:space="preserve">dashboard</w:t>
-      </w:r>
-      <w:r>
-        <w:t xml:space="preserve"> </w:t>
-      </w:r>
-      <w:r>
-        <w:t xml:space="preserve">dalam bentuk grafik dan tabel, dilengkapi filter dan pencarian global.</w:t>
-      </w:r>
-    </w:p>
-    <w:p>
-      <w:pPr>
-        <w:pStyle w:val="Compact"/>
-        <w:numPr>
-          <w:ilvl w:val="0"/>
-          <w:numId w:val="1004"/>
-        </w:numPr>
-      </w:pPr>
-      <w:r>
-        <w:rPr>
-          <w:b/>
-          <w:bCs/>
-        </w:rPr>
-        <w:t xml:space="preserve">KF-08 (Repositori Dokumen):</w:t>
-      </w:r>
-      <w:r>
-        <w:t xml:space="preserve"> </w:t>
-      </w:r>
-      <w:r>
-        <w:t xml:space="preserve">Sistem harus menyediakan daftar dokumen</w:t>
-      </w:r>
-      <w:r>
-        <w:t xml:space="preserve"> </w:t>
-      </w:r>
-      <w:r>
-        <w:t xml:space="preserve">wajib bawaan untuk setiap tahap kegiatan (antara lain SK, Surat Tugas, KAK,</w:t>
-      </w:r>
-      <w:r>
-        <w:t xml:space="preserve"> </w:t>
-      </w:r>
-      <w:r>
-        <w:t xml:space="preserve">Visum, BAST, dan laporan tiap tahap), memungkinkan penambahan dokumen lain,</w:t>
-      </w:r>
-      <w:r>
-        <w:t xml:space="preserve"> </w:t>
-      </w:r>
-      <w:r>
-        <w:t xml:space="preserve">dan menyimpan setiap dokumen sebagai tautan ke penyimpanan instansi. Setiap</w:t>
-      </w:r>
-      <w:r>
-        <w:t xml:space="preserve"> </w:t>
-      </w:r>
-      <w:r>
-        <w:t xml:space="preserve">dokumen memiliki penanggung jawab pengisian: Ketua Tim atau Tim Keuangan.</w:t>
-      </w:r>
-      <w:r>
-        <w:t xml:space="preserve"> </w:t>
-      </w:r>
-      <w:r>
-        <w:t xml:space="preserve">Dokumen wajib hanya dapat dihapus oleh Tim Keuangan atau Admin.</w:t>
-      </w:r>
-    </w:p>
-    <w:p>
-      <w:pPr>
-        <w:pStyle w:val="Compact"/>
-        <w:numPr>
-          <w:ilvl w:val="0"/>
-          <w:numId w:val="1004"/>
-        </w:numPr>
-      </w:pPr>
-      <w:r>
-        <w:rPr>
-          <w:b/>
-          <w:bCs/>
-        </w:rPr>
-        <w:t xml:space="preserve">KF-09 (Verifikasi Dokumen):</w:t>
-      </w:r>
-      <w:r>
-        <w:t xml:space="preserve"> </w:t>
-      </w:r>
-      <w:r>
-        <w:t xml:space="preserve">Sistem harus memungkinkan Tim Keuangan</w:t>
-      </w:r>
-      <w:r>
-        <w:t xml:space="preserve"> </w:t>
-      </w:r>
-      <w:r>
-        <w:t xml:space="preserve">menyetujui dokumen, satu per satu atau sekaligus satu tahap, serta menolak</w:t>
-      </w:r>
-      <w:r>
-        <w:t xml:space="preserve"> </w:t>
-      </w:r>
-      <w:r>
-        <w:t xml:space="preserve">dokumen disertai catatan revisi. Tim Keuangan juga dapat mengirim</w:t>
-      </w:r>
-      <w:r>
-        <w:t xml:space="preserve"> </w:t>
-      </w:r>
-      <w:r>
-        <w:t xml:space="preserve">pengingat untuk dokumen yang belum diisi.</w:t>
-      </w:r>
-    </w:p>
-    <w:p>
-      <w:pPr>
-        <w:pStyle w:val="Compact"/>
-        <w:numPr>
-          <w:ilvl w:val="0"/>
-          <w:numId w:val="1004"/>
-        </w:numPr>
-      </w:pPr>
-      <w:r>
-        <w:rPr>
-          <w:b/>
-          <w:bCs/>
-        </w:rPr>
-        <w:t xml:space="preserve">KF-10 (Notifikasi Otomatis):</w:t>
-      </w:r>
-      <w:r>
-        <w:t xml:space="preserve"> </w:t>
-      </w:r>
-      <w:r>
-        <w:t xml:space="preserve">Sistem harus menampilkan notifikasi sesuai</w:t>
-      </w:r>
-      <w:r>
-        <w:t xml:space="preserve"> </w:t>
-      </w:r>
-      <w:r>
-        <w:t xml:space="preserve">peran pengguna. Bagi Ketua Tim: tenggat tahap H-3 sampai H-1 dan</w:t>
-      </w:r>
-      <w:r>
-        <w:t xml:space="preserve"> </w:t>
-      </w:r>
-      <w:r>
-        <w:t xml:space="preserve">keterlambatan, dokumen ditolak, progres kegiatan yang tidak diperbarui lebih</w:t>
-      </w:r>
-      <w:r>
-        <w:t xml:space="preserve"> </w:t>
-      </w:r>
-      <w:r>
-        <w:t xml:space="preserve">dari dua hari, serta pengingat dari Tim Keuangan. Bagi Tim Keuangan: dokumen</w:t>
-      </w:r>
-      <w:r>
-        <w:t xml:space="preserve"> </w:t>
-      </w:r>
-      <w:r>
-        <w:t xml:space="preserve">menunggu persetujuan, dokumen diunggah ulang, dokumen tanggung jawab Tim</w:t>
-      </w:r>
-      <w:r>
-        <w:t xml:space="preserve"> </w:t>
-      </w:r>
-      <w:r>
-        <w:t xml:space="preserve">Keuangan yang belum diisi, dan surat yang isinya berubah setelah terbit.</w:t>
-      </w:r>
-      <w:r>
-        <w:t xml:space="preserve"> </w:t>
-      </w:r>
-      <w:r>
-        <w:t xml:space="preserve">Notifikasi hilang dengan sendirinya setelah penyebabnya diselesaikan.</w:t>
-      </w:r>
-    </w:p>
-    <w:p>
-      <w:pPr>
-        <w:pStyle w:val="Compact"/>
-        <w:numPr>
-          <w:ilvl w:val="0"/>
-          <w:numId w:val="1004"/>
-        </w:numPr>
-      </w:pPr>
-      <w:r>
-        <w:rPr>
-          <w:b/>
-          <w:bCs/>
-        </w:rPr>
-        <w:t xml:space="preserve">KF-11 (Surat Perjanjian Kerja dan BAST):</w:t>
-      </w:r>
-      <w:r>
-        <w:t xml:space="preserve"> </w:t>
-      </w:r>
-      <w:r>
-        <w:t xml:space="preserve">Sistem harus memungkinkan Tim</w:t>
-      </w:r>
-      <w:r>
-        <w:t xml:space="preserve"> </w:t>
-      </w:r>
-      <w:r>
-        <w:t xml:space="preserve">Keuangan membuat SPK dan BAST mitra dalam format PDF untuk satu bulan honor,</w:t>
-      </w:r>
-      <w:r>
-        <w:t xml:space="preserve"> </w:t>
-      </w:r>
-      <w:r>
-        <w:t xml:space="preserve">dengan satu surat per mitra per bulan. Surat disusun dari template yang dapat</w:t>
-      </w:r>
-      <w:r>
-        <w:t xml:space="preserve"> </w:t>
-      </w:r>
-      <w:r>
-        <w:t xml:space="preserve">diatur (data PPK, satuan kerja, pola nomor, isi pasal), dilengkapi uraian</w:t>
-      </w:r>
-      <w:r>
-        <w:t xml:space="preserve"> </w:t>
-      </w:r>
-      <w:r>
-        <w:t xml:space="preserve">tugas dan kode beban anggaran (MAK). Nomor surat diberikan otomatis, tetap</w:t>
-      </w:r>
-      <w:r>
-        <w:t xml:space="preserve"> </w:t>
-      </w:r>
-      <w:r>
-        <w:t xml:space="preserve">sama bila surat dicetak ulang, dan tidak kembar dalam satu tahun. Nomor BAST</w:t>
-      </w:r>
-      <w:r>
-        <w:t xml:space="preserve"> </w:t>
-      </w:r>
-      <w:r>
-        <w:t xml:space="preserve">mengikuti nomor urut SPK mitra yang sama.</w:t>
-      </w:r>
-    </w:p>
-    <w:p>
-      <w:pPr>
-        <w:pStyle w:val="Compact"/>
-        <w:numPr>
-          <w:ilvl w:val="0"/>
-          <w:numId w:val="1004"/>
-        </w:numPr>
-      </w:pPr>
-      <w:r>
-        <w:rPr>
-          <w:b/>
-          <w:bCs/>
-        </w:rPr>
-        <w:t xml:space="preserve">KF-12 (Riwayat Penyuratan):</w:t>
-      </w:r>
-      <w:r>
-        <w:t xml:space="preserve"> </w:t>
-      </w:r>
-      <w:r>
-        <w:t xml:space="preserve">Sistem harus menyajikan seluruh surat dalam</w:t>
-      </w:r>
-      <w:r>
-        <w:t xml:space="preserve"> </w:t>
-      </w:r>
-      <w:r>
-        <w:t xml:space="preserve">satu tahun, termasuk surat batal dan nomor yang kosong. Tim Keuangan dapat</w:t>
-      </w:r>
-      <w:r>
-        <w:t xml:space="preserve"> </w:t>
-      </w:r>
-      <w:r>
-        <w:t xml:space="preserve">memperbarui isi surat mengikuti data terkini tanpa mengganti nomornya,</w:t>
-      </w:r>
-      <w:r>
-        <w:t xml:space="preserve"> </w:t>
-      </w:r>
-      <w:r>
-        <w:t xml:space="preserve">membatalkan surat dengan catatan alasan, menghapus surat yang sudah batal,</w:t>
-      </w:r>
-      <w:r>
-        <w:t xml:space="preserve"> </w:t>
-      </w:r>
-      <w:r>
-        <w:t xml:space="preserve">mengubah nomor surat, serta merapikan atau mengatur ulang penomoran dengan</w:t>
-      </w:r>
-      <w:r>
-        <w:t xml:space="preserve"> </w:t>
-      </w:r>
-      <w:r>
-        <w:t xml:space="preserve">pratinjau dan frasa konfirmasi. Tindakan yang menghapus atau menggeser nomor</w:t>
-      </w:r>
-      <w:r>
-        <w:t xml:space="preserve"> </w:t>
-      </w:r>
-      <w:r>
-        <w:t xml:space="preserve">dicatat sebagai jejak audit.</w:t>
-      </w:r>
-    </w:p>
-    <w:p>
-      <w:pPr>
-        <w:pStyle w:val="Compact"/>
-        <w:numPr>
-          <w:ilvl w:val="0"/>
-          <w:numId w:val="1004"/>
-        </w:numPr>
-      </w:pPr>
-      <w:r>
-        <w:rPr>
-          <w:b/>
-          <w:bCs/>
-        </w:rPr>
-        <w:t xml:space="preserve">KF-13 (Rekap Honor):</w:t>
-      </w:r>
-      <w:r>
-        <w:t xml:space="preserve"> </w:t>
-      </w:r>
-      <w:r>
-        <w:t xml:space="preserve">Sistem harus menyajikan rekapitulasi honor setiap</w:t>
-      </w:r>
-      <w:r>
-        <w:t xml:space="preserve"> </w:t>
-      </w:r>
-      <w:r>
-        <w:t xml:space="preserve">mitra per bulan atau per rentang tanggal, lengkap dengan penanda mitra yang</w:t>
-      </w:r>
-      <w:r>
-        <w:t xml:space="preserve"> </w:t>
-      </w:r>
-      <w:r>
-        <w:t xml:space="preserve">melebihi batas SBM, yang dapat diunduh dalam format PDF dan Excel. Sistem</w:t>
-      </w:r>
-      <w:r>
-        <w:t xml:space="preserve"> </w:t>
-      </w:r>
-      <w:r>
-        <w:t xml:space="preserve">juga menampilkan jumlah kegiatan setiap mitra, jumlah kegiatan, mitra, dan</w:t>
-      </w:r>
-      <w:r>
-        <w:t xml:space="preserve"> </w:t>
-      </w:r>
-      <w:r>
-        <w:t xml:space="preserve">muatan setiap PML, serta grafik kegiatan dan honor per tim, sehingga</w:t>
-      </w:r>
-      <w:r>
-        <w:t xml:space="preserve"> </w:t>
-      </w:r>
-      <w:r>
-        <w:t xml:space="preserve">pembagian beban kerja antar-mitra, PML, dan tim dapat dipantau.</w:t>
-      </w:r>
-    </w:p>
-    <w:p>
-      <w:pPr>
-        <w:pStyle w:val="Compact"/>
-        <w:numPr>
-          <w:ilvl w:val="0"/>
-          <w:numId w:val="1004"/>
-        </w:numPr>
-      </w:pPr>
-      <w:r>
-        <w:rPr>
-          <w:b/>
-          <w:bCs/>
-        </w:rPr>
-        <w:t xml:space="preserve">KF-14 (Penilaian Kinerja):</w:t>
-      </w:r>
-      <w:r>
-        <w:t xml:space="preserve"> </w:t>
-      </w:r>
-      <w:r>
-        <w:t xml:space="preserve">Sistem harus memungkinkan PML menilai mitra</w:t>
-      </w:r>
-      <w:r>
-        <w:t xml:space="preserve"> </w:t>
-      </w:r>
-      <w:r>
-        <w:t xml:space="preserve">yang diawasinya pada tiga aspek (Sikap &amp; Perilaku, Kualitas Pekerjaan,</w:t>
-      </w:r>
-      <w:r>
-        <w:t xml:space="preserve"> </w:t>
-      </w:r>
-      <w:r>
-        <w:t xml:space="preserve">Ketepatan Waktu) dengan skala bilangan bulat 1–10, lalu menghitung rata-</w:t>
-      </w:r>
-      <w:r>
-        <w:t xml:space="preserve"> </w:t>
-      </w:r>
-      <w:r>
-        <w:t xml:space="preserve">ratanya secara otomatis. Hasil penilaian dapat diekspor ke PDF dan Excel.</w:t>
-      </w:r>
-    </w:p>
-    <w:p>
-      <w:pPr>
-        <w:pStyle w:val="Compact"/>
-        <w:numPr>
-          <w:ilvl w:val="0"/>
-          <w:numId w:val="1004"/>
-        </w:numPr>
-      </w:pPr>
-      <w:r>
-        <w:rPr>
-          <w:b/>
-          <w:bCs/>
-        </w:rPr>
-        <w:t xml:space="preserve">KF-15 (</w:t>
-      </w:r>
-      <w:r>
-        <w:rPr>
-          <w:b/>
-          <w:bCs/>
-          <w:i/>
-          <w:iCs/>
-        </w:rPr>
-        <w:t xml:space="preserve">Auto-Ranking</w:t>
-      </w:r>
-      <w:r>
-        <w:rPr>
-          <w:b/>
-          <w:bCs/>
-        </w:rPr>
-        <w:t xml:space="preserve"> </w:t>
-      </w:r>
-      <w:r>
-        <w:rPr>
-          <w:b/>
-          <w:bCs/>
-        </w:rPr>
-        <w:t xml:space="preserve">Triwulanan):</w:t>
-      </w:r>
-      <w:r>
-        <w:t xml:space="preserve"> </w:t>
-      </w:r>
-      <w:r>
-        <w:t xml:space="preserve">Sistem harus menghitung peringkat mitra</w:t>
-      </w:r>
-      <w:r>
-        <w:t xml:space="preserve"> </w:t>
-      </w:r>
-      <w:r>
-        <w:t xml:space="preserve">per triwulan, berdasarkan bulan pembebanan honornya, dengan rumus</w:t>
-      </w:r>
-      <w:r>
-        <w:t xml:space="preserve"> </w:t>
-      </w:r>
-      <w:r>
-        <w:rPr>
-          <w:i/>
-          <w:iCs/>
-        </w:rPr>
-        <w:t xml:space="preserve">nilai akhir = rata-rata nilai + 0,01 × jumlah kegiatan</w:t>
-      </w:r>
-      <w:r>
-        <w:t xml:space="preserve"> </w:t>
-      </w:r>
-      <w:r>
-        <w:t xml:space="preserve">yang diikuti mitra</w:t>
-      </w:r>
-      <w:r>
-        <w:t xml:space="preserve"> </w:t>
-      </w:r>
-      <w:r>
-        <w:t xml:space="preserve">pada triwulan tersebut, lalu mengurutkannya dari nilai tertinggi. Peringkat</w:t>
-      </w:r>
-      <w:r>
-        <w:t xml:space="preserve"> </w:t>
-      </w:r>
-      <w:r>
-        <w:t xml:space="preserve">dapat dilihat dan diunduh (PDF dan Excel) oleh seluruh pegawai sebagai bahan</w:t>
-      </w:r>
-      <w:r>
-        <w:t xml:space="preserve"> </w:t>
-      </w:r>
-      <w:r>
-        <w:t xml:space="preserve">evaluasi dan apresiasi mitra.</w:t>
-      </w:r>
-    </w:p>
-    <w:p>
-      <w:pPr>
-        <w:pStyle w:val="Compact"/>
-        <w:numPr>
-          <w:ilvl w:val="0"/>
-          <w:numId w:val="1004"/>
-        </w:numPr>
-      </w:pPr>
-      <w:r>
-        <w:rPr>
-          <w:b/>
-          <w:bCs/>
-        </w:rPr>
-        <w:t xml:space="preserve">KF-16 (Riwayat dan Arsip Kegiatan):</w:t>
-      </w:r>
-      <w:r>
-        <w:t xml:space="preserve"> </w:t>
-      </w:r>
-      <w:r>
-        <w:t xml:space="preserve">Sistem harus mencatat setiap aksi</w:t>
-      </w:r>
-      <w:r>
-        <w:t xml:space="preserve"> </w:t>
-      </w:r>
-      <w:r>
-        <w:t xml:space="preserve">pengguna pada suatu kegiatan (perubahan data, alokasi, progres, dokumen,</w:t>
-      </w:r>
-      <w:r>
-        <w:t xml:space="preserve"> </w:t>
-      </w:r>
-      <w:r>
-        <w:t xml:space="preserve">penilaian) beserta pelaku dan waktunya. Admin dapat mengarsipkan kegiatan,</w:t>
-      </w:r>
-      <w:r>
-        <w:t xml:space="preserve"> </w:t>
-      </w:r>
-      <w:r>
-        <w:t xml:space="preserve">dan hanya dapat menghapus kegiatan yang belum memiliki alokasi mitra maupun</w:t>
-      </w:r>
-      <w:r>
-        <w:t xml:space="preserve"> </w:t>
-      </w:r>
-      <w:r>
-        <w:t xml:space="preserve">penilaian.</w:t>
-      </w:r>
-    </w:p>
-    <w:bookmarkEnd w:id="12"/>
-    <w:bookmarkStart w:id="13" w:name="Xcaaf3d46061e71c143eef9df6bfdf34507e2a7d"/>
-    <w:p>
-      <w:pPr>
-        <w:pStyle w:val="Heading3"/>
-      </w:pPr>
-      <w:r>
-        <w:t xml:space="preserve">2. Kebutuhan Non-Fungsional</w:t>
-      </w:r>
-    </w:p>
-    <w:p>
-      <w:pPr>
-        <w:pStyle w:val="Compact"/>
-        <w:numPr>
-          <w:ilvl w:val="0"/>
-          <w:numId w:val="1005"/>
-        </w:numPr>
-      </w:pPr>
-      <w:r>
-        <w:rPr>
-          <w:b/>
-          <w:bCs/>
-        </w:rPr>
-        <w:t xml:space="preserve">KNF-01 (Keamanan Akses):</w:t>
-      </w:r>
-      <w:r>
-        <w:t xml:space="preserve"> </w:t>
-      </w:r>
-      <w:r>
-        <w:t xml:space="preserve">Kata sandi disimpan dalam bentuk</w:t>
-      </w:r>
-      <w:r>
-        <w:t xml:space="preserve"> </w:t>
-      </w:r>
-      <w:r>
-        <w:rPr>
-          <w:i/>
-          <w:iCs/>
-        </w:rPr>
-        <w:t xml:space="preserve">hash</w:t>
-      </w:r>
-      <w:r>
-        <w:t xml:space="preserve"> </w:t>
-      </w:r>
-      <w:r>
-        <w:t xml:space="preserve">bcrypt</w:t>
-      </w:r>
-      <w:r>
-        <w:t xml:space="preserve"> </w:t>
-      </w:r>
-      <w:r>
-        <w:t xml:space="preserve">dan harus terdiri dari 8–72 karakter serta tidak sama dengan nama pengguna.</w:t>
-      </w:r>
-      <w:r>
-        <w:t xml:space="preserve"> </w:t>
-      </w:r>
-      <w:r>
-        <w:t xml:space="preserve">Sesi pengguna menggunakan token bertanda tangan HMAC-SHA256 yang berlaku 12</w:t>
-      </w:r>
-      <w:r>
-        <w:t xml:space="preserve"> </w:t>
-      </w:r>
-      <w:r>
-        <w:t xml:space="preserve">jam; mengganti kata sandi langsung mencabut seluruh sesi lama akun tersebut.</w:t>
-      </w:r>
-      <w:r>
-        <w:t xml:space="preserve"> </w:t>
-      </w:r>
-      <w:r>
-        <w:t xml:space="preserve">Percobaan</w:t>
-      </w:r>
-      <w:r>
-        <w:t xml:space="preserve"> </w:t>
-      </w:r>
-      <w:r>
-        <w:rPr>
-          <w:i/>
-          <w:iCs/>
-        </w:rPr>
-        <w:t xml:space="preserve">login</w:t>
-      </w:r>
-      <w:r>
-        <w:t xml:space="preserve"> </w:t>
-      </w:r>
-      <w:r>
-        <w:t xml:space="preserve">dan ganti kata sandi dibatasi (</w:t>
-      </w:r>
-      <w:r>
-        <w:rPr>
-          <w:i/>
-          <w:iCs/>
-        </w:rPr>
-        <w:t xml:space="preserve">rate limiting</w:t>
-      </w:r>
-      <w:r>
-        <w:t xml:space="preserve">). Otorisasi</w:t>
-      </w:r>
-      <w:r>
-        <w:t xml:space="preserve"> </w:t>
-      </w:r>
-      <w:r>
-        <w:t xml:space="preserve">diterapkan berlapis: berdasarkan peran (Admin, Tim Keuangan, Pegawai) dan</w:t>
-      </w:r>
-      <w:r>
-        <w:t xml:space="preserve"> </w:t>
-      </w:r>
-      <w:r>
-        <w:t xml:space="preserve">berdasarkan kepemilikan data (kegiatan hanya dapat disunting pemiliknya;</w:t>
-      </w:r>
-      <w:r>
-        <w:t xml:space="preserve"> </w:t>
-      </w:r>
-      <w:r>
-        <w:t xml:space="preserve">progres dan penilaian hanya oleh PML mitra tersebut). Identitas pelaku</w:t>
-      </w:r>
-      <w:r>
-        <w:t xml:space="preserve"> </w:t>
-      </w:r>
-      <w:r>
-        <w:t xml:space="preserve">selalu diambil dari token, bukan dari data yang dikirim peramban.</w:t>
-      </w:r>
-    </w:p>
-    <w:p>
-      <w:pPr>
-        <w:pStyle w:val="Compact"/>
-        <w:numPr>
-          <w:ilvl w:val="0"/>
-          <w:numId w:val="1005"/>
-        </w:numPr>
-      </w:pPr>
-      <w:r>
-        <w:rPr>
-          <w:b/>
-          <w:bCs/>
-        </w:rPr>
-        <w:t xml:space="preserve">KNF-02 (Penerapan dan Jaringan):</w:t>
-      </w:r>
-      <w:r>
-        <w:t xml:space="preserve"> </w:t>
-      </w:r>
-      <w:r>
-        <w:t xml:space="preserve">Sistem dipasang pada layanan</w:t>
-      </w:r>
-      <w:r>
-        <w:t xml:space="preserve"> </w:t>
-      </w:r>
-      <w:r>
-        <w:rPr>
-          <w:i/>
-          <w:iCs/>
-        </w:rPr>
-        <w:t xml:space="preserve">hosting</w:t>
-      </w:r>
-      <w:r>
-        <w:t xml:space="preserve"> </w:t>
-      </w:r>
-      <w:r>
-        <w:t xml:space="preserve">cPanel milik BPS dan berada di dalam jaringan BPS, sehingga aksesnya terbatas</w:t>
-      </w:r>
-      <w:r>
-        <w:t xml:space="preserve"> </w:t>
-      </w:r>
-      <w:r>
-        <w:t xml:space="preserve">pada pegawai BPS. Dari luar kantor, sistem hanya dapat dibuka melalui koneksi</w:t>
-      </w:r>
-      <w:r>
-        <w:t xml:space="preserve"> </w:t>
-      </w:r>
-      <w:r>
-        <w:t xml:space="preserve">FortiClient VPN BPS.</w:t>
-      </w:r>
-    </w:p>
-    <w:p>
-      <w:pPr>
-        <w:pStyle w:val="Compact"/>
-        <w:numPr>
-          <w:ilvl w:val="0"/>
-          <w:numId w:val="1005"/>
-        </w:numPr>
-      </w:pPr>
-      <w:r>
-        <w:rPr>
-          <w:b/>
-          <w:bCs/>
-        </w:rPr>
-        <w:t xml:space="preserve">KNF-03 (Kinerja dan Pengalaman Pengguna):</w:t>
-      </w:r>
-      <w:r>
-        <w:t xml:space="preserve"> </w:t>
-      </w:r>
-      <w:r>
-        <w:t xml:space="preserve">Sistem dikembangkan sebagai</w:t>
-      </w:r>
-      <w:r>
-        <w:t xml:space="preserve"> </w:t>
-      </w:r>
-      <w:r>
-        <w:rPr>
-          <w:i/>
-          <w:iCs/>
-        </w:rPr>
-        <w:t xml:space="preserve">Single Page Application</w:t>
-      </w:r>
-      <w:r>
-        <w:t xml:space="preserve"> </w:t>
-      </w:r>
-      <w:r>
-        <w:t xml:space="preserve">(SPA) dengan React.js, sehingga perpindahan halaman</w:t>
-      </w:r>
-      <w:r>
-        <w:t xml:space="preserve"> </w:t>
-      </w:r>
-      <w:r>
-        <w:t xml:space="preserve">tidak memuat ulang seluruh halaman. Pustaka berukuran besar (pembuat PDF dan</w:t>
-      </w:r>
-      <w:r>
-        <w:t xml:space="preserve"> </w:t>
-      </w:r>
-      <w:r>
-        <w:t xml:space="preserve">Excel) baru dimuat saat dibutuhkan. Tampilan responsif dan mendukung tema</w:t>
-      </w:r>
-      <w:r>
-        <w:t xml:space="preserve"> </w:t>
-      </w:r>
-      <w:r>
-        <w:t xml:space="preserve">terang/gelap.</w:t>
-      </w:r>
-    </w:p>
-    <w:p>
-      <w:pPr>
-        <w:pStyle w:val="Compact"/>
-        <w:numPr>
-          <w:ilvl w:val="0"/>
-          <w:numId w:val="1005"/>
-        </w:numPr>
-      </w:pPr>
-      <w:r>
-        <w:rPr>
-          <w:b/>
-          <w:bCs/>
-        </w:rPr>
-        <w:t xml:space="preserve">KNF-04 (Integritas Data):</w:t>
-      </w:r>
-      <w:r>
-        <w:t xml:space="preserve"> </w:t>
-      </w:r>
-      <w:r>
-        <w:t xml:space="preserve">Basis data MySQL menjaga keterhubungan data</w:t>
-      </w:r>
-      <w:r>
-        <w:t xml:space="preserve"> </w:t>
-      </w:r>
-      <w:r>
-        <w:t xml:space="preserve">dengan</w:t>
-      </w:r>
-      <w:r>
-        <w:t xml:space="preserve"> </w:t>
-      </w:r>
-      <w:r>
-        <w:rPr>
-          <w:i/>
-          <w:iCs/>
-        </w:rPr>
-        <w:t xml:space="preserve">foreign key</w:t>
-      </w:r>
-      <w:r>
-        <w:t xml:space="preserve"> </w:t>
-      </w:r>
-      <w:r>
-        <w:t xml:space="preserve">dan</w:t>
-      </w:r>
-      <w:r>
-        <w:t xml:space="preserve"> </w:t>
-      </w:r>
-      <w:r>
-        <w:rPr>
-          <w:i/>
-          <w:iCs/>
-        </w:rPr>
-        <w:t xml:space="preserve">unique key</w:t>
-      </w:r>
-      <w:r>
-        <w:t xml:space="preserve">. Penyimpanan kegiatan beserta alokasinya</w:t>
-      </w:r>
-      <w:r>
-        <w:t xml:space="preserve"> </w:t>
-      </w:r>
-      <w:r>
-        <w:t xml:space="preserve">maupun impor mitra berjalan dalam satu transaksi, sehingga kegagalan tidak</w:t>
-      </w:r>
-      <w:r>
-        <w:t xml:space="preserve"> </w:t>
-      </w:r>
-      <w:r>
-        <w:t xml:space="preserve">meninggalkan data setengah tersimpan. Penyuntingan bersamaan dijaga dengan</w:t>
-      </w:r>
-      <w:r>
-        <w:t xml:space="preserve"> </w:t>
-      </w:r>
-      <w:r>
-        <w:t xml:space="preserve">nomor versi kegiatan: simpanan yang didasarkan pada data lama ditolak alih-alih</w:t>
-      </w:r>
-      <w:r>
-        <w:t xml:space="preserve"> </w:t>
-      </w:r>
-      <w:r>
-        <w:t xml:space="preserve">menimpa perubahan orang lain. Penomoran surat dikunci per tahun dan dijaga</w:t>
-      </w:r>
-      <w:r>
-        <w:t xml:space="preserve"> </w:t>
-      </w:r>
-      <w:r>
-        <w:t xml:space="preserve">indeks unik, sehingga nomor surat aktif tidak mungkin kembar walau dibuat</w:t>
-      </w:r>
-      <w:r>
-        <w:t xml:space="preserve"> </w:t>
-      </w:r>
-      <w:r>
-        <w:t xml:space="preserve">bersamaan. Nilai penilaian divalidasi di server (bilangan bulat 1–10).</w:t>
-      </w:r>
-    </w:p>
-    <w:p>
-      <w:pPr>
-        <w:pStyle w:val="Compact"/>
-        <w:numPr>
-          <w:ilvl w:val="0"/>
-          <w:numId w:val="1005"/>
-        </w:numPr>
-      </w:pPr>
-      <w:r>
-        <w:rPr>
-          <w:b/>
-          <w:bCs/>
-        </w:rPr>
-        <w:t xml:space="preserve">KNF-05 (Keterlacakan/Audit):</w:t>
-      </w:r>
-      <w:r>
-        <w:t xml:space="preserve"> </w:t>
-      </w:r>
-      <w:r>
-        <w:t xml:space="preserve">Setiap perubahan penting tercatat pada tabel</w:t>
-      </w:r>
-      <w:r>
-        <w:t xml:space="preserve"> </w:t>
-      </w:r>
-      <w:r>
-        <w:t xml:space="preserve">riwayat (riwayat kegiatan dan riwayat nomor surat), termasuk pelaku dan</w:t>
-      </w:r>
-      <w:r>
-        <w:t xml:space="preserve"> </w:t>
-      </w:r>
-      <w:r>
-        <w:t xml:space="preserve">waktunya. Surat yang tidak dipakai dibatalkan dengan catatan, bukan dihapus</w:t>
-      </w:r>
-      <w:r>
-        <w:t xml:space="preserve"> </w:t>
-      </w:r>
-      <w:r>
-        <w:t xml:space="preserve">diam-diam, dan mitra yang berhenti dinonaktifkan, bukan dihapus.</w:t>
-      </w:r>
-    </w:p>
-    <w:p>
-      <w:pPr>
-        <w:pStyle w:val="Compact"/>
-        <w:numPr>
-          <w:ilvl w:val="0"/>
-          <w:numId w:val="1005"/>
-        </w:numPr>
-      </w:pPr>
-      <w:r>
-        <w:rPr>
-          <w:b/>
-          <w:bCs/>
-        </w:rPr>
-        <w:t xml:space="preserve">KNF-06 (Arsip Dokumen):</w:t>
-      </w:r>
-      <w:r>
-        <w:t xml:space="preserve"> </w:t>
-      </w:r>
-      <w:r>
-        <w:t xml:space="preserve">Dokumen disimpan sebagai tautan (maksimal 512</w:t>
-      </w:r>
-      <w:r>
-        <w:t xml:space="preserve"> </w:t>
-      </w:r>
-      <w:r>
-        <w:t xml:space="preserve">karakter) ke penyimpanan resmi instansi, dengan validasi format dan panjang</w:t>
-      </w:r>
-      <w:r>
-        <w:t xml:space="preserve"> </w:t>
-      </w:r>
-      <w:r>
-        <w:t xml:space="preserve">tautan sebelum disimpan, sehingga berkas asli tetap berada di penyimpanan</w:t>
-      </w:r>
-      <w:r>
-        <w:t xml:space="preserve"> </w:t>
-      </w:r>
-      <w:r>
-        <w:t xml:space="preserve">yang dikelola instansi.</w:t>
-      </w:r>
-    </w:p>
-    <w:p>
-      <w:pPr>
-        <w:pStyle w:val="Compact"/>
-        <w:numPr>
-          <w:ilvl w:val="0"/>
-          <w:numId w:val="1005"/>
-        </w:numPr>
-      </w:pPr>
-      <w:r>
-        <w:rPr>
-          <w:b/>
-          <w:bCs/>
-        </w:rPr>
-        <w:t xml:space="preserve">KNF-07 (Kesiapan Integrasi):</w:t>
-      </w:r>
-      <w:r>
-        <w:t xml:space="preserve"> </w:t>
-      </w:r>
-      <w:r>
-        <w:t xml:space="preserve">Seluruh modul berkomunikasi melalui RESTful</w:t>
-      </w:r>
-      <w:r>
-        <w:t xml:space="preserve"> </w:t>
-      </w:r>
-      <w:r>
-        <w:t xml:space="preserve">API. Tabel kegiatan juga sudah memiliki kolom penanda kegiatan FASIH dan</w:t>
-      </w:r>
-      <w:r>
-        <w:t xml:space="preserve"> </w:t>
-      </w:r>
-      <w:r>
-        <w:t xml:space="preserve">pemilih sumber progres di sisi server, sehingga sumber data progres dapat</w:t>
-      </w:r>
-      <w:r>
-        <w:t xml:space="preserve"> </w:t>
-      </w:r>
-      <w:r>
-        <w:t xml:space="preserve">disambungkan ke FASIH tanpa mengubah struktur basis data maupun antarmuka.</w:t>
-      </w:r>
-      <w:r>
-        <w:t xml:space="preserve"> </w:t>
-      </w:r>
-      <w:r>
-        <w:t xml:space="preserve">Penanda tersebut belum disediakan di formulir kegiatan karena sambungan ke</w:t>
-      </w:r>
-      <w:r>
-        <w:t xml:space="preserve"> </w:t>
-      </w:r>
-      <w:r>
-        <w:t xml:space="preserve">FASIH belum tersedia.</w:t>
-      </w:r>
-    </w:p>
-    <w:p>
-      <w:r>
-        <w:pict>
-          <v:rect style="width:0;height:1.5pt" o:hralign="center" o:hrstd="t" o:hr="t"/>
-        </w:pict>
-      </w:r>
-    </w:p>
-    <w:bookmarkEnd w:id="13"/>
-    <w:bookmarkEnd w:id="14"/>
-    <w:bookmarkStart w:id="15" w:name="X4f0ab50f2c80fcfd6a7c6d5108c1add9b2770ab"/>
-    <w:p>
-      <w:pPr>
-        <w:pStyle w:val="Heading2"/>
-      </w:pPr>
-      <w:r>
-        <w:t xml:space="preserve">4.2.1 Proses Bisnis Sistem Usulan — narasi pengganti</w:t>
-      </w:r>
-    </w:p>
-    <w:p>
-      <w:pPr>
-        <w:pStyle w:val="Compact"/>
-        <w:numPr>
-          <w:ilvl w:val="0"/>
-          <w:numId w:val="1006"/>
-        </w:numPr>
-      </w:pPr>
-      <w:r>
-        <w:rPr>
-          <w:b/>
-          <w:bCs/>
-        </w:rPr>
-        <w:t xml:space="preserve">Perencanaan dan Alokasi.</w:t>
-      </w:r>
-      <w:r>
-        <w:t xml:space="preserve"> </w:t>
-      </w:r>
-      <w:r>
-        <w:t xml:space="preserve">Ketua Tim atau pegawai pembuat kegiatan</w:t>
-      </w:r>
-      <w:r>
-        <w:t xml:space="preserve"> </w:t>
-      </w:r>
-      <w:r>
-        <w:t xml:space="preserve">mengisi informasi kegiatan, jadwal tahap, dan tahap yang digunakan, lalu</w:t>
-      </w:r>
-      <w:r>
-        <w:t xml:space="preserve"> </w:t>
-      </w:r>
-      <w:r>
-        <w:t xml:space="preserve">memilih mitra aktif yang dapat disaring menurut kecamatan dan desa,</w:t>
-      </w:r>
-      <w:r>
-        <w:t xml:space="preserve"> </w:t>
-      </w:r>
-      <w:r>
-        <w:t xml:space="preserve">lalu mengalokasikannya beserta PML, beban kerja, harga satuan, dan</w:t>
-      </w:r>
-      <w:r>
-        <w:t xml:space="preserve"> </w:t>
-      </w:r>
-      <w:r>
-        <w:t xml:space="preserve">metode pembebanan. Sistem membagi muatan ke bulan pembebanan dan</w:t>
-      </w:r>
-      <w:r>
-        <w:t xml:space="preserve"> </w:t>
-      </w:r>
-      <w:r>
-        <w:t xml:space="preserve">menjumlahkan honor setiap bulan dengan honor mitra tersebut di kegiatan</w:t>
-      </w:r>
-      <w:r>
-        <w:t xml:space="preserve"> </w:t>
-      </w:r>
-      <w:r>
-        <w:t xml:space="preserve">lain. Bila total honor bulanan melebihi batas SBM, sistem menampilkan</w:t>
-      </w:r>
-      <w:r>
-        <w:t xml:space="preserve"> </w:t>
-      </w:r>
-      <w:r>
-        <w:t xml:space="preserve">peringatan dan meminta Ketua Tim merevisi alokasi atau mengonfirmasi</w:t>
-      </w:r>
-      <w:r>
-        <w:t xml:space="preserve"> </w:t>
-      </w:r>
-      <w:r>
-        <w:t xml:space="preserve">penyimpanan. Data kegiatan, alokasi, dan pembebanan honor kemudian</w:t>
-      </w:r>
-      <w:r>
-        <w:t xml:space="preserve"> </w:t>
-      </w:r>
-      <w:r>
-        <w:t xml:space="preserve">tersimpan di basis data terpusat, dan sistem membuat daftar dokumen wajib</w:t>
-      </w:r>
-      <w:r>
-        <w:t xml:space="preserve"> </w:t>
-      </w:r>
-      <w:r>
-        <w:t xml:space="preserve">setiap tahap.</w:t>
-      </w:r>
-    </w:p>
-    <w:p>
-      <w:pPr>
-        <w:pStyle w:val="Compact"/>
-        <w:numPr>
-          <w:ilvl w:val="0"/>
-          <w:numId w:val="1006"/>
-        </w:numPr>
-      </w:pPr>
-      <w:r>
-        <w:rPr>
-          <w:b/>
-          <w:bCs/>
-        </w:rPr>
-        <w:t xml:space="preserve">Kontrak Kerja.</w:t>
-      </w:r>
-      <w:r>
-        <w:t xml:space="preserve"> </w:t>
-      </w:r>
-      <w:r>
-        <w:t xml:space="preserve">Tim Keuangan memilih bulan honor, melengkapi uraian tugas</w:t>
-      </w:r>
-      <w:r>
-        <w:t xml:space="preserve"> </w:t>
-      </w:r>
-      <w:r>
-        <w:t xml:space="preserve">dan kode anggaran, lalu membuat SPK dalam format PDF. Setiap mitra</w:t>
-      </w:r>
-      <w:r>
-        <w:t xml:space="preserve"> </w:t>
-      </w:r>
-      <w:r>
-        <w:t xml:space="preserve">mendapat satu SPK per bulan dengan nomor yang diberikan otomatis oleh</w:t>
-      </w:r>
-      <w:r>
-        <w:t xml:space="preserve"> </w:t>
-      </w:r>
-      <w:r>
-        <w:t xml:space="preserve">sistem.</w:t>
-      </w:r>
-    </w:p>
-    <w:p>
-      <w:pPr>
-        <w:pStyle w:val="Compact"/>
-        <w:numPr>
-          <w:ilvl w:val="0"/>
-          <w:numId w:val="1006"/>
-        </w:numPr>
-      </w:pPr>
-      <w:r>
-        <w:rPr>
-          <w:b/>
-          <w:bCs/>
-        </w:rPr>
-        <w:t xml:space="preserve">Pelaksanaan dan Monitoring.</w:t>
-      </w:r>
-      <w:r>
-        <w:t xml:space="preserve"> </w:t>
-      </w:r>
-      <w:r>
-        <w:t xml:space="preserve">PML menginput progres mitra yang</w:t>
-      </w:r>
-      <w:r>
-        <w:t xml:space="preserve"> </w:t>
-      </w:r>
-      <w:r>
-        <w:t xml:space="preserve">diawasinya ke sistem. Sistem</w:t>
-      </w:r>
-      <w:r>
-        <w:t xml:space="preserve"> </w:t>
-      </w:r>
-      <w:r>
-        <w:t xml:space="preserve">memperbarui</w:t>
-      </w:r>
-      <w:r>
-        <w:t xml:space="preserve"> </w:t>
-      </w:r>
-      <w:r>
-        <w:rPr>
-          <w:i/>
-          <w:iCs/>
-        </w:rPr>
-        <w:t xml:space="preserve">dashboard</w:t>
-      </w:r>
-      <w:r>
-        <w:t xml:space="preserve"> </w:t>
-      </w:r>
-      <w:r>
-        <w:t xml:space="preserve">monitoring sehingga perkembangan seluruh kegiatan</w:t>
-      </w:r>
-      <w:r>
-        <w:t xml:space="preserve"> </w:t>
-      </w:r>
-      <w:r>
-        <w:t xml:space="preserve">dapat dipantau dari satu tempat.</w:t>
-      </w:r>
-    </w:p>
-    <w:p>
-      <w:pPr>
-        <w:pStyle w:val="Compact"/>
-        <w:numPr>
-          <w:ilvl w:val="0"/>
-          <w:numId w:val="1006"/>
-        </w:numPr>
-      </w:pPr>
-      <w:r>
-        <w:rPr>
-          <w:b/>
-          <w:bCs/>
-        </w:rPr>
-        <w:t xml:space="preserve">Administrasi Dokumen.</w:t>
-      </w:r>
-      <w:r>
-        <w:t xml:space="preserve"> </w:t>
-      </w:r>
-      <w:r>
-        <w:t xml:space="preserve">Ketua Tim mengisi tautan dokumen setiap tahap.</w:t>
-      </w:r>
-      <w:r>
-        <w:t xml:space="preserve"> </w:t>
-      </w:r>
-      <w:r>
-        <w:t xml:space="preserve">Dokumen yang menjadi tanggung jawab Tim Keuangan diisi oleh Tim Keuangan</w:t>
-      </w:r>
-      <w:r>
-        <w:t xml:space="preserve"> </w:t>
-      </w:r>
-      <w:r>
-        <w:t xml:space="preserve">sendiri. Untuk dokumen yang masih kosong, Tim Keuangan dapat mengirim</w:t>
-      </w:r>
-      <w:r>
-        <w:t xml:space="preserve"> </w:t>
-      </w:r>
-      <w:r>
-        <w:t xml:space="preserve">pengingat yang muncul sebagai notifikasi bagi Ketua Tim.</w:t>
-      </w:r>
-    </w:p>
-    <w:p>
-      <w:pPr>
-        <w:pStyle w:val="Compact"/>
-        <w:numPr>
-          <w:ilvl w:val="0"/>
-          <w:numId w:val="1006"/>
-        </w:numPr>
-      </w:pPr>
-      <w:r>
-        <w:rPr>
-          <w:b/>
-          <w:bCs/>
-        </w:rPr>
-        <w:t xml:space="preserve">Verifikasi dan Pemeliharaan Surat.</w:t>
-      </w:r>
-      <w:r>
-        <w:t xml:space="preserve"> </w:t>
-      </w:r>
-      <w:r>
-        <w:t xml:space="preserve">Tim Keuangan memeriksa dokumen dan</w:t>
-      </w:r>
-      <w:r>
-        <w:t xml:space="preserve"> </w:t>
-      </w:r>
-      <w:r>
-        <w:t xml:space="preserve">menyetujuinya, per dokumen atau sekaligus satu tahap. Dokumen yang tidak</w:t>
-      </w:r>
-      <w:r>
-        <w:t xml:space="preserve"> </w:t>
-      </w:r>
-      <w:r>
-        <w:t xml:space="preserve">valid ditolak dengan catatan; Ketua Tim menerima notifikasi, memperbaiki</w:t>
-      </w:r>
-      <w:r>
-        <w:t xml:space="preserve"> </w:t>
-      </w:r>
-      <w:r>
-        <w:t xml:space="preserve">tautannya, dan dokumen kembali menunggu pemeriksaan. Bila honor atau muatan</w:t>
-      </w:r>
-      <w:r>
-        <w:t xml:space="preserve"> </w:t>
-      </w:r>
-      <w:r>
-        <w:t xml:space="preserve">berubah setelah SPK terbit, sistem memberi notifikasi kepada Tim Keuangan</w:t>
-      </w:r>
-      <w:r>
-        <w:t xml:space="preserve"> </w:t>
-      </w:r>
-      <w:r>
-        <w:t xml:space="preserve">untuk memperbarui isi surat dengan nomor yang sama atau membatalkannya.</w:t>
-      </w:r>
-      <w:r>
-        <w:t xml:space="preserve"> </w:t>
-      </w:r>
-      <w:r>
-        <w:t xml:space="preserve">Setelah pekerjaan selesai, Tim Keuangan membuat BAST yang nomornya</w:t>
-      </w:r>
-      <w:r>
-        <w:t xml:space="preserve"> </w:t>
-      </w:r>
-      <w:r>
-        <w:t xml:space="preserve">mengikuti nomor SPK.</w:t>
-      </w:r>
-    </w:p>
-    <w:p>
-      <w:pPr>
-        <w:pStyle w:val="Compact"/>
-        <w:numPr>
-          <w:ilvl w:val="0"/>
-          <w:numId w:val="1006"/>
-        </w:numPr>
-      </w:pPr>
-      <w:r>
-        <w:rPr>
-          <w:b/>
-          <w:bCs/>
-        </w:rPr>
-        <w:t xml:space="preserve">Evaluasi.</w:t>
-      </w:r>
-      <w:r>
-        <w:t xml:space="preserve"> </w:t>
-      </w:r>
-      <w:r>
-        <w:t xml:space="preserve">PML menilai kinerja mitra yang diawasinya pada tiga aspek.</w:t>
-      </w:r>
-      <w:r>
-        <w:t xml:space="preserve"> </w:t>
-      </w:r>
-      <w:r>
-        <w:t xml:space="preserve">Sistem menghitung rata-rata nilai dan menyusun peringkat mitra per</w:t>
-      </w:r>
-      <w:r>
-        <w:t xml:space="preserve"> </w:t>
-      </w:r>
-      <w:r>
-        <w:t xml:space="preserve">triwulan secara otomatis. Peringkat itu dapat dilihat dan diunduh seluruh</w:t>
-      </w:r>
-      <w:r>
-        <w:t xml:space="preserve"> </w:t>
-      </w:r>
-      <w:r>
-        <w:t xml:space="preserve">pegawai, termasuk pegawai yang ditugasi merekap penilaian, sebagai bahan</w:t>
-      </w:r>
-      <w:r>
-        <w:t xml:space="preserve"> </w:t>
-      </w:r>
-      <w:r>
-        <w:t xml:space="preserve">evaluasi dan apresiasi mitra serta pertimbangan alokasi berikutnya.</w:t>
-      </w:r>
-      <w:r>
-        <w:t xml:space="preserve"> </w:t>
-      </w:r>
-      <w:r>
-        <w:t xml:space="preserve">Status kegiatan berubah menjadi "Selesai" setelah tanggal selesai tahap</w:t>
-      </w:r>
-      <w:r>
-        <w:t xml:space="preserve"> </w:t>
-      </w:r>
-      <w:r>
-        <w:t xml:space="preserve">Diseminasi &amp; Evaluasi terlewati.</w:t>
+        <w:t xml:space="preserve">Bentuk penyajian mengikuti arahan pembimbing:</w:t>
+      </w:r>
+      <w:r>
+        <w:t xml:space="preserve"> </w:t>
+      </w:r>
+      <w:r>
+        <w:t xml:space="preserve">tabel tiga kolom berisi kode,</w:t>
+      </w:r>
+      <w:r>
+        <w:t xml:space="preserve"> </w:t>
+      </w:r>
+      <w:r>
+        <w:t xml:space="preserve">nama modul, dan penjelasan. Penjelasannya diringkas agar mudah dibaca sekali</w:t>
+      </w:r>
+      <w:r>
+        <w:t xml:space="preserve"> </w:t>
+      </w:r>
+      <w:r>
+        <w:t xml:space="preserve">lihat, tetapi seluruh aturan penting tetap disebut. Versi prosa yang lebih</w:t>
+      </w:r>
+      <w:r>
+        <w:t xml:space="preserve"> </w:t>
+      </w:r>
+      <w:r>
+        <w:t xml:space="preserve">panjang disimpan di bawah tabel sebagai cadangan, bukan untuk dimasukkan ke buku.</w:t>
       </w:r>
     </w:p>
     <w:p>
@@ -3317,442 +1516,7 @@
           <w:b/>
           <w:bCs/>
         </w:rPr>
-        <w:t xml:space="preserve">Gambar untuk subbab ini:</w:t>
-      </w:r>
-    </w:p>
-    <w:p>
-      <w:pPr>
-        <w:pStyle w:val="Compact"/>
-        <w:numPr>
-          <w:ilvl w:val="0"/>
-          <w:numId w:val="1007"/>
-        </w:numPr>
-      </w:pPr>
-      <w:r>
-        <w:t xml:space="preserve">Activity Diagram Alur Proses Bisnis Sistem Usulan pada OPTIMA (</w:t>
-      </w:r>
-      <w:r>
-        <w:rPr>
-          <w:rStyle w:val="VerbatimChar"/>
-        </w:rPr>
-        <w:t xml:space="preserve">02</w:t>
-      </w:r>
-      <w:r>
-        <w:t xml:space="preserve">) —</w:t>
-      </w:r>
-      <w:r>
-        <w:t xml:space="preserve"> </w:t>
-      </w:r>
-      <w:r>
-        <w:t xml:space="preserve">satu-satunya gambar di 4.2.1. Diagram ini menggambarkan garis besar satu</w:t>
-      </w:r>
-      <w:r>
-        <w:t xml:space="preserve"> </w:t>
-      </w:r>
-      <w:r>
-        <w:t xml:space="preserve">siklus kegiatan; percabangan dan aturan rincinya (validasi SBM, verifikasi</w:t>
-      </w:r>
-      <w:r>
-        <w:t xml:space="preserve"> </w:t>
-      </w:r>
-      <w:r>
-        <w:t xml:space="preserve">dokumen, penomoran surat, hak akses penilaian, dan seterusnya) tidak</w:t>
-      </w:r>
-      <w:r>
-        <w:t xml:space="preserve"> </w:t>
-      </w:r>
-      <w:r>
-        <w:t xml:space="preserve">digambar di sini agar diagramnya tetap ringkas.</w:t>
-      </w:r>
-    </w:p>
-    <w:p>
-      <w:pPr>
-        <w:pStyle w:val="BlockText"/>
-      </w:pPr>
-      <w:r>
-        <w:rPr>
-          <w:b/>
-          <w:bCs/>
-        </w:rPr>
-        <w:t xml:space="preserve">Catatan penempatan:</w:t>
-      </w:r>
-      <w:r>
-        <w:t xml:space="preserve"> </w:t>
-      </w:r>
-      <w:r>
-        <w:t xml:space="preserve">Diagram</w:t>
-      </w:r>
-      <w:r>
-        <w:t xml:space="preserve"> </w:t>
-      </w:r>
-      <w:r>
-        <w:rPr>
-          <w:rStyle w:val="VerbatimChar"/>
-        </w:rPr>
-        <w:t xml:space="preserve">03</w:t>
-      </w:r>
-      <w:r>
-        <w:t xml:space="preserve"> </w:t>
-      </w:r>
-      <w:r>
-        <w:t xml:space="preserve">s.d.</w:t>
-      </w:r>
-      <w:r>
-        <w:t xml:space="preserve"> </w:t>
-      </w:r>
-      <w:r>
-        <w:rPr>
-          <w:rStyle w:val="VerbatimChar"/>
-        </w:rPr>
-        <w:t xml:space="preserve">11</w:t>
-      </w:r>
-      <w:r>
-        <w:t xml:space="preserve"> </w:t>
-      </w:r>
-      <w:r>
-        <w:t xml:space="preserve">(rincian tiap proses pada</w:t>
-      </w:r>
-      <w:r>
-        <w:t xml:space="preserve"> </w:t>
-      </w:r>
-      <w:r>
-        <w:t xml:space="preserve">narasi poin 1–6 di atas)</w:t>
-      </w:r>
-      <w:r>
-        <w:t xml:space="preserve"> </w:t>
-      </w:r>
-      <w:r>
-        <w:rPr>
-          <w:b/>
-          <w:bCs/>
-        </w:rPr>
-        <w:t xml:space="preserve">tidak diulang di 4.2.1</w:t>
-      </w:r>
-      <w:r>
-        <w:t xml:space="preserve">. Ketujuhnya sudah</w:t>
-      </w:r>
-      <w:r>
-        <w:t xml:space="preserve"> </w:t>
-      </w:r>
-      <w:r>
-        <w:t xml:space="preserve">dipindahkan ke subbab tersendiri, 4.2.3 Activity Diagram (lihat</w:t>
-      </w:r>
-      <w:r>
-        <w:t xml:space="preserve"> </w:t>
-      </w:r>
-      <w:r>
-        <w:rPr>
-          <w:rStyle w:val="VerbatimChar"/>
-        </w:rPr>
-        <w:t xml:space="preserve">draf-bab4-activity-diagram.md</w:t>
-      </w:r>
-      <w:r>
-        <w:t xml:space="preserve">), lengkap dengan narasinya masing-masing.</w:t>
-      </w:r>
-      <w:r>
-        <w:t xml:space="preserve"> </w:t>
-      </w:r>
-      <w:r>
-        <w:t xml:space="preserve">Bila pembimbing lebih menyukai gaya lama (satu diagram rinci menyertai</w:t>
-      </w:r>
-      <w:r>
-        <w:t xml:space="preserve"> </w:t>
-      </w:r>
-      <w:r>
-        <w:t xml:space="preserve">setiap poin narasi di 4.2.1), pindahkan isi 4.2.3 ke sini dan hapus subbab</w:t>
-      </w:r>
-      <w:r>
-        <w:t xml:space="preserve"> </w:t>
-      </w:r>
-      <w:r>
-        <w:t xml:space="preserve">itu — jangan menaruhnya di kedua tempat.</w:t>
-      </w:r>
-    </w:p>
-    <w:p>
-      <w:r>
-        <w:pict>
-          <v:rect style="width:0;height:1.5pt" o:hralign="center" o:hrstd="t" o:hr="t"/>
-        </w:pict>
-      </w:r>
-    </w:p>
-    <w:bookmarkEnd w:id="15"/>
-    <w:bookmarkStart w:id="18" w:name="X667792c60b7cda7044b143c8b904a1f72b638a2"/>
-    <w:p>
-      <w:pPr>
-        <w:pStyle w:val="Heading2"/>
-      </w:pPr>
-      <w:r>
-        <w:t xml:space="preserve">4.2.2 Use Case Diagram — teks pengantar dan tabel</w:t>
-      </w:r>
-    </w:p>
-    <w:p>
-      <w:pPr>
-        <w:pStyle w:val="FirstParagraph"/>
-      </w:pPr>
-      <w:r>
-        <w:t xml:space="preserve">Hak akses pada sistem dibedakan berdasarkan tiga peran akun, yaitu Admin, Tim</w:t>
-      </w:r>
-      <w:r>
-        <w:t xml:space="preserve"> </w:t>
-      </w:r>
-      <w:r>
-        <w:t xml:space="preserve">Keuangan (peran</w:t>
-      </w:r>
-      <w:r>
-        <w:t xml:space="preserve"> </w:t>
-      </w:r>
-      <w:r>
-        <w:rPr>
-          <w:i/>
-          <w:iCs/>
-        </w:rPr>
-        <w:t xml:space="preserve">supervisor</w:t>
-      </w:r>
-      <w:r>
-        <w:t xml:space="preserve">), dan Pegawai. Pegawai kemudian dapat berperan</w:t>
-      </w:r>
-      <w:r>
-        <w:t xml:space="preserve"> </w:t>
-      </w:r>
-      <w:r>
-        <w:t xml:space="preserve">sebagai Ketua Tim/Pembuat Kegiatan atau PML bergantung pada keterkaitannya</w:t>
-      </w:r>
-      <w:r>
-        <w:t xml:space="preserve"> </w:t>
-      </w:r>
-      <w:r>
-        <w:t xml:space="preserve">dengan suatu kegiatan. Karena itu, aktor Ketua Tim, PML, dan Tim Keuangan</w:t>
-      </w:r>
-      <w:r>
-        <w:t xml:space="preserve"> </w:t>
-      </w:r>
-      <w:r>
-        <w:t xml:space="preserve">digambarkan sebagai spesialisasi dari aktor Pegawai, dan setiap aktor mewarisi</w:t>
-      </w:r>
-      <w:r>
-        <w:t xml:space="preserve"> </w:t>
-      </w:r>
-      <w:r>
-        <w:t xml:space="preserve">seluruh use case aktor Pegawai.</w:t>
-      </w:r>
-    </w:p>
-    <w:bookmarkStart w:id="16" w:name="tabel-definisi-aktor"/>
-    <w:p>
-      <w:pPr>
-        <w:pStyle w:val="Heading3"/>
-      </w:pPr>
-      <w:r>
-        <w:t xml:space="preserve">Tabel Definisi Aktor</w:t>
-      </w:r>
-    </w:p>
-    <w:tbl>
-      <w:tblPr>
-        <w:tblStyle w:val="Table"/>
-        <w:tblW w:type="auto" w:w="0"/>
-        <w:tblLook w:firstRow="1" w:lastRow="0" w:firstColumn="0" w:lastColumn="0" w:noHBand="0" w:noVBand="0" w:val="0020"/>
-      </w:tblPr>
-      <w:tblGrid>
-        <w:gridCol w:w="3960"/>
-        <w:gridCol w:w="3960"/>
-      </w:tblGrid>
-      <w:tr>
-        <w:trPr>
-          <w:tblHeader w:val="on"/>
-        </w:trPr>
-        <w:tc>
-          <w:tcPr/>
-          <w:p>
-            <w:pPr>
-              <w:pStyle w:val="Compact"/>
-            </w:pPr>
-            <w:r>
-              <w:t xml:space="preserve">Aktor</w:t>
-            </w:r>
-          </w:p>
-        </w:tc>
-        <w:tc>
-          <w:tcPr/>
-          <w:p>
-            <w:pPr>
-              <w:pStyle w:val="Compact"/>
-            </w:pPr>
-            <w:r>
-              <w:t xml:space="preserve">Deskripsi</w:t>
-            </w:r>
-          </w:p>
-        </w:tc>
-      </w:tr>
-      <w:tr>
-        <w:tc>
-          <w:tcPr/>
-          <w:p>
-            <w:pPr>
-              <w:pStyle w:val="Compact"/>
-            </w:pPr>
-            <w:r>
-              <w:t xml:space="preserve">Pegawai</w:t>
-            </w:r>
-          </w:p>
-        </w:tc>
-        <w:tc>
-          <w:tcPr/>
-          <w:p>
-            <w:pPr>
-              <w:pStyle w:val="Compact"/>
-            </w:pPr>
-            <w:r>
-              <w:t xml:space="preserve">Setiap pengguna yang telah</w:t>
-            </w:r>
-            <w:r>
-              <w:t xml:space="preserve"> </w:t>
-            </w:r>
-            <w:r>
-              <w:rPr>
-                <w:i/>
-                <w:iCs/>
-              </w:rPr>
-              <w:t xml:space="preserve">login</w:t>
-            </w:r>
-            <w:r>
-              <w:t xml:space="preserve">. Dapat melihat</w:t>
-            </w:r>
-            <w:r>
-              <w:t xml:space="preserve"> </w:t>
-            </w:r>
-            <w:r>
-              <w:rPr>
-                <w:i/>
-                <w:iCs/>
-              </w:rPr>
-              <w:t xml:space="preserve">dashboard</w:t>
-            </w:r>
-            <w:r>
-              <w:t xml:space="preserve"> </w:t>
-            </w:r>
-            <w:r>
-              <w:t xml:space="preserve">monitoring, membuat kegiatan, melihat dan mengekspor daftar mitra, melihat rekap honor dan penilaian, notifikasi, riwayat kegiatan, serta mengganti kata sandinya.</w:t>
-            </w:r>
-          </w:p>
-        </w:tc>
-      </w:tr>
-      <w:tr>
-        <w:tc>
-          <w:tcPr/>
-          <w:p>
-            <w:pPr>
-              <w:pStyle w:val="Compact"/>
-            </w:pPr>
-            <w:r>
-              <w:t xml:space="preserve">Ketua Tim / Pembuat Kegiatan</w:t>
-            </w:r>
-          </w:p>
-        </w:tc>
-        <w:tc>
-          <w:tcPr/>
-          <w:p>
-            <w:pPr>
-              <w:pStyle w:val="Compact"/>
-            </w:pPr>
-            <w:r>
-              <w:t xml:space="preserve">Pegawai yang menjadi ketua tim suatu kegiatan atau yang membuatnya. Berhak menyunting kegiatan beserta alokasi mitra dan mengelola dokumen kegiatannya.</w:t>
-            </w:r>
-          </w:p>
-        </w:tc>
-      </w:tr>
-      <w:tr>
-        <w:tc>
-          <w:tcPr/>
-          <w:p>
-            <w:pPr>
-              <w:pStyle w:val="Compact"/>
-            </w:pPr>
-            <w:r>
-              <w:t xml:space="preserve">PML</w:t>
-            </w:r>
-          </w:p>
-        </w:tc>
-        <w:tc>
-          <w:tcPr/>
-          <w:p>
-            <w:pPr>
-              <w:pStyle w:val="Compact"/>
-            </w:pPr>
-            <w:r>
-              <w:t xml:space="preserve">Pegawai yang ditugaskan sebagai pengawas mitra pada suatu alokasi. Berhak menginput progres dan menilai kinerja mitra yang diawasinya.</w:t>
-            </w:r>
-          </w:p>
-        </w:tc>
-      </w:tr>
-      <w:tr>
-        <w:tc>
-          <w:tcPr/>
-          <w:p>
-            <w:pPr>
-              <w:pStyle w:val="Compact"/>
-            </w:pPr>
-            <w:r>
-              <w:t xml:space="preserve">Tim Keuangan</w:t>
-            </w:r>
-          </w:p>
-        </w:tc>
-        <w:tc>
-          <w:tcPr/>
-          <w:p>
-            <w:pPr>
-              <w:pStyle w:val="Compact"/>
-            </w:pPr>
-            <w:r>
-              <w:t xml:space="preserve">Pengguna berperan</w:t>
-            </w:r>
-            <w:r>
-              <w:t xml:space="preserve"> </w:t>
-            </w:r>
-            <w:r>
-              <w:rPr>
-                <w:i/>
-                <w:iCs/>
-              </w:rPr>
-              <w:t xml:space="preserve">supervisor</w:t>
-            </w:r>
-            <w:r>
-              <w:t xml:space="preserve">. Mengatur batas honor bulanan (SBM), memverifikasi dokumen, mengirim pengingat, mengatur penanggung jawab dokumen, mengelola template surat, membuat SPK dan BAST, serta memelihara surat pada Riwayat Penyuratan.</w:t>
-            </w:r>
-          </w:p>
-        </w:tc>
-      </w:tr>
-      <w:tr>
-        <w:tc>
-          <w:tcPr/>
-          <w:p>
-            <w:pPr>
-              <w:pStyle w:val="Compact"/>
-            </w:pPr>
-            <w:r>
-              <w:t xml:space="preserve">Admin</w:t>
-            </w:r>
-          </w:p>
-        </w:tc>
-        <w:tc>
-          <w:tcPr/>
-          <w:p>
-            <w:pPr>
-              <w:pStyle w:val="Compact"/>
-            </w:pPr>
-            <w:r>
-              <w:t xml:space="preserve">Pengguna dengan hak akses tertinggi. Mengelola data master (pengguna, ketua tim, mitra), mengimpor dan menonaktifkan mitra, mengarsipkan/menghapus kegiatan, dan dapat menjalankan seluruh use case aktor lain.</w:t>
-            </w:r>
-          </w:p>
-        </w:tc>
-      </w:tr>
-    </w:tbl>
-    <w:bookmarkEnd w:id="16"/>
-    <w:bookmarkStart w:id="17" w:name="tabel-deskripsi-use-case"/>
-    <w:p>
-      <w:pPr>
-        <w:pStyle w:val="Heading3"/>
-      </w:pPr>
-      <w:r>
-        <w:t xml:space="preserve">Tabel Deskripsi Use Case</w:t>
+        <w:t xml:space="preserve">Tabel …: Kebutuhan Fungsional Sistem</w:t>
       </w:r>
     </w:p>
     <w:tbl>
@@ -3777,1289 +1541,1684 @@
               <w:pStyle w:val="Compact"/>
             </w:pPr>
             <w:r>
-              <w:t xml:space="preserve">Use Case</w:t>
-            </w:r>
-          </w:p>
-        </w:tc>
-        <w:tc>
-          <w:tcPr/>
-          <w:p>
-            <w:pPr>
-              <w:pStyle w:val="Compact"/>
-            </w:pPr>
-            <w:r>
-              <w:t xml:space="preserve">Aktor</w:t>
-            </w:r>
-          </w:p>
-        </w:tc>
-        <w:tc>
-          <w:tcPr/>
-          <w:p>
-            <w:pPr>
-              <w:pStyle w:val="Compact"/>
-            </w:pPr>
-            <w:r>
-              <w:t xml:space="preserve">Deskripsi</w:t>
-            </w:r>
-          </w:p>
-        </w:tc>
-      </w:tr>
-      <w:tr>
-        <w:tc>
-          <w:tcPr/>
-          <w:p>
-            <w:pPr>
-              <w:pStyle w:val="Compact"/>
-            </w:pPr>
-            <w:r>
-              <w:t xml:space="preserve">Login</w:t>
-            </w:r>
-          </w:p>
-        </w:tc>
-        <w:tc>
-          <w:tcPr/>
-          <w:p>
-            <w:pPr>
-              <w:pStyle w:val="Compact"/>
-            </w:pPr>
-            <w:r>
-              <w:t xml:space="preserve">Semua aktor</w:t>
-            </w:r>
-          </w:p>
-        </w:tc>
-        <w:tc>
-          <w:tcPr/>
-          <w:p>
-            <w:pPr>
-              <w:pStyle w:val="Compact"/>
-            </w:pPr>
-            <w:r>
-              <w:t xml:space="preserve">Memverifikasi nama pengguna dan kata sandi untuk mengakses sistem sesuai perannya.</w:t>
-            </w:r>
-          </w:p>
-        </w:tc>
-      </w:tr>
-      <w:tr>
-        <w:tc>
-          <w:tcPr/>
-          <w:p>
-            <w:pPr>
-              <w:pStyle w:val="Compact"/>
-            </w:pPr>
-            <w:r>
-              <w:t xml:space="preserve">Melihat Dashboard Monitoring</w:t>
-            </w:r>
-          </w:p>
-        </w:tc>
-        <w:tc>
-          <w:tcPr/>
-          <w:p>
-            <w:pPr>
-              <w:pStyle w:val="Compact"/>
-            </w:pPr>
-            <w:r>
-              <w:t xml:space="preserve">Pegawai</w:t>
-            </w:r>
-          </w:p>
-        </w:tc>
-        <w:tc>
-          <w:tcPr/>
-          <w:p>
-            <w:pPr>
-              <w:pStyle w:val="Compact"/>
-            </w:pPr>
-            <w:r>
-              <w:t xml:space="preserve">Melihat daftar kegiatan, status tahap, persentase progres, dan grafik capaian, dengan filter dan pencarian.</w:t>
-            </w:r>
-          </w:p>
-        </w:tc>
-      </w:tr>
-      <w:tr>
-        <w:tc>
-          <w:tcPr/>
-          <w:p>
-            <w:pPr>
-              <w:pStyle w:val="Compact"/>
-            </w:pPr>
-            <w:r>
-              <w:t xml:space="preserve">Membuat Kegiatan &amp; Alokasi Mitra</w:t>
-            </w:r>
-          </w:p>
-        </w:tc>
-        <w:tc>
-          <w:tcPr/>
-          <w:p>
-            <w:pPr>
-              <w:pStyle w:val="Compact"/>
-            </w:pPr>
-            <w:r>
-              <w:t xml:space="preserve">Pegawai</w:t>
-            </w:r>
-          </w:p>
-        </w:tc>
-        <w:tc>
-          <w:tcPr/>
-          <w:p>
-            <w:pPr>
-              <w:pStyle w:val="Compact"/>
-            </w:pPr>
-            <w:r>
-              <w:t xml:space="preserve">Membuat kegiatan baru beserta jadwal tahap, dokumen wajib, dan alokasi mitra. Mencakup Validasi Batas Honor (SBM).</w:t>
-            </w:r>
-          </w:p>
-        </w:tc>
-      </w:tr>
-      <w:tr>
-        <w:tc>
-          <w:tcPr/>
-          <w:p>
-            <w:pPr>
-              <w:pStyle w:val="Compact"/>
-            </w:pPr>
-            <w:r>
-              <w:t xml:space="preserve">Mengurungkan Pembuatan Kegiatan</w:t>
-            </w:r>
-          </w:p>
-        </w:tc>
-        <w:tc>
-          <w:tcPr/>
-          <w:p>
-            <w:pPr>
-              <w:pStyle w:val="Compact"/>
-            </w:pPr>
-            <w:r>
-              <w:t xml:space="preserve">Pegawai (</w:t>
-            </w:r>
-            <w:r>
-              <w:rPr>
-                <w:i/>
-                <w:iCs/>
-              </w:rPr>
-              <w:t xml:space="preserve">extend</w:t>
-            </w:r>
-            <w:r>
-              <w:t xml:space="preserve">)</w:t>
-            </w:r>
-          </w:p>
-        </w:tc>
-        <w:tc>
-          <w:tcPr/>
-          <w:p>
-            <w:pPr>
-              <w:pStyle w:val="Compact"/>
-            </w:pPr>
-            <w:r>
-              <w:t xml:space="preserve">Perluasan pembuatan kegiatan: pembuat membatalkan kegiatan yang baru disimpan melalui tombol pada jendela konfirmasi yang tampil sesaat (±6 detik) setelah penyimpanan.</w:t>
-            </w:r>
-          </w:p>
-        </w:tc>
-      </w:tr>
-      <w:tr>
-        <w:tc>
-          <w:tcPr/>
-          <w:p>
-            <w:pPr>
-              <w:pStyle w:val="Compact"/>
-            </w:pPr>
-            <w:r>
-              <w:t xml:space="preserve">Melihat &amp; Mengekspor Daftar Mitra</w:t>
-            </w:r>
-          </w:p>
-        </w:tc>
-        <w:tc>
-          <w:tcPr/>
-          <w:p>
-            <w:pPr>
-              <w:pStyle w:val="Compact"/>
-            </w:pPr>
-            <w:r>
-              <w:t xml:space="preserve">Pegawai</w:t>
-            </w:r>
-          </w:p>
-        </w:tc>
-        <w:tc>
-          <w:tcPr/>
-          <w:p>
-            <w:pPr>
-              <w:pStyle w:val="Compact"/>
-            </w:pPr>
-            <w:r>
-              <w:t xml:space="preserve">Melihat daftar mitra beserta status dan jumlah kegiatannya, menyaringnya menurut kecamatan dan desa, serta mengekspor daftar yang sedang tersaring ke Excel.</w:t>
-            </w:r>
-          </w:p>
-        </w:tc>
-      </w:tr>
-      <w:tr>
-        <w:tc>
-          <w:tcPr/>
-          <w:p>
-            <w:pPr>
-              <w:pStyle w:val="Compact"/>
-            </w:pPr>
-            <w:r>
-              <w:t xml:space="preserve">Menyunting Kegiatan &amp; Alokasi Mitra</w:t>
-            </w:r>
-          </w:p>
-        </w:tc>
-        <w:tc>
-          <w:tcPr/>
-          <w:p>
-            <w:pPr>
-              <w:pStyle w:val="Compact"/>
-            </w:pPr>
-            <w:r>
-              <w:t xml:space="preserve">Ketua Tim / Pembuat Kegiatan</w:t>
-            </w:r>
-          </w:p>
-        </w:tc>
-        <w:tc>
-          <w:tcPr/>
-          <w:p>
-            <w:pPr>
-              <w:pStyle w:val="Compact"/>
-            </w:pPr>
-            <w:r>
-              <w:t xml:space="preserve">Mengubah data kegiatan dan alokasi mitranya. Mencakup Validasi Batas Honor (SBM). Simpanan ditolak bila kegiatan telah diubah orang lain sejak halaman dibuka.</w:t>
-            </w:r>
-          </w:p>
-        </w:tc>
-      </w:tr>
-      <w:tr>
-        <w:tc>
-          <w:tcPr/>
-          <w:p>
-            <w:pPr>
-              <w:pStyle w:val="Compact"/>
-            </w:pPr>
-            <w:r>
-              <w:t xml:space="preserve">Validasi Batas Honor (SBM)</w:t>
-            </w:r>
-          </w:p>
-        </w:tc>
-        <w:tc>
-          <w:tcPr/>
-          <w:p>
-            <w:pPr>
-              <w:pStyle w:val="Compact"/>
-            </w:pPr>
-            <w:r>
-              <w:t xml:space="preserve">Sistem (</w:t>
-            </w:r>
-            <w:r>
-              <w:rPr>
-                <w:i/>
-                <w:iCs/>
-              </w:rPr>
-              <w:t xml:space="preserve">include</w:t>
-            </w:r>
-            <w:r>
-              <w:t xml:space="preserve">)</w:t>
-            </w:r>
-          </w:p>
-        </w:tc>
-        <w:tc>
-          <w:tcPr/>
-          <w:p>
-            <w:pPr>
-              <w:pStyle w:val="Compact"/>
-            </w:pPr>
-            <w:r>
-              <w:t xml:space="preserve">Menjumlahkan honor mitra per bulan lintas kegiatan dan membandingkannya dengan batas SBM.</w:t>
-            </w:r>
-          </w:p>
-        </w:tc>
-      </w:tr>
-      <w:tr>
-        <w:tc>
-          <w:tcPr/>
-          <w:p>
-            <w:pPr>
-              <w:pStyle w:val="Compact"/>
-            </w:pPr>
-            <w:r>
-              <w:t xml:space="preserve">Konfirmasi Melebihi Batas SBM</w:t>
-            </w:r>
-          </w:p>
-        </w:tc>
-        <w:tc>
-          <w:tcPr/>
-          <w:p>
-            <w:pPr>
-              <w:pStyle w:val="Compact"/>
-            </w:pPr>
-            <w:r>
-              <w:t xml:space="preserve">Ketua Tim / Pembuat Kegiatan (</w:t>
-            </w:r>
-            <w:r>
-              <w:rPr>
-                <w:i/>
-                <w:iCs/>
-              </w:rPr>
-              <w:t xml:space="preserve">extend</w:t>
-            </w:r>
-            <w:r>
-              <w:t xml:space="preserve">)</w:t>
-            </w:r>
-          </w:p>
-        </w:tc>
-        <w:tc>
-          <w:tcPr/>
-          <w:p>
-            <w:pPr>
-              <w:pStyle w:val="Compact"/>
-            </w:pPr>
-            <w:r>
-              <w:t xml:space="preserve">Dijalankan hanya bila batas terlampaui: pengguna memilih merevisi alokasi atau tetap menyimpan.</w:t>
-            </w:r>
-          </w:p>
-        </w:tc>
-      </w:tr>
-      <w:tr>
-        <w:tc>
-          <w:tcPr/>
-          <w:p>
-            <w:pPr>
-              <w:pStyle w:val="Compact"/>
-            </w:pPr>
-            <w:r>
-              <w:t xml:space="preserve">Mengelola Dokumen Kegiatan</w:t>
-            </w:r>
-          </w:p>
-        </w:tc>
-        <w:tc>
-          <w:tcPr/>
-          <w:p>
-            <w:pPr>
-              <w:pStyle w:val="Compact"/>
-            </w:pPr>
-            <w:r>
-              <w:t xml:space="preserve">Ketua Tim / Pembuat Kegiatan</w:t>
-            </w:r>
-          </w:p>
-        </w:tc>
-        <w:tc>
-          <w:tcPr/>
-          <w:p>
-            <w:pPr>
-              <w:pStyle w:val="Compact"/>
-            </w:pPr>
-            <w:r>
-              <w:t xml:space="preserve">Mengisi, mengubah, dan menambah tautan dokumen setiap tahap, termasuk memperbaiki dokumen yang ditolak.</w:t>
-            </w:r>
-          </w:p>
-        </w:tc>
-      </w:tr>
-      <w:tr>
-        <w:tc>
-          <w:tcPr/>
-          <w:p>
-            <w:pPr>
-              <w:pStyle w:val="Compact"/>
-            </w:pPr>
-            <w:r>
-              <w:t xml:space="preserve">Menginput Progres Mitra</w:t>
-            </w:r>
-          </w:p>
-        </w:tc>
-        <w:tc>
-          <w:tcPr/>
-          <w:p>
-            <w:pPr>
-              <w:pStyle w:val="Compact"/>
-            </w:pPr>
-            <w:r>
-              <w:t xml:space="preserve">PML</w:t>
-            </w:r>
-          </w:p>
-        </w:tc>
-        <w:tc>
-          <w:tcPr/>
-          <w:p>
-            <w:pPr>
-              <w:pStyle w:val="Compact"/>
-            </w:pPr>
-            <w:r>
-              <w:t xml:space="preserve">Mencatat jumlah dokumen per status pekerjaan mitra yang diawasinya.</w:t>
-            </w:r>
-          </w:p>
-        </w:tc>
-      </w:tr>
-      <w:tr>
-        <w:tc>
-          <w:tcPr/>
-          <w:p>
-            <w:pPr>
-              <w:pStyle w:val="Compact"/>
-            </w:pPr>
-            <w:r>
-              <w:t xml:space="preserve">Menilai Kinerja Mitra</w:t>
-            </w:r>
-          </w:p>
-        </w:tc>
-        <w:tc>
-          <w:tcPr/>
-          <w:p>
-            <w:pPr>
-              <w:pStyle w:val="Compact"/>
-            </w:pPr>
-            <w:r>
-              <w:t xml:space="preserve">PML</w:t>
-            </w:r>
-          </w:p>
-        </w:tc>
-        <w:tc>
-          <w:tcPr/>
-          <w:p>
-            <w:pPr>
-              <w:pStyle w:val="Compact"/>
-            </w:pPr>
-            <w:r>
-              <w:t xml:space="preserve">Memberi nilai tiga aspek (1–10) kepada mitra yang diawasinya.</w:t>
-            </w:r>
-          </w:p>
-        </w:tc>
-      </w:tr>
-      <w:tr>
-        <w:tc>
-          <w:tcPr/>
-          <w:p>
-            <w:pPr>
-              <w:pStyle w:val="Compact"/>
-            </w:pPr>
-            <w:r>
-              <w:t xml:space="preserve">Melihat Rekap &amp; Peringkat Penilaian</w:t>
-            </w:r>
-          </w:p>
-        </w:tc>
-        <w:tc>
-          <w:tcPr/>
-          <w:p>
-            <w:pPr>
-              <w:pStyle w:val="Compact"/>
-            </w:pPr>
-            <w:r>
-              <w:t xml:space="preserve">Pegawai</w:t>
-            </w:r>
-          </w:p>
-        </w:tc>
-        <w:tc>
-          <w:tcPr/>
-          <w:p>
-            <w:pPr>
-              <w:pStyle w:val="Compact"/>
-            </w:pPr>
-            <w:r>
-              <w:t xml:space="preserve">Melihat peringkat mitra per triwulan berdasarkan nilai akhir dan mengunduhnya ke PDF atau Excel sebagai bahan evaluasi dan apresiasi mitra.</w:t>
-            </w:r>
-          </w:p>
-        </w:tc>
-      </w:tr>
-      <w:tr>
-        <w:tc>
-          <w:tcPr/>
-          <w:p>
-            <w:pPr>
-              <w:pStyle w:val="Compact"/>
-            </w:pPr>
-            <w:r>
-              <w:t xml:space="preserve">Melihat Rekap Honor Mitra</w:t>
-            </w:r>
-          </w:p>
-        </w:tc>
-        <w:tc>
-          <w:tcPr/>
-          <w:p>
-            <w:pPr>
-              <w:pStyle w:val="Compact"/>
-            </w:pPr>
-            <w:r>
-              <w:t xml:space="preserve">Pegawai</w:t>
-            </w:r>
-          </w:p>
-        </w:tc>
-        <w:tc>
-          <w:tcPr/>
-          <w:p>
-            <w:pPr>
-              <w:pStyle w:val="Compact"/>
-            </w:pPr>
-            <w:r>
-              <w:t xml:space="preserve">Melihat total honor setiap mitra per bulan/rentang dan penanda yang melebihi batas SBM.</w:t>
-            </w:r>
-          </w:p>
-        </w:tc>
-      </w:tr>
-      <w:tr>
-        <w:tc>
-          <w:tcPr/>
-          <w:p>
-            <w:pPr>
-              <w:pStyle w:val="Compact"/>
-            </w:pPr>
-            <w:r>
-              <w:t xml:space="preserve">Melihat Notifikasi</w:t>
-            </w:r>
-          </w:p>
-        </w:tc>
-        <w:tc>
-          <w:tcPr/>
-          <w:p>
-            <w:pPr>
-              <w:pStyle w:val="Compact"/>
-            </w:pPr>
-            <w:r>
-              <w:t xml:space="preserve">Pegawai</w:t>
-            </w:r>
-          </w:p>
-        </w:tc>
-        <w:tc>
-          <w:tcPr/>
-          <w:p>
-            <w:pPr>
-              <w:pStyle w:val="Compact"/>
-            </w:pPr>
-            <w:r>
-              <w:t xml:space="preserve">Melihat notifikasi tenggat, progres mandek, penolakan, persetujuan, pengingat, dan surat berubah sesuai perannya.</w:t>
-            </w:r>
-          </w:p>
-        </w:tc>
-      </w:tr>
-      <w:tr>
-        <w:tc>
-          <w:tcPr/>
-          <w:p>
-            <w:pPr>
-              <w:pStyle w:val="Compact"/>
-            </w:pPr>
-            <w:r>
-              <w:t xml:space="preserve">Melihat Riwayat Kegiatan</w:t>
-            </w:r>
-          </w:p>
-        </w:tc>
-        <w:tc>
-          <w:tcPr/>
-          <w:p>
-            <w:pPr>
-              <w:pStyle w:val="Compact"/>
-            </w:pPr>
-            <w:r>
-              <w:t xml:space="preserve">Pegawai</w:t>
-            </w:r>
-          </w:p>
-        </w:tc>
-        <w:tc>
-          <w:tcPr/>
-          <w:p>
-            <w:pPr>
-              <w:pStyle w:val="Compact"/>
-            </w:pPr>
-            <w:r>
-              <w:t xml:space="preserve">Melihat urutan aksi yang pernah dilakukan pada suatu kegiatan beserta pelaku dan waktunya.</w:t>
-            </w:r>
-          </w:p>
-        </w:tc>
-      </w:tr>
-      <w:tr>
-        <w:tc>
-          <w:tcPr/>
-          <w:p>
-            <w:pPr>
-              <w:pStyle w:val="Compact"/>
-            </w:pPr>
-            <w:r>
-              <w:t xml:space="preserve">Mengganti Kata Sandi</w:t>
-            </w:r>
-          </w:p>
-        </w:tc>
-        <w:tc>
-          <w:tcPr/>
-          <w:p>
-            <w:pPr>
-              <w:pStyle w:val="Compact"/>
-            </w:pPr>
-            <w:r>
-              <w:t xml:space="preserve">Pegawai</w:t>
-            </w:r>
-          </w:p>
-        </w:tc>
-        <w:tc>
-          <w:tcPr/>
-          <w:p>
-            <w:pPr>
-              <w:pStyle w:val="Compact"/>
-            </w:pPr>
-            <w:r>
-              <w:t xml:space="preserve">Melihat identitas akun dan mengganti kata sandi sendiri; mengganti kata sandi mencabut sesi lama.</w:t>
-            </w:r>
-          </w:p>
-        </w:tc>
-      </w:tr>
-      <w:tr>
-        <w:tc>
-          <w:tcPr/>
-          <w:p>
-            <w:pPr>
-              <w:pStyle w:val="Compact"/>
-            </w:pPr>
-            <w:r>
-              <w:t xml:space="preserve">Mengatur Batas Honor Bulanan (SBM)</w:t>
-            </w:r>
-          </w:p>
-        </w:tc>
-        <w:tc>
-          <w:tcPr/>
-          <w:p>
-            <w:pPr>
-              <w:pStyle w:val="Compact"/>
-            </w:pPr>
-            <w:r>
-              <w:t xml:space="preserve">Tim Keuangan</w:t>
-            </w:r>
-          </w:p>
-        </w:tc>
-        <w:tc>
-          <w:tcPr/>
-          <w:p>
-            <w:pPr>
-              <w:pStyle w:val="Compact"/>
-            </w:pPr>
-            <w:r>
-              <w:t xml:space="preserve">Menetapkan nilai batas honor maksimal seorang mitra per bulan.</w:t>
-            </w:r>
-          </w:p>
-        </w:tc>
-      </w:tr>
-      <w:tr>
-        <w:tc>
-          <w:tcPr/>
-          <w:p>
-            <w:pPr>
-              <w:pStyle w:val="Compact"/>
-            </w:pPr>
-            <w:r>
-              <w:t xml:space="preserve">Memverifikasi Dokumen</w:t>
-            </w:r>
-          </w:p>
-        </w:tc>
-        <w:tc>
-          <w:tcPr/>
-          <w:p>
-            <w:pPr>
-              <w:pStyle w:val="Compact"/>
-            </w:pPr>
-            <w:r>
-              <w:t xml:space="preserve">Tim Keuangan</w:t>
-            </w:r>
-          </w:p>
-        </w:tc>
-        <w:tc>
-          <w:tcPr/>
-          <w:p>
-            <w:pPr>
-              <w:pStyle w:val="Compact"/>
-            </w:pPr>
-            <w:r>
-              <w:t xml:space="preserve">Memeriksa dan menyetujui dokumen, per dokumen atau sekaligus satu tahap.</w:t>
-            </w:r>
-          </w:p>
-        </w:tc>
-      </w:tr>
-      <w:tr>
-        <w:tc>
-          <w:tcPr/>
-          <w:p>
-            <w:pPr>
-              <w:pStyle w:val="Compact"/>
-            </w:pPr>
-            <w:r>
-              <w:t xml:space="preserve">Menolak Dokumen dengan Catatan</w:t>
-            </w:r>
-          </w:p>
-        </w:tc>
-        <w:tc>
-          <w:tcPr/>
-          <w:p>
-            <w:pPr>
-              <w:pStyle w:val="Compact"/>
-            </w:pPr>
-            <w:r>
-              <w:t xml:space="preserve">Tim Keuangan (</w:t>
-            </w:r>
-            <w:r>
-              <w:rPr>
-                <w:i/>
-                <w:iCs/>
-              </w:rPr>
-              <w:t xml:space="preserve">extend</w:t>
-            </w:r>
-            <w:r>
-              <w:t xml:space="preserve">)</w:t>
-            </w:r>
-          </w:p>
-        </w:tc>
-        <w:tc>
-          <w:tcPr/>
-          <w:p>
-            <w:pPr>
-              <w:pStyle w:val="Compact"/>
-            </w:pPr>
-            <w:r>
-              <w:t xml:space="preserve">Perluasan verifikasi: mengembalikan dokumen yang tidak valid kepada Ketua Tim disertai catatan revisi.</w:t>
-            </w:r>
-          </w:p>
-        </w:tc>
-      </w:tr>
-      <w:tr>
-        <w:tc>
-          <w:tcPr/>
-          <w:p>
-            <w:pPr>
-              <w:pStyle w:val="Compact"/>
-            </w:pPr>
-            <w:r>
-              <w:t xml:space="preserve">Mengirim Pengingat Dokumen</w:t>
-            </w:r>
-          </w:p>
-        </w:tc>
-        <w:tc>
-          <w:tcPr/>
-          <w:p>
-            <w:pPr>
-              <w:pStyle w:val="Compact"/>
-            </w:pPr>
-            <w:r>
-              <w:t xml:space="preserve">Tim Keuangan</w:t>
-            </w:r>
-          </w:p>
-        </w:tc>
-        <w:tc>
-          <w:tcPr/>
-          <w:p>
-            <w:pPr>
-              <w:pStyle w:val="Compact"/>
-            </w:pPr>
-            <w:r>
-              <w:t xml:space="preserve">Mengirim notifikasi kepada Ketua Tim dan pembuat kegiatan untuk dokumen yang belum diisi.</w:t>
-            </w:r>
-          </w:p>
-        </w:tc>
-      </w:tr>
-      <w:tr>
-        <w:tc>
-          <w:tcPr/>
-          <w:p>
-            <w:pPr>
-              <w:pStyle w:val="Compact"/>
-            </w:pPr>
-            <w:r>
-              <w:t xml:space="preserve">Mengatur Penanggung Jawab Dokumen</w:t>
-            </w:r>
-          </w:p>
-        </w:tc>
-        <w:tc>
-          <w:tcPr/>
-          <w:p>
-            <w:pPr>
-              <w:pStyle w:val="Compact"/>
-            </w:pPr>
-            <w:r>
-              <w:t xml:space="preserve">Tim Keuangan</w:t>
-            </w:r>
-          </w:p>
-        </w:tc>
-        <w:tc>
-          <w:tcPr/>
-          <w:p>
-            <w:pPr>
-              <w:pStyle w:val="Compact"/>
-            </w:pPr>
-            <w:r>
-              <w:t xml:space="preserve">Menentukan apakah suatu dokumen diisi oleh Ketua Tim atau oleh Tim Keuangan.</w:t>
-            </w:r>
-          </w:p>
-        </w:tc>
-      </w:tr>
-      <w:tr>
-        <w:tc>
-          <w:tcPr/>
-          <w:p>
-            <w:pPr>
-              <w:pStyle w:val="Compact"/>
-            </w:pPr>
-            <w:r>
-              <w:t xml:space="preserve">Mengelola Template Surat</w:t>
-            </w:r>
-          </w:p>
-        </w:tc>
-        <w:tc>
-          <w:tcPr/>
-          <w:p>
-            <w:pPr>
-              <w:pStyle w:val="Compact"/>
-            </w:pPr>
-            <w:r>
-              <w:t xml:space="preserve">Tim Keuangan</w:t>
-            </w:r>
-          </w:p>
-        </w:tc>
-        <w:tc>
-          <w:tcPr/>
-          <w:p>
-            <w:pPr>
-              <w:pStyle w:val="Compact"/>
-            </w:pPr>
-            <w:r>
-              <w:t xml:space="preserve">Mengatur data PPK, satuan kerja, pola nomor SPK/BAST, dan isi pasal perjanjian.</w:t>
-            </w:r>
-          </w:p>
-        </w:tc>
-      </w:tr>
-      <w:tr>
-        <w:tc>
-          <w:tcPr/>
-          <w:p>
-            <w:pPr>
-              <w:pStyle w:val="Compact"/>
-            </w:pPr>
-            <w:r>
-              <w:t xml:space="preserve">Membuat Surat Perjanjian Kerja (SPK) per Bulan</w:t>
-            </w:r>
-          </w:p>
-        </w:tc>
-        <w:tc>
-          <w:tcPr/>
-          <w:p>
-            <w:pPr>
-              <w:pStyle w:val="Compact"/>
-            </w:pPr>
-            <w:r>
-              <w:t xml:space="preserve">Tim Keuangan</w:t>
-            </w:r>
-          </w:p>
-        </w:tc>
-        <w:tc>
-          <w:tcPr/>
-          <w:p>
-            <w:pPr>
-              <w:pStyle w:val="Compact"/>
-            </w:pPr>
-            <w:r>
-              <w:t xml:space="preserve">Membuat SPK mitra untuk satu bulan honor dalam format PDF dengan nomor otomatis; satu surat aktif per mitra per bulan.</w:t>
-            </w:r>
-          </w:p>
-        </w:tc>
-      </w:tr>
-      <w:tr>
-        <w:tc>
-          <w:tcPr/>
-          <w:p>
-            <w:pPr>
-              <w:pStyle w:val="Compact"/>
-            </w:pPr>
-            <w:r>
-              <w:t xml:space="preserve">Membuat BAST</w:t>
-            </w:r>
-          </w:p>
-        </w:tc>
-        <w:tc>
-          <w:tcPr/>
-          <w:p>
-            <w:pPr>
-              <w:pStyle w:val="Compact"/>
-            </w:pPr>
-            <w:r>
-              <w:t xml:space="preserve">Tim Keuangan</w:t>
-            </w:r>
-          </w:p>
-        </w:tc>
-        <w:tc>
-          <w:tcPr/>
-          <w:p>
-            <w:pPr>
-              <w:pStyle w:val="Compact"/>
-            </w:pPr>
-            <w:r>
-              <w:t xml:space="preserve">Membuat BAST mitra dalam format PDF; nomornya mengikuti nomor SPK mitra yang sama.</w:t>
-            </w:r>
-          </w:p>
-        </w:tc>
-      </w:tr>
-      <w:tr>
-        <w:tc>
-          <w:tcPr/>
-          <w:p>
-            <w:pPr>
-              <w:pStyle w:val="Compact"/>
-            </w:pPr>
-            <w:r>
-              <w:t xml:space="preserve">Melihat Riwayat Penyuratan</w:t>
-            </w:r>
-          </w:p>
-        </w:tc>
-        <w:tc>
-          <w:tcPr/>
-          <w:p>
-            <w:pPr>
-              <w:pStyle w:val="Compact"/>
-            </w:pPr>
-            <w:r>
-              <w:t xml:space="preserve">Tim Keuangan</w:t>
-            </w:r>
-          </w:p>
-        </w:tc>
-        <w:tc>
-          <w:tcPr/>
-          <w:p>
-            <w:pPr>
-              <w:pStyle w:val="Compact"/>
-            </w:pPr>
-            <w:r>
-              <w:t xml:space="preserve">Melihat seluruh surat dalam satu tahun, termasuk surat batal dan nomor yang kosong.</w:t>
-            </w:r>
-          </w:p>
-        </w:tc>
-      </w:tr>
-      <w:tr>
-        <w:tc>
-          <w:tcPr/>
-          <w:p>
-            <w:pPr>
-              <w:pStyle w:val="Compact"/>
-            </w:pPr>
-            <w:r>
-              <w:t xml:space="preserve">Memperbarui Isi Surat</w:t>
-            </w:r>
-          </w:p>
-        </w:tc>
-        <w:tc>
-          <w:tcPr/>
-          <w:p>
-            <w:pPr>
-              <w:pStyle w:val="Compact"/>
-            </w:pPr>
-            <w:r>
-              <w:t xml:space="preserve">Tim Keuangan</w:t>
-            </w:r>
-          </w:p>
-        </w:tc>
-        <w:tc>
-          <w:tcPr/>
-          <w:p>
-            <w:pPr>
-              <w:pStyle w:val="Compact"/>
-            </w:pPr>
-            <w:r>
-              <w:t xml:space="preserve">Menyegarkan isi surat yang sudah terbit mengikuti data honor dan muatan terkini, dengan nomor yang sama.</w:t>
-            </w:r>
-          </w:p>
-        </w:tc>
-      </w:tr>
-      <w:tr>
-        <w:tc>
-          <w:tcPr/>
-          <w:p>
-            <w:pPr>
-              <w:pStyle w:val="Compact"/>
-            </w:pPr>
-            <w:r>
-              <w:t xml:space="preserve">Membatalkan / Menghapus Surat</w:t>
-            </w:r>
-          </w:p>
-        </w:tc>
-        <w:tc>
-          <w:tcPr/>
-          <w:p>
-            <w:pPr>
-              <w:pStyle w:val="Compact"/>
-            </w:pPr>
-            <w:r>
-              <w:t xml:space="preserve">Tim Keuangan</w:t>
-            </w:r>
-          </w:p>
-        </w:tc>
-        <w:tc>
-          <w:tcPr/>
-          <w:p>
-            <w:pPr>
-              <w:pStyle w:val="Compact"/>
-            </w:pPr>
-            <w:r>
-              <w:t xml:space="preserve">Menandai surat sebagai batal dengan catatan alasan, dan menghapus permanen surat yang sudah batal.</w:t>
-            </w:r>
-          </w:p>
-        </w:tc>
-      </w:tr>
-      <w:tr>
-        <w:tc>
-          <w:tcPr/>
-          <w:p>
-            <w:pPr>
-              <w:pStyle w:val="Compact"/>
-            </w:pPr>
-            <w:r>
-              <w:t xml:space="preserve">Mengubah, Merapikan, atau Mengatur Ulang Nomor Surat</w:t>
-            </w:r>
-          </w:p>
-        </w:tc>
-        <w:tc>
-          <w:tcPr/>
-          <w:p>
-            <w:pPr>
-              <w:pStyle w:val="Compact"/>
-            </w:pPr>
-            <w:r>
-              <w:t xml:space="preserve">Tim Keuangan</w:t>
-            </w:r>
-          </w:p>
-        </w:tc>
-        <w:tc>
-          <w:tcPr/>
-          <w:p>
-            <w:pPr>
-              <w:pStyle w:val="Compact"/>
-            </w:pPr>
-            <w:r>
-              <w:t xml:space="preserve">Mengganti nomor sebuah surat, merapikan urutan nomor satu tahun dengan pratinjau, atau mengatur ulang nomor satu periode; tindakan dicatat pada riwayat surat.</w:t>
-            </w:r>
-          </w:p>
-        </w:tc>
-      </w:tr>
-      <w:tr>
-        <w:tc>
-          <w:tcPr/>
-          <w:p>
-            <w:pPr>
-              <w:pStyle w:val="Compact"/>
-            </w:pPr>
-            <w:r>
-              <w:t xml:space="preserve">Mengelola Pengguna</w:t>
-            </w:r>
-          </w:p>
-        </w:tc>
-        <w:tc>
-          <w:tcPr/>
-          <w:p>
-            <w:pPr>
-              <w:pStyle w:val="Compact"/>
-            </w:pPr>
-            <w:r>
-              <w:t xml:space="preserve">Admin</w:t>
-            </w:r>
-          </w:p>
-        </w:tc>
-        <w:tc>
-          <w:tcPr/>
-          <w:p>
-            <w:pPr>
-              <w:pStyle w:val="Compact"/>
-            </w:pPr>
-            <w:r>
-              <w:t xml:space="preserve">Menambah, mengubah, dan menghapus akun pegawai beserta perannya.</w:t>
-            </w:r>
-          </w:p>
-        </w:tc>
-      </w:tr>
-      <w:tr>
-        <w:tc>
-          <w:tcPr/>
-          <w:p>
-            <w:pPr>
-              <w:pStyle w:val="Compact"/>
-            </w:pPr>
-            <w:r>
-              <w:t xml:space="preserve">Mengelola Ketua Tim</w:t>
-            </w:r>
-          </w:p>
-        </w:tc>
-        <w:tc>
-          <w:tcPr/>
-          <w:p>
-            <w:pPr>
-              <w:pStyle w:val="Compact"/>
-            </w:pPr>
-            <w:r>
-              <w:t xml:space="preserve">Admin</w:t>
-            </w:r>
-          </w:p>
-        </w:tc>
-        <w:tc>
-          <w:tcPr/>
-          <w:p>
-            <w:pPr>
-              <w:pStyle w:val="Compact"/>
-            </w:pPr>
-            <w:r>
-              <w:t xml:space="preserve">Mengelola data ketua tim, timnya, dan akun pengguna yang ditautkan.</w:t>
-            </w:r>
-          </w:p>
-        </w:tc>
-      </w:tr>
-      <w:tr>
-        <w:tc>
-          <w:tcPr/>
-          <w:p>
-            <w:pPr>
-              <w:pStyle w:val="Compact"/>
-            </w:pPr>
-            <w:r>
-              <w:t xml:space="preserve">Mengelola Data Mitra</w:t>
-            </w:r>
-          </w:p>
-        </w:tc>
-        <w:tc>
-          <w:tcPr/>
-          <w:p>
-            <w:pPr>
-              <w:pStyle w:val="Compact"/>
-            </w:pPr>
-            <w:r>
-              <w:t xml:space="preserve">Admin</w:t>
-            </w:r>
-          </w:p>
-        </w:tc>
-        <w:tc>
-          <w:tcPr/>
-          <w:p>
-            <w:pPr>
-              <w:pStyle w:val="Compact"/>
-            </w:pPr>
-            <w:r>
-              <w:t xml:space="preserve">Mengelola (CRUD) profil induk mitra statistik beserta wilayahnya.</w:t>
-            </w:r>
-          </w:p>
-        </w:tc>
-      </w:tr>
-      <w:tr>
-        <w:tc>
-          <w:tcPr/>
-          <w:p>
-            <w:pPr>
-              <w:pStyle w:val="Compact"/>
-            </w:pPr>
-            <w:r>
-              <w:t xml:space="preserve">Mengimpor Data Mitra dari SOBAT</w:t>
-            </w:r>
-          </w:p>
-        </w:tc>
-        <w:tc>
-          <w:tcPr/>
-          <w:p>
-            <w:pPr>
-              <w:pStyle w:val="Compact"/>
-            </w:pPr>
-            <w:r>
-              <w:t xml:space="preserve">Admin</w:t>
-            </w:r>
-          </w:p>
-        </w:tc>
-        <w:tc>
-          <w:tcPr/>
-          <w:p>
-            <w:pPr>
-              <w:pStyle w:val="Compact"/>
-            </w:pPr>
-            <w:r>
-              <w:t xml:space="preserve">Membaca berkas Excel SOBAT, menentukan tindakan per baris, melihat pratinjau, lalu menerapkan impor dalam satu transaksi.</w:t>
-            </w:r>
-          </w:p>
-        </w:tc>
-      </w:tr>
-      <w:tr>
-        <w:tc>
-          <w:tcPr/>
-          <w:p>
-            <w:pPr>
-              <w:pStyle w:val="Compact"/>
-            </w:pPr>
-            <w:r>
-              <w:t xml:space="preserve">Menonaktifkan / Mengaktifkan Mitra</w:t>
-            </w:r>
-          </w:p>
-        </w:tc>
-        <w:tc>
-          <w:tcPr/>
-          <w:p>
-            <w:pPr>
-              <w:pStyle w:val="Compact"/>
-            </w:pPr>
-            <w:r>
-              <w:t xml:space="preserve">Admin</w:t>
-            </w:r>
-          </w:p>
-        </w:tc>
-        <w:tc>
-          <w:tcPr/>
-          <w:p>
-            <w:pPr>
-              <w:pStyle w:val="Compact"/>
-            </w:pPr>
-            <w:r>
-              <w:t xml:space="preserve">Menandai mitra yang berhenti sebagai nonaktif tanpa menghapus riwayatnya, atau mengaktifkannya kembali.</w:t>
-            </w:r>
-          </w:p>
-        </w:tc>
-      </w:tr>
-      <w:tr>
-        <w:tc>
-          <w:tcPr/>
-          <w:p>
-            <w:pPr>
-              <w:pStyle w:val="Compact"/>
-            </w:pPr>
-            <w:r>
-              <w:t xml:space="preserve">Mengarsipkan / Menghapus Kegiatan</w:t>
-            </w:r>
-          </w:p>
-        </w:tc>
-        <w:tc>
-          <w:tcPr/>
-          <w:p>
-            <w:pPr>
-              <w:pStyle w:val="Compact"/>
-            </w:pPr>
-            <w:r>
-              <w:t xml:space="preserve">Admin</w:t>
-            </w:r>
-          </w:p>
-        </w:tc>
-        <w:tc>
-          <w:tcPr/>
-          <w:p>
-            <w:pPr>
-              <w:pStyle w:val="Compact"/>
-            </w:pPr>
-            <w:r>
-              <w:t xml:space="preserve">Memindahkan kegiatan ke arsip, atau menghapus kegiatan yang belum memiliki alokasi mitra dan penilaian.</w:t>
+              <w:t xml:space="preserve">Kode</w:t>
+            </w:r>
+          </w:p>
+        </w:tc>
+        <w:tc>
+          <w:tcPr/>
+          <w:p>
+            <w:pPr>
+              <w:pStyle w:val="Compact"/>
+            </w:pPr>
+            <w:r>
+              <w:t xml:space="preserve">Modul</w:t>
+            </w:r>
+          </w:p>
+        </w:tc>
+        <w:tc>
+          <w:tcPr/>
+          <w:p>
+            <w:pPr>
+              <w:pStyle w:val="Compact"/>
+            </w:pPr>
+            <w:r>
+              <w:t xml:space="preserve">Penjelasan</w:t>
+            </w:r>
+          </w:p>
+        </w:tc>
+      </w:tr>
+      <w:tr>
+        <w:tc>
+          <w:tcPr/>
+          <w:p>
+            <w:pPr>
+              <w:pStyle w:val="Compact"/>
+            </w:pPr>
+            <w:r>
+              <w:t xml:space="preserve">KF-01</w:t>
+            </w:r>
+          </w:p>
+        </w:tc>
+        <w:tc>
+          <w:tcPr/>
+          <w:p>
+            <w:pPr>
+              <w:pStyle w:val="Compact"/>
+            </w:pPr>
+            <w:r>
+              <w:t xml:space="preserve">Otentikasi dan Kata Sandi</w:t>
+            </w:r>
+          </w:p>
+        </w:tc>
+        <w:tc>
+          <w:tcPr/>
+          <w:p>
+            <w:pPr>
+              <w:pStyle w:val="Compact"/>
+            </w:pPr>
+            <w:r>
+              <w:t xml:space="preserve">Masuk dengan nama pengguna dan kata sandi; akses tiap halaman dibatasi menurut peran; pengguna dapat melihat identitas akunnya dan mengganti kata sandinya sendiri. Nama dan peran hanya dapat diubah Admin.</w:t>
+            </w:r>
+          </w:p>
+        </w:tc>
+      </w:tr>
+      <w:tr>
+        <w:tc>
+          <w:tcPr/>
+          <w:p>
+            <w:pPr>
+              <w:pStyle w:val="Compact"/>
+            </w:pPr>
+            <w:r>
+              <w:t xml:space="preserve">KF-02</w:t>
+            </w:r>
+          </w:p>
+        </w:tc>
+        <w:tc>
+          <w:tcPr/>
+          <w:p>
+            <w:pPr>
+              <w:pStyle w:val="Compact"/>
+            </w:pPr>
+            <w:r>
+              <w:t xml:space="preserve">Data Master</w:t>
+            </w:r>
+          </w:p>
+        </w:tc>
+        <w:tc>
+          <w:tcPr/>
+          <w:p>
+            <w:pPr>
+              <w:pStyle w:val="Compact"/>
+            </w:pPr>
+            <w:r>
+              <w:t xml:space="preserve">Admin mengelola akun pengguna beserta perannya, data Ketua Tim, dan profil mitra lengkap dengan kecamatan serta desanya. Mitra yang berhenti dinonaktifkan, bukan dihapus, agar honor, surat, dan penilaiannya tetap tersimpan. Daftar mitra dapat dilihat, disaring per wilayah, dan diekspor ke Excel oleh seluruh pegawai.</w:t>
+            </w:r>
+          </w:p>
+        </w:tc>
+      </w:tr>
+      <w:tr>
+        <w:tc>
+          <w:tcPr/>
+          <w:p>
+            <w:pPr>
+              <w:pStyle w:val="Compact"/>
+            </w:pPr>
+            <w:r>
+              <w:t xml:space="preserve">KF-03</w:t>
+            </w:r>
+          </w:p>
+        </w:tc>
+        <w:tc>
+          <w:tcPr/>
+          <w:p>
+            <w:pPr>
+              <w:pStyle w:val="Compact"/>
+            </w:pPr>
+            <w:r>
+              <w:t xml:space="preserve">Impor Mitra dari SOBAT</w:t>
+            </w:r>
+          </w:p>
+        </w:tc>
+        <w:tc>
+          <w:tcPr/>
+          <w:p>
+            <w:pPr>
+              <w:pStyle w:val="Compact"/>
+            </w:pPr>
+            <w:r>
+              <w:t xml:space="preserve">Admin mengimpor daftar mitra dari berkas Excel SOBAT. Tiap baris dicocokkan berdasarkan ID SOBAT atau nama, Admin menentukan tindakan per baris (tambah, perbarui, lewati, nonaktifkan), lalu pratinjau ringkasan ditampilkan sebelum perubahan diterapkan dalam satu transaksi.</w:t>
+            </w:r>
+          </w:p>
+        </w:tc>
+      </w:tr>
+      <w:tr>
+        <w:tc>
+          <w:tcPr/>
+          <w:p>
+            <w:pPr>
+              <w:pStyle w:val="Compact"/>
+            </w:pPr>
+            <w:r>
+              <w:t xml:space="preserve">KF-04</w:t>
+            </w:r>
+          </w:p>
+        </w:tc>
+        <w:tc>
+          <w:tcPr/>
+          <w:p>
+            <w:pPr>
+              <w:pStyle w:val="Compact"/>
+            </w:pPr>
+            <w:r>
+              <w:t xml:space="preserve">Pengelolaan Kegiatan</w:t>
+            </w:r>
+          </w:p>
+        </w:tc>
+        <w:tc>
+          <w:tcPr/>
+          <w:p>
+            <w:pPr>
+              <w:pStyle w:val="Compact"/>
+            </w:pPr>
+            <w:r>
+              <w:t xml:space="preserve">Pegawai membuat kegiatan dengan jadwal empat tahap: Persiapan, Pengumpulan Data, Pengolahan &amp; Analisis, serta Diseminasi &amp; Evaluasi. Dua tahap terakhir dapat dinonaktifkan lewat kotak centang. Kegiatan hanya dapat disunting pembuatnya, Ketua Tim kegiatan itu, atau Admin. Penyimpanan dapat dibatalkan lewat jendela konfirmasi yang tampil sesaat setelah simpan.</w:t>
+            </w:r>
+          </w:p>
+        </w:tc>
+      </w:tr>
+      <w:tr>
+        <w:tc>
+          <w:tcPr/>
+          <w:p>
+            <w:pPr>
+              <w:pStyle w:val="Compact"/>
+            </w:pPr>
+            <w:r>
+              <w:t xml:space="preserve">KF-05</w:t>
+            </w:r>
+          </w:p>
+        </w:tc>
+        <w:tc>
+          <w:tcPr/>
+          <w:p>
+            <w:pPr>
+              <w:pStyle w:val="Compact"/>
+            </w:pPr>
+            <w:r>
+              <w:t xml:space="preserve">Alokasi Mitra dan Honor</w:t>
+            </w:r>
+          </w:p>
+        </w:tc>
+        <w:tc>
+          <w:tcPr/>
+          <w:p>
+            <w:pPr>
+              <w:pStyle w:val="Compact"/>
+            </w:pPr>
+            <w:r>
+              <w:t xml:space="preserve">Mitra aktif dialokasikan ke tiap tahap beserta PML pengawas, beban kerja, dan harga satuan; honor terisi otomatis sebesar beban kerja dikali harga satuan. Mitra dipilih dari daftar yang dapat disaring menurut kecamatan dan desa, hanya memuat mitra sesuai posisi tahap, dan menolak mitra yang sudah dialokasikan. Bila periode honor melintasi beberapa bulan, muatan dibagi dengan tiga cara: satu bulan penuh, dibagi menurut jumlah hari, atau luber.</w:t>
+            </w:r>
+          </w:p>
+        </w:tc>
+      </w:tr>
+      <w:tr>
+        <w:tc>
+          <w:tcPr/>
+          <w:p>
+            <w:pPr>
+              <w:pStyle w:val="Compact"/>
+            </w:pPr>
+            <w:r>
+              <w:t xml:space="preserve">KF-06</w:t>
+            </w:r>
+          </w:p>
+        </w:tc>
+        <w:tc>
+          <w:tcPr/>
+          <w:p>
+            <w:pPr>
+              <w:pStyle w:val="Compact"/>
+            </w:pPr>
+            <w:r>
+              <w:t xml:space="preserve">Validasi Batas SBML</w:t>
+            </w:r>
+          </w:p>
+        </w:tc>
+        <w:tc>
+          <w:tcPr/>
+          <w:p>
+            <w:pPr>
+              <w:pStyle w:val="Compact"/>
+            </w:pPr>
+            <w:r>
+              <w:t xml:space="preserve">Setiap penyimpanan kegiatan, sistem menjumlahkan honor tiap mitra per bulan dari seluruh kegiatan lalu membandingkannya dengan batas honor bulanan. Bila melebihi, sistem menampilkan peringatan berisi nama mitra, bulan, total honor, dan batasnya, lalu meminta konfirmasi sebelum menyimpan. Nilai batas diatur Tim Keuangan atau Admin.</w:t>
+            </w:r>
+          </w:p>
+        </w:tc>
+      </w:tr>
+      <w:tr>
+        <w:tc>
+          <w:tcPr/>
+          <w:p>
+            <w:pPr>
+              <w:pStyle w:val="Compact"/>
+            </w:pPr>
+            <w:r>
+              <w:t xml:space="preserve">KF-07</w:t>
+            </w:r>
+          </w:p>
+        </w:tc>
+        <w:tc>
+          <w:tcPr/>
+          <w:p>
+            <w:pPr>
+              <w:pStyle w:val="Compact"/>
+            </w:pPr>
+            <w:r>
+              <w:t xml:space="preserve">Pemantauan Progres</w:t>
+            </w:r>
+          </w:p>
+        </w:tc>
+        <w:tc>
+          <w:tcPr/>
+          <w:p>
+            <w:pPr>
+              <w:pStyle w:val="Compact"/>
+            </w:pPr>
+            <w:r>
+              <w:t xml:space="preserve">PML menginput progres mitra yang diawasinya. Tahap pendataan memakai status open, submit, diperiksa, dan approved; tahap pengolahan memakai belum entry, sudah entry, validasi, dan clean. Total progres tidak boleh melebihi beban kerja. Rekapitulasinya tampil pada dasbor dalam bentuk grafik dan tabel, dilengkapi penyaring dan pencarian global.</w:t>
+            </w:r>
+          </w:p>
+        </w:tc>
+      </w:tr>
+      <w:tr>
+        <w:tc>
+          <w:tcPr/>
+          <w:p>
+            <w:pPr>
+              <w:pStyle w:val="Compact"/>
+            </w:pPr>
+            <w:r>
+              <w:t xml:space="preserve">KF-08</w:t>
+            </w:r>
+          </w:p>
+        </w:tc>
+        <w:tc>
+          <w:tcPr/>
+          <w:p>
+            <w:pPr>
+              <w:pStyle w:val="Compact"/>
+            </w:pPr>
+            <w:r>
+              <w:t xml:space="preserve">Repositori Dokumen</w:t>
+            </w:r>
+          </w:p>
+        </w:tc>
+        <w:tc>
+          <w:tcPr/>
+          <w:p>
+            <w:pPr>
+              <w:pStyle w:val="Compact"/>
+            </w:pPr>
+            <w:r>
+              <w:t xml:space="preserve">Sistem menyediakan daftar dokumen wajib tiap tahap (SK, Surat Tugas, KAK, Visum, BAST, laporan tahap), memungkinkan penambahan dokumen lain, dan menyimpan tiap dokumen sebagai tautan ke penyimpanan instansi. Tiap dokumen memiliki penanggung jawab: Ketua Tim atau Tim Keuangan. Dokumen wajib hanya dapat dihapus Tim Keuangan atau Admin.</w:t>
+            </w:r>
+          </w:p>
+        </w:tc>
+      </w:tr>
+      <w:tr>
+        <w:tc>
+          <w:tcPr/>
+          <w:p>
+            <w:pPr>
+              <w:pStyle w:val="Compact"/>
+            </w:pPr>
+            <w:r>
+              <w:t xml:space="preserve">KF-09</w:t>
+            </w:r>
+          </w:p>
+        </w:tc>
+        <w:tc>
+          <w:tcPr/>
+          <w:p>
+            <w:pPr>
+              <w:pStyle w:val="Compact"/>
+            </w:pPr>
+            <w:r>
+              <w:t xml:space="preserve">Verifikasi Dokumen</w:t>
+            </w:r>
+          </w:p>
+        </w:tc>
+        <w:tc>
+          <w:tcPr/>
+          <w:p>
+            <w:pPr>
+              <w:pStyle w:val="Compact"/>
+            </w:pPr>
+            <w:r>
+              <w:t xml:space="preserve">Tim Keuangan menyetujui dokumen satu per satu atau sekaligus satu tahap, serta menolak dokumen disertai catatan revisi yang wajib diisi. Tim Keuangan juga dapat mengirim pengingat untuk dokumen yang belum diisi.</w:t>
+            </w:r>
+          </w:p>
+        </w:tc>
+      </w:tr>
+      <w:tr>
+        <w:tc>
+          <w:tcPr/>
+          <w:p>
+            <w:pPr>
+              <w:pStyle w:val="Compact"/>
+            </w:pPr>
+            <w:r>
+              <w:t xml:space="preserve">KF-10</w:t>
+            </w:r>
+          </w:p>
+        </w:tc>
+        <w:tc>
+          <w:tcPr/>
+          <w:p>
+            <w:pPr>
+              <w:pStyle w:val="Compact"/>
+            </w:pPr>
+            <w:r>
+              <w:t xml:space="preserve">Notifikasi Otomatis</w:t>
+            </w:r>
+          </w:p>
+        </w:tc>
+        <w:tc>
+          <w:tcPr/>
+          <w:p>
+            <w:pPr>
+              <w:pStyle w:val="Compact"/>
+            </w:pPr>
+            <w:r>
+              <w:t xml:space="preserve">Notifikasi tampil sesuai peran. Ketua Tim: tenggat tahap H-3 sampai H-1 dan keterlambatan, dokumen ditolak, progres yang tidak diperbarui lebih dari dua hari, serta pengingat dari Tim Keuangan. Tim Keuangan: dokumen menunggu persetujuan, dokumen diunggah ulang, dokumen tanggung jawabnya yang belum diisi, dan surat yang isinya berubah setelah terbit. Notifikasi hilang sendiri setelah penyebabnya selesai.</w:t>
+            </w:r>
+          </w:p>
+        </w:tc>
+      </w:tr>
+      <w:tr>
+        <w:tc>
+          <w:tcPr/>
+          <w:p>
+            <w:pPr>
+              <w:pStyle w:val="Compact"/>
+            </w:pPr>
+            <w:r>
+              <w:t xml:space="preserve">KF-11</w:t>
+            </w:r>
+          </w:p>
+        </w:tc>
+        <w:tc>
+          <w:tcPr/>
+          <w:p>
+            <w:pPr>
+              <w:pStyle w:val="Compact"/>
+            </w:pPr>
+            <w:r>
+              <w:t xml:space="preserve">Surat Perjanjian Kerja dan BAST</w:t>
+            </w:r>
+          </w:p>
+        </w:tc>
+        <w:tc>
+          <w:tcPr/>
+          <w:p>
+            <w:pPr>
+              <w:pStyle w:val="Compact"/>
+            </w:pPr>
+            <w:r>
+              <w:t xml:space="preserve">Tim Keuangan membuat SPK dan BAST mitra dalam bentuk PDF untuk satu bulan honor, satu surat per mitra per bulan. Surat disusun dari template yang dapat diatur (data PPK, satuan kerja, pola nomor, isi pasal), dilengkapi uraian tugas dan kode beban anggaran. Nomor diberikan otomatis, tetap sama bila dicetak ulang, tidak kembar dalam satu tahun, dan nomor BAST mengikuti nomor urut SPK mitra yang sama.</w:t>
+            </w:r>
+          </w:p>
+        </w:tc>
+      </w:tr>
+      <w:tr>
+        <w:tc>
+          <w:tcPr/>
+          <w:p>
+            <w:pPr>
+              <w:pStyle w:val="Compact"/>
+            </w:pPr>
+            <w:r>
+              <w:t xml:space="preserve">KF-12</w:t>
+            </w:r>
+          </w:p>
+        </w:tc>
+        <w:tc>
+          <w:tcPr/>
+          <w:p>
+            <w:pPr>
+              <w:pStyle w:val="Compact"/>
+            </w:pPr>
+            <w:r>
+              <w:t xml:space="preserve">Riwayat Penyuratan</w:t>
+            </w:r>
+          </w:p>
+        </w:tc>
+        <w:tc>
+          <w:tcPr/>
+          <w:p>
+            <w:pPr>
+              <w:pStyle w:val="Compact"/>
+            </w:pPr>
+            <w:r>
+              <w:t xml:space="preserve">Sistem menyajikan seluruh surat dalam satu tahun, termasuk surat batal dan nomor kosong. Tim Keuangan dapat memperbarui isi surat mengikuti data terkini tanpa mengganti nomornya, membatalkan surat disertai catatan, menghapus surat yang sudah batal, mengubah nomor, serta merapikan atau mengatur ulang penomoran dengan pratinjau dan frasa konfirmasi. Tindakan yang menggeser nomor dicatat sebagai jejak audit.</w:t>
+            </w:r>
+          </w:p>
+        </w:tc>
+      </w:tr>
+      <w:tr>
+        <w:tc>
+          <w:tcPr/>
+          <w:p>
+            <w:pPr>
+              <w:pStyle w:val="Compact"/>
+            </w:pPr>
+            <w:r>
+              <w:t xml:space="preserve">KF-13</w:t>
+            </w:r>
+          </w:p>
+        </w:tc>
+        <w:tc>
+          <w:tcPr/>
+          <w:p>
+            <w:pPr>
+              <w:pStyle w:val="Compact"/>
+            </w:pPr>
+            <w:r>
+              <w:t xml:space="preserve">Rekap Honor dan Beban Kerja</w:t>
+            </w:r>
+          </w:p>
+        </w:tc>
+        <w:tc>
+          <w:tcPr/>
+          <w:p>
+            <w:pPr>
+              <w:pStyle w:val="Compact"/>
+            </w:pPr>
+            <w:r>
+              <w:t xml:space="preserve">Sistem menyajikan rekapitulasi honor tiap mitra per bulan atau per rentang tanggal, lengkap dengan penanda mitra yang melebihi batas, dan dapat diunduh ke PDF maupun Excel. Sistem juga menampilkan jumlah kegiatan tiap mitra, jumlah kegiatan serta muatan tiap PML, dan grafik kegiatan maupun honor per tim, sehingga pembagian beban kerja dapat dipantau.</w:t>
+            </w:r>
+          </w:p>
+        </w:tc>
+      </w:tr>
+      <w:tr>
+        <w:tc>
+          <w:tcPr/>
+          <w:p>
+            <w:pPr>
+              <w:pStyle w:val="Compact"/>
+            </w:pPr>
+            <w:r>
+              <w:t xml:space="preserve">KF-14</w:t>
+            </w:r>
+          </w:p>
+        </w:tc>
+        <w:tc>
+          <w:tcPr/>
+          <w:p>
+            <w:pPr>
+              <w:pStyle w:val="Compact"/>
+            </w:pPr>
+            <w:r>
+              <w:t xml:space="preserve">Penilaian Kinerja</w:t>
+            </w:r>
+          </w:p>
+        </w:tc>
+        <w:tc>
+          <w:tcPr/>
+          <w:p>
+            <w:pPr>
+              <w:pStyle w:val="Compact"/>
+            </w:pPr>
+            <w:r>
+              <w:t xml:space="preserve">PML menilai mitra yang diawasinya pada tiga aspek (sikap dan perilaku, kualitas pekerjaan, ketepatan waktu) dengan skala bilangan bulat 1-10, lalu rata-ratanya dihitung otomatis. Mitra yang diawasi PML lain tidak dapat dinilai, dan pembatasan ini ditegakkan di sisi server. Hasil penilaian dapat diekspor ke PDF dan Excel.</w:t>
+            </w:r>
+          </w:p>
+        </w:tc>
+      </w:tr>
+      <w:tr>
+        <w:tc>
+          <w:tcPr/>
+          <w:p>
+            <w:pPr>
+              <w:pStyle w:val="Compact"/>
+            </w:pPr>
+            <w:r>
+              <w:t xml:space="preserve">KF-15</w:t>
+            </w:r>
+          </w:p>
+        </w:tc>
+        <w:tc>
+          <w:tcPr/>
+          <w:p>
+            <w:pPr>
+              <w:pStyle w:val="Compact"/>
+            </w:pPr>
+            <w:r>
+              <w:t xml:space="preserve">Pemeringkatan Triwulanan</w:t>
+            </w:r>
+          </w:p>
+        </w:tc>
+        <w:tc>
+          <w:tcPr/>
+          <w:p>
+            <w:pPr>
+              <w:pStyle w:val="Compact"/>
+            </w:pPr>
+            <w:r>
+              <w:t xml:space="preserve">Sistem menghitung peringkat mitra per triwulan berdasarkan bulan pembebanan honornya, dengan rumus nilai akhir = rata-rata nilai + (0,01 x jumlah kegiatan) yang diikuti mitra pada triwulan tersebut, lalu mengurutkannya dari nilai tertinggi. Peringkat dapat dilihat dan diunduh seluruh pegawai sebagai bahan evaluasi dan apresiasi mitra.</w:t>
+            </w:r>
+          </w:p>
+        </w:tc>
+      </w:tr>
+      <w:tr>
+        <w:tc>
+          <w:tcPr/>
+          <w:p>
+            <w:pPr>
+              <w:pStyle w:val="Compact"/>
+            </w:pPr>
+            <w:r>
+              <w:t xml:space="preserve">KF-16</w:t>
+            </w:r>
+          </w:p>
+        </w:tc>
+        <w:tc>
+          <w:tcPr/>
+          <w:p>
+            <w:pPr>
+              <w:pStyle w:val="Compact"/>
+            </w:pPr>
+            <w:r>
+              <w:t xml:space="preserve">Riwayat dan Arsip Kegiatan</w:t>
+            </w:r>
+          </w:p>
+        </w:tc>
+        <w:tc>
+          <w:tcPr/>
+          <w:p>
+            <w:pPr>
+              <w:pStyle w:val="Compact"/>
+            </w:pPr>
+            <w:r>
+              <w:t xml:space="preserve">Sistem mencatat tiap aksi pengguna pada suatu kegiatan (perubahan data, alokasi, progres, dokumen, penilaian) beserta pelaku dan waktunya. Admin dapat mengarsipkan kegiatan, dan hanya dapat menghapus kegiatan yang belum memiliki alokasi mitra maupun penilaian.</w:t>
             </w:r>
           </w:p>
         </w:tc>
       </w:tr>
     </w:tbl>
     <w:p>
-      <w:r>
-        <w:pict>
-          <v:rect style="width:0;height:1.5pt" o:hralign="center" o:hrstd="t" o:hr="t"/>
-        </w:pict>
+      <w:pPr>
+        <w:pStyle w:val="BodyText"/>
+      </w:pPr>
+      <w:r>
+        <w:t xml:space="preserve">Disimpan kalau-kalau pembimbing meminta penjelasan yang lebih panjang untuk KF</w:t>
+      </w:r>
+      <w:r>
+        <w:t xml:space="preserve"> </w:t>
+      </w:r>
+      <w:r>
+        <w:t xml:space="preserve">tertentu, atau bila ada kalimat yang ingin Anda pindahkan kembali ke tabel.</w:t>
       </w:r>
     </w:p>
-    <w:bookmarkEnd w:id="17"/>
-    <w:bookmarkEnd w:id="18"/>
-    <w:bookmarkStart w:id="23" w:name="X981e68248bcff2d8b235821302a3603beab39a3"/>
     <w:p>
       <w:pPr>
-        <w:pStyle w:val="Heading2"/>
+        <w:pStyle w:val="Compact"/>
+        <w:numPr>
+          <w:ilvl w:val="0"/>
+          <w:numId w:val="1004"/>
+        </w:numPr>
       </w:pPr>
       <w:r>
-        <w:t xml:space="preserve">4.2.3 Rancangan Basis Data</w:t>
+        <w:rPr>
+          <w:b/>
+          <w:bCs/>
+        </w:rPr>
+        <w:t xml:space="preserve">KF-01 (Otentikasi dan Kata Sandi):</w:t>
+      </w:r>
+      <w:r>
+        <w:t xml:space="preserve"> </w:t>
+      </w:r>
+      <w:r>
+        <w:t xml:space="preserve">Sistem harus menyediakan fitur</w:t>
+      </w:r>
+      <w:r>
+        <w:t xml:space="preserve"> </w:t>
+      </w:r>
+      <w:r>
+        <w:rPr>
+          <w:i/>
+          <w:iCs/>
+        </w:rPr>
+        <w:t xml:space="preserve">login</w:t>
+      </w:r>
+      <w:r>
+        <w:t xml:space="preserve"> </w:t>
+      </w:r>
+      <w:r>
+        <w:t xml:space="preserve">dengan nama pengguna dan kata sandi, membatasi akses setiap halaman sesuai</w:t>
+      </w:r>
+      <w:r>
+        <w:t xml:space="preserve"> </w:t>
+      </w:r>
+      <w:r>
+        <w:t xml:space="preserve">peran pengguna, serta memungkinkan pengguna melihat identitas akunnya dan</w:t>
+      </w:r>
+      <w:r>
+        <w:t xml:space="preserve"> </w:t>
+      </w:r>
+      <w:r>
+        <w:t xml:space="preserve">mengganti kata sandinya sendiri. Nama dan peran akun hanya dapat diubah oleh</w:t>
+      </w:r>
+      <w:r>
+        <w:t xml:space="preserve"> </w:t>
+      </w:r>
+      <w:r>
+        <w:t xml:space="preserve">Admin.</w:t>
       </w:r>
     </w:p>
-    <w:bookmarkStart w:id="19" w:name="teks-pengantar-pengganti"/>
+    <w:p>
+      <w:pPr>
+        <w:pStyle w:val="Compact"/>
+        <w:numPr>
+          <w:ilvl w:val="0"/>
+          <w:numId w:val="1004"/>
+        </w:numPr>
+      </w:pPr>
+      <w:r>
+        <w:rPr>
+          <w:b/>
+          <w:bCs/>
+        </w:rPr>
+        <w:t xml:space="preserve">KF-02 (Data Master):</w:t>
+      </w:r>
+      <w:r>
+        <w:t xml:space="preserve"> </w:t>
+      </w:r>
+      <w:r>
+        <w:t xml:space="preserve">Sistem harus memungkinkan Admin mengelola akun</w:t>
+      </w:r>
+      <w:r>
+        <w:t xml:space="preserve"> </w:t>
+      </w:r>
+      <w:r>
+        <w:t xml:space="preserve">pengguna beserta perannya, data Ketua Tim (termasuk tim dan akun yang</w:t>
+      </w:r>
+      <w:r>
+        <w:t xml:space="preserve"> </w:t>
+      </w:r>
+      <w:r>
+        <w:t xml:space="preserve">ditautkan), serta basis data profil Mitra Statistik lengkap dengan wilayah</w:t>
+      </w:r>
+      <w:r>
+        <w:t xml:space="preserve"> </w:t>
+      </w:r>
+      <w:r>
+        <w:t xml:space="preserve">kecamatan dan desanya. Mitra yang berhenti dinonaktifkan, bukan dihapus,</w:t>
+      </w:r>
+      <w:r>
+        <w:t xml:space="preserve"> </w:t>
+      </w:r>
+      <w:r>
+        <w:t xml:space="preserve">sehingga honor, surat, dan penilaiannya tetap tersimpan dan mitra dapat</w:t>
+      </w:r>
+      <w:r>
+        <w:t xml:space="preserve"> </w:t>
+      </w:r>
+      <w:r>
+        <w:t xml:space="preserve">diaktifkan kembali. Daftar mitra dapat dilihat, disaring per kecamatan dan desa, dan diekspor ke Excel oleh</w:t>
+      </w:r>
+      <w:r>
+        <w:t xml:space="preserve"> </w:t>
+      </w:r>
+      <w:r>
+        <w:t xml:space="preserve">seluruh pegawai.</w:t>
+      </w:r>
+    </w:p>
+    <w:p>
+      <w:pPr>
+        <w:pStyle w:val="Compact"/>
+        <w:numPr>
+          <w:ilvl w:val="0"/>
+          <w:numId w:val="1004"/>
+        </w:numPr>
+      </w:pPr>
+      <w:r>
+        <w:rPr>
+          <w:b/>
+          <w:bCs/>
+        </w:rPr>
+        <w:t xml:space="preserve">KF-03 (Impor Mitra dari SOBAT):</w:t>
+      </w:r>
+      <w:r>
+        <w:t xml:space="preserve"> </w:t>
+      </w:r>
+      <w:r>
+        <w:t xml:space="preserve">Sistem harus memungkinkan Admin</w:t>
+      </w:r>
+      <w:r>
+        <w:t xml:space="preserve"> </w:t>
+      </w:r>
+      <w:r>
+        <w:t xml:space="preserve">mengimpor daftar mitra dari berkas Excel aplikasi SOBAT. Setiap baris</w:t>
+      </w:r>
+      <w:r>
+        <w:t xml:space="preserve"> </w:t>
+      </w:r>
+      <w:r>
+        <w:t xml:space="preserve">dicocokkan dengan mitra yang sudah ada berdasarkan ID SOBAT atau nama, Admin</w:t>
+      </w:r>
+      <w:r>
+        <w:t xml:space="preserve"> </w:t>
+      </w:r>
+      <w:r>
+        <w:t xml:space="preserve">menentukan tindakan per baris (tambah, perbarui, atau lewati) dan memilih</w:t>
+      </w:r>
+      <w:r>
+        <w:t xml:space="preserve"> </w:t>
+      </w:r>
+      <w:r>
+        <w:t xml:space="preserve">mitra yang dinonaktifkan, lalu sistem menampilkan pratinjau ringkasan</w:t>
+      </w:r>
+      <w:r>
+        <w:t xml:space="preserve"> </w:t>
+      </w:r>
+      <w:r>
+        <w:t xml:space="preserve">sebelum perubahan diterapkan dalam satu transaksi.</w:t>
+      </w:r>
+    </w:p>
+    <w:p>
+      <w:pPr>
+        <w:pStyle w:val="Compact"/>
+        <w:numPr>
+          <w:ilvl w:val="0"/>
+          <w:numId w:val="1004"/>
+        </w:numPr>
+      </w:pPr>
+      <w:r>
+        <w:rPr>
+          <w:b/>
+          <w:bCs/>
+        </w:rPr>
+        <w:t xml:space="preserve">KF-04 (Pengelolaan Kegiatan):</w:t>
+      </w:r>
+      <w:r>
+        <w:t xml:space="preserve"> </w:t>
+      </w:r>
+      <w:r>
+        <w:t xml:space="preserve">Sistem harus memungkinkan pegawai membuat</w:t>
+      </w:r>
+      <w:r>
+        <w:t xml:space="preserve"> </w:t>
+      </w:r>
+      <w:r>
+        <w:t xml:space="preserve">kegiatan statistik (survei atau sensus) dengan jadwal empat tahap:</w:t>
+      </w:r>
+      <w:r>
+        <w:t xml:space="preserve"> </w:t>
+      </w:r>
+      <w:r>
+        <w:t xml:space="preserve">Persiapan, Pengumpulan Data, Pengolahan &amp; Analisis, serta Diseminasi &amp;</w:t>
+      </w:r>
+      <w:r>
+        <w:t xml:space="preserve"> </w:t>
+      </w:r>
+      <w:r>
+        <w:t xml:space="preserve">Evaluasi. Tahap Pengolahan &amp; Analisis dan Diseminasi &amp; Evaluasi dapat</w:t>
+      </w:r>
+      <w:r>
+        <w:t xml:space="preserve"> </w:t>
+      </w:r>
+      <w:r>
+        <w:t xml:space="preserve">diaktifkan atau dinonaktifkan per kegiatan melalui kotak centang, karena</w:t>
+      </w:r>
+      <w:r>
+        <w:t xml:space="preserve"> </w:t>
+      </w:r>
+      <w:r>
+        <w:t xml:space="preserve">tidak semua kegiatan memiliki kedua tahap tersebut. Kegiatan hanya dapat</w:t>
+      </w:r>
+      <w:r>
+        <w:t xml:space="preserve"> </w:t>
+      </w:r>
+      <w:r>
+        <w:t xml:space="preserve">disunting oleh pembuatnya, Ketua Tim kegiatan tersebut, atau Admin.</w:t>
+      </w:r>
+      <w:r>
+        <w:t xml:space="preserve"> </w:t>
+      </w:r>
+      <w:r>
+        <w:t xml:space="preserve">Pembuat dapat membatalkan penyimpanan kegiatan yang baru saja disimpan</w:t>
+      </w:r>
+      <w:r>
+        <w:t xml:space="preserve"> </w:t>
+      </w:r>
+      <w:r>
+        <w:t xml:space="preserve">melalui tombol pada jendela konfirmasi yang tampil sesaat (sekitar 6 detik)</w:t>
+      </w:r>
+      <w:r>
+        <w:t xml:space="preserve"> </w:t>
+      </w:r>
+      <w:r>
+        <w:t xml:space="preserve">setelah simpan, sebelum jendela itu otomatis tertutup dan berpindah ke</w:t>
+      </w:r>
+      <w:r>
+        <w:t xml:space="preserve"> </w:t>
+      </w:r>
+      <w:r>
+        <w:t xml:space="preserve">dasbor. Jendela ini sengaja singkat dan tidak memeriksa alokasi mitra yang</w:t>
+      </w:r>
+      <w:r>
+        <w:t xml:space="preserve"> </w:t>
+      </w:r>
+      <w:r>
+        <w:t xml:space="preserve">sudah tersimpan, karena tujuannya membuang kegiatan yang baru salah</w:t>
+      </w:r>
+      <w:r>
+        <w:t xml:space="preserve"> </w:t>
+      </w:r>
+      <w:r>
+        <w:t xml:space="preserve">disimpan sebelum sempat dikerjakan siapa pun. Kegiatan yang sudah memiliki</w:t>
+      </w:r>
+      <w:r>
+        <w:t xml:space="preserve"> </w:t>
+      </w:r>
+      <w:r>
+        <w:t xml:space="preserve">alokasi mitra atau penilaian hanya dapat dihapus melalui Admin, dan</w:t>
+      </w:r>
+      <w:r>
+        <w:t xml:space="preserve"> </w:t>
+      </w:r>
+      <w:r>
+        <w:t xml:space="preserve">permintaan itu ditolak bila keduanya sudah ada; kegiatan tersebut harus</w:t>
+      </w:r>
+      <w:r>
+        <w:t xml:space="preserve"> </w:t>
+      </w:r>
+      <w:r>
+        <w:t xml:space="preserve">diarsipkan alih-alih dihapus.</w:t>
+      </w:r>
+    </w:p>
+    <w:p>
+      <w:pPr>
+        <w:pStyle w:val="Compact"/>
+        <w:numPr>
+          <w:ilvl w:val="0"/>
+          <w:numId w:val="1004"/>
+        </w:numPr>
+      </w:pPr>
+      <w:r>
+        <w:rPr>
+          <w:b/>
+          <w:bCs/>
+        </w:rPr>
+        <w:t xml:space="preserve">KF-05 (Alokasi Mitra dan Honor):</w:t>
+      </w:r>
+      <w:r>
+        <w:t xml:space="preserve"> </w:t>
+      </w:r>
+      <w:r>
+        <w:t xml:space="preserve">Sistem harus memungkinkan pengguna</w:t>
+      </w:r>
+      <w:r>
+        <w:t xml:space="preserve"> </w:t>
+      </w:r>
+      <w:r>
+        <w:t xml:space="preserve">mengalokasikan mitra aktif ke setiap tahap kegiatan beserta PML</w:t>
+      </w:r>
+      <w:r>
+        <w:t xml:space="preserve"> </w:t>
+      </w:r>
+      <w:r>
+        <w:t xml:space="preserve">pengawasnya, beban kerja, dan harga satuan, lalu menghitung honor secara</w:t>
+      </w:r>
+      <w:r>
+        <w:t xml:space="preserve"> </w:t>
+      </w:r>
+      <w:r>
+        <w:t xml:space="preserve">otomatis (beban kerja × harga satuan). Mitra dipilih melalui daftar</w:t>
+      </w:r>
+      <w:r>
+        <w:t xml:space="preserve"> </w:t>
+      </w:r>
+      <w:r>
+        <w:t xml:space="preserve">mitra yang dapat disaring menurut kecamatan dan desa; daftar itu hanya</w:t>
+      </w:r>
+      <w:r>
+        <w:t xml:space="preserve"> </w:t>
+      </w:r>
+      <w:r>
+        <w:t xml:space="preserve">memuat mitra aktif yang posisinya sesuai tahap (pendataan atau pengolahan)</w:t>
+      </w:r>
+      <w:r>
+        <w:t xml:space="preserve"> </w:t>
+      </w:r>
+      <w:r>
+        <w:t xml:space="preserve">dan tidak mengizinkan mitra yang sama dipilih dua kali pada satu tahap. Bila periode honor melintasi</w:t>
+      </w:r>
+      <w:r>
+        <w:t xml:space="preserve"> </w:t>
+      </w:r>
+      <w:r>
+        <w:t xml:space="preserve">beberapa bulan, muatan (unit beban kerja) dibebankan ke bulan-bulan tersebut</w:t>
+      </w:r>
+      <w:r>
+        <w:t xml:space="preserve"> </w:t>
+      </w:r>
+      <w:r>
+        <w:t xml:space="preserve">dengan tiga metode: seluruhnya ke satu bulan, dibagi menurut jumlah hari,</w:t>
+      </w:r>
+      <w:r>
+        <w:t xml:space="preserve"> </w:t>
+      </w:r>
+      <w:r>
+        <w:t xml:space="preserve">atau luber (bulan pertama diisi sampai batas, sisanya ke bulan berikutnya).</w:t>
+      </w:r>
+      <w:r>
+        <w:t xml:space="preserve"> </w:t>
+      </w:r>
+      <w:r>
+        <w:t xml:space="preserve">Honor setiap bulan selalu sebesar volume × harga satuan.</w:t>
+      </w:r>
+    </w:p>
+    <w:p>
+      <w:pPr>
+        <w:pStyle w:val="Compact"/>
+        <w:numPr>
+          <w:ilvl w:val="0"/>
+          <w:numId w:val="1004"/>
+        </w:numPr>
+      </w:pPr>
+      <w:r>
+        <w:rPr>
+          <w:b/>
+          <w:bCs/>
+        </w:rPr>
+        <w:t xml:space="preserve">KF-06 (Validasi Batas SBML):</w:t>
+      </w:r>
+      <w:r>
+        <w:t xml:space="preserve"> </w:t>
+      </w:r>
+      <w:r>
+        <w:t xml:space="preserve">Setiap kali kegiatan disimpan, sistem harus</w:t>
+      </w:r>
+      <w:r>
+        <w:t xml:space="preserve"> </w:t>
+      </w:r>
+      <w:r>
+        <w:t xml:space="preserve">menjumlahkan honor setiap mitra per bulan dari seluruh kegiatan dan</w:t>
+      </w:r>
+      <w:r>
+        <w:t xml:space="preserve"> </w:t>
+      </w:r>
+      <w:r>
+        <w:t xml:space="preserve">membandingkannya dengan batas honor bulanan (SBML). Bila melebihi, sistem</w:t>
+      </w:r>
+      <w:r>
+        <w:t xml:space="preserve"> </w:t>
+      </w:r>
+      <w:r>
+        <w:t xml:space="preserve">menampilkan peringatan yang memuat nama mitra, bulan, total honor, dan</w:t>
+      </w:r>
+      <w:r>
+        <w:t xml:space="preserve"> </w:t>
+      </w:r>
+      <w:r>
+        <w:t xml:space="preserve">batasnya, lalu meminta konfirmasi sebelum data disimpan. Nilai batas SBML</w:t>
+      </w:r>
+      <w:r>
+        <w:t xml:space="preserve"> </w:t>
+      </w:r>
+      <w:r>
+        <w:t xml:space="preserve">diatur oleh Tim Keuangan atau Admin.</w:t>
+      </w:r>
+    </w:p>
+    <w:p>
+      <w:pPr>
+        <w:pStyle w:val="Compact"/>
+        <w:numPr>
+          <w:ilvl w:val="0"/>
+          <w:numId w:val="1004"/>
+        </w:numPr>
+      </w:pPr>
+      <w:r>
+        <w:rPr>
+          <w:b/>
+          <w:bCs/>
+        </w:rPr>
+        <w:t xml:space="preserve">KF-07 (Monitoring Progres):</w:t>
+      </w:r>
+      <w:r>
+        <w:t xml:space="preserve"> </w:t>
+      </w:r>
+      <w:r>
+        <w:t xml:space="preserve">Sistem harus memungkinkan PML menginput</w:t>
+      </w:r>
+      <w:r>
+        <w:t xml:space="preserve"> </w:t>
+      </w:r>
+      <w:r>
+        <w:t xml:space="preserve">progres pekerjaan mitra yang diawasinya. Tahap</w:t>
+      </w:r>
+      <w:r>
+        <w:t xml:space="preserve"> </w:t>
+      </w:r>
+      <w:r>
+        <w:rPr>
+          <w:i/>
+          <w:iCs/>
+        </w:rPr>
+        <w:t xml:space="preserve">listing</w:t>
+      </w:r>
+      <w:r>
+        <w:t xml:space="preserve">/pencacahan memakai</w:t>
+      </w:r>
+      <w:r>
+        <w:t xml:space="preserve"> </w:t>
+      </w:r>
+      <w:r>
+        <w:t xml:space="preserve">status</w:t>
+      </w:r>
+      <w:r>
+        <w:t xml:space="preserve"> </w:t>
+      </w:r>
+      <w:r>
+        <w:rPr>
+          <w:i/>
+          <w:iCs/>
+        </w:rPr>
+        <w:t xml:space="preserve">open</w:t>
+      </w:r>
+      <w:r>
+        <w:t xml:space="preserve">,</w:t>
+      </w:r>
+      <w:r>
+        <w:t xml:space="preserve"> </w:t>
+      </w:r>
+      <w:r>
+        <w:rPr>
+          <w:i/>
+          <w:iCs/>
+        </w:rPr>
+        <w:t xml:space="preserve">submit</w:t>
+      </w:r>
+      <w:r>
+        <w:t xml:space="preserve">, diperiksa, dan</w:t>
+      </w:r>
+      <w:r>
+        <w:t xml:space="preserve"> </w:t>
+      </w:r>
+      <w:r>
+        <w:rPr>
+          <w:i/>
+          <w:iCs/>
+        </w:rPr>
+        <w:t xml:space="preserve">approved</w:t>
+      </w:r>
+      <w:r>
+        <w:t xml:space="preserve">; tahap pengolahan memakai</w:t>
+      </w:r>
+      <w:r>
+        <w:t xml:space="preserve"> </w:t>
+      </w:r>
+      <w:r>
+        <w:t xml:space="preserve">belum</w:t>
+      </w:r>
+      <w:r>
+        <w:t xml:space="preserve"> </w:t>
+      </w:r>
+      <w:r>
+        <w:rPr>
+          <w:i/>
+          <w:iCs/>
+        </w:rPr>
+        <w:t xml:space="preserve">entry</w:t>
+      </w:r>
+      <w:r>
+        <w:t xml:space="preserve">, sudah</w:t>
+      </w:r>
+      <w:r>
+        <w:t xml:space="preserve"> </w:t>
+      </w:r>
+      <w:r>
+        <w:rPr>
+          <w:i/>
+          <w:iCs/>
+        </w:rPr>
+        <w:t xml:space="preserve">entry</w:t>
+      </w:r>
+      <w:r>
+        <w:t xml:space="preserve">, validasi, dan</w:t>
+      </w:r>
+      <w:r>
+        <w:t xml:space="preserve"> </w:t>
+      </w:r>
+      <w:r>
+        <w:rPr>
+          <w:i/>
+          <w:iCs/>
+        </w:rPr>
+        <w:t xml:space="preserve">clean</w:t>
+      </w:r>
+      <w:r>
+        <w:t xml:space="preserve">. Total progres tidak</w:t>
+      </w:r>
+      <w:r>
+        <w:t xml:space="preserve"> </w:t>
+      </w:r>
+      <w:r>
+        <w:t xml:space="preserve">boleh melebihi beban kerja. Rekapitulasinya ditampilkan pada</w:t>
+      </w:r>
+      <w:r>
+        <w:t xml:space="preserve"> </w:t>
+      </w:r>
+      <w:r>
+        <w:rPr>
+          <w:i/>
+          <w:iCs/>
+        </w:rPr>
+        <w:t xml:space="preserve">dashboard</w:t>
+      </w:r>
+      <w:r>
+        <w:t xml:space="preserve"> </w:t>
+      </w:r>
+      <w:r>
+        <w:t xml:space="preserve">dalam bentuk grafik dan tabel, dilengkapi filter dan pencarian global.</w:t>
+      </w:r>
+    </w:p>
+    <w:p>
+      <w:pPr>
+        <w:pStyle w:val="Compact"/>
+        <w:numPr>
+          <w:ilvl w:val="0"/>
+          <w:numId w:val="1004"/>
+        </w:numPr>
+      </w:pPr>
+      <w:r>
+        <w:rPr>
+          <w:b/>
+          <w:bCs/>
+        </w:rPr>
+        <w:t xml:space="preserve">KF-08 (Repositori Dokumen):</w:t>
+      </w:r>
+      <w:r>
+        <w:t xml:space="preserve"> </w:t>
+      </w:r>
+      <w:r>
+        <w:t xml:space="preserve">Sistem harus menyediakan daftar dokumen</w:t>
+      </w:r>
+      <w:r>
+        <w:t xml:space="preserve"> </w:t>
+      </w:r>
+      <w:r>
+        <w:t xml:space="preserve">wajib bawaan untuk setiap tahap kegiatan (antara lain SK, Surat Tugas, KAK,</w:t>
+      </w:r>
+      <w:r>
+        <w:t xml:space="preserve"> </w:t>
+      </w:r>
+      <w:r>
+        <w:t xml:space="preserve">Visum, BAST, dan laporan tiap tahap), memungkinkan penambahan dokumen lain,</w:t>
+      </w:r>
+      <w:r>
+        <w:t xml:space="preserve"> </w:t>
+      </w:r>
+      <w:r>
+        <w:t xml:space="preserve">dan menyimpan setiap dokumen sebagai tautan ke penyimpanan instansi. Setiap</w:t>
+      </w:r>
+      <w:r>
+        <w:t xml:space="preserve"> </w:t>
+      </w:r>
+      <w:r>
+        <w:t xml:space="preserve">dokumen memiliki penanggung jawab pengisian: Ketua Tim atau Tim Keuangan.</w:t>
+      </w:r>
+      <w:r>
+        <w:t xml:space="preserve"> </w:t>
+      </w:r>
+      <w:r>
+        <w:t xml:space="preserve">Dokumen wajib hanya dapat dihapus oleh Tim Keuangan atau Admin.</w:t>
+      </w:r>
+    </w:p>
+    <w:p>
+      <w:pPr>
+        <w:pStyle w:val="Compact"/>
+        <w:numPr>
+          <w:ilvl w:val="0"/>
+          <w:numId w:val="1004"/>
+        </w:numPr>
+      </w:pPr>
+      <w:r>
+        <w:rPr>
+          <w:b/>
+          <w:bCs/>
+        </w:rPr>
+        <w:t xml:space="preserve">KF-09 (Verifikasi Dokumen):</w:t>
+      </w:r>
+      <w:r>
+        <w:t xml:space="preserve"> </w:t>
+      </w:r>
+      <w:r>
+        <w:t xml:space="preserve">Sistem harus memungkinkan Tim Keuangan</w:t>
+      </w:r>
+      <w:r>
+        <w:t xml:space="preserve"> </w:t>
+      </w:r>
+      <w:r>
+        <w:t xml:space="preserve">menyetujui dokumen, satu per satu atau sekaligus satu tahap, serta menolak</w:t>
+      </w:r>
+      <w:r>
+        <w:t xml:space="preserve"> </w:t>
+      </w:r>
+      <w:r>
+        <w:t xml:space="preserve">dokumen disertai catatan revisi. Tim Keuangan juga dapat mengirim</w:t>
+      </w:r>
+      <w:r>
+        <w:t xml:space="preserve"> </w:t>
+      </w:r>
+      <w:r>
+        <w:t xml:space="preserve">pengingat untuk dokumen yang belum diisi.</w:t>
+      </w:r>
+    </w:p>
+    <w:p>
+      <w:pPr>
+        <w:pStyle w:val="Compact"/>
+        <w:numPr>
+          <w:ilvl w:val="0"/>
+          <w:numId w:val="1004"/>
+        </w:numPr>
+      </w:pPr>
+      <w:r>
+        <w:rPr>
+          <w:b/>
+          <w:bCs/>
+        </w:rPr>
+        <w:t xml:space="preserve">KF-10 (Notifikasi Otomatis):</w:t>
+      </w:r>
+      <w:r>
+        <w:t xml:space="preserve"> </w:t>
+      </w:r>
+      <w:r>
+        <w:t xml:space="preserve">Sistem harus menampilkan notifikasi sesuai</w:t>
+      </w:r>
+      <w:r>
+        <w:t xml:space="preserve"> </w:t>
+      </w:r>
+      <w:r>
+        <w:t xml:space="preserve">peran pengguna. Bagi Ketua Tim: tenggat tahap H-3 sampai H-1 dan</w:t>
+      </w:r>
+      <w:r>
+        <w:t xml:space="preserve"> </w:t>
+      </w:r>
+      <w:r>
+        <w:t xml:space="preserve">keterlambatan, dokumen ditolak, progres kegiatan yang tidak diperbarui lebih</w:t>
+      </w:r>
+      <w:r>
+        <w:t xml:space="preserve"> </w:t>
+      </w:r>
+      <w:r>
+        <w:t xml:space="preserve">dari dua hari, serta pengingat dari Tim Keuangan. Bagi Tim Keuangan: dokumen</w:t>
+      </w:r>
+      <w:r>
+        <w:t xml:space="preserve"> </w:t>
+      </w:r>
+      <w:r>
+        <w:t xml:space="preserve">menunggu persetujuan, dokumen diunggah ulang, dokumen tanggung jawab Tim</w:t>
+      </w:r>
+      <w:r>
+        <w:t xml:space="preserve"> </w:t>
+      </w:r>
+      <w:r>
+        <w:t xml:space="preserve">Keuangan yang belum diisi, dan surat yang isinya berubah setelah terbit.</w:t>
+      </w:r>
+      <w:r>
+        <w:t xml:space="preserve"> </w:t>
+      </w:r>
+      <w:r>
+        <w:t xml:space="preserve">Notifikasi hilang dengan sendirinya setelah penyebabnya diselesaikan.</w:t>
+      </w:r>
+    </w:p>
+    <w:p>
+      <w:pPr>
+        <w:pStyle w:val="Compact"/>
+        <w:numPr>
+          <w:ilvl w:val="0"/>
+          <w:numId w:val="1004"/>
+        </w:numPr>
+      </w:pPr>
+      <w:r>
+        <w:rPr>
+          <w:b/>
+          <w:bCs/>
+        </w:rPr>
+        <w:t xml:space="preserve">KF-11 (Surat Perjanjian Kerja dan BAST):</w:t>
+      </w:r>
+      <w:r>
+        <w:t xml:space="preserve"> </w:t>
+      </w:r>
+      <w:r>
+        <w:t xml:space="preserve">Sistem harus memungkinkan Tim</w:t>
+      </w:r>
+      <w:r>
+        <w:t xml:space="preserve"> </w:t>
+      </w:r>
+      <w:r>
+        <w:t xml:space="preserve">Keuangan membuat SPK dan BAST mitra dalam format PDF untuk satu bulan honor,</w:t>
+      </w:r>
+      <w:r>
+        <w:t xml:space="preserve"> </w:t>
+      </w:r>
+      <w:r>
+        <w:t xml:space="preserve">dengan satu surat per mitra per bulan. Surat disusun dari template yang dapat</w:t>
+      </w:r>
+      <w:r>
+        <w:t xml:space="preserve"> </w:t>
+      </w:r>
+      <w:r>
+        <w:t xml:space="preserve">diatur (data PPK, satuan kerja, pola nomor, isi pasal), dilengkapi uraian</w:t>
+      </w:r>
+      <w:r>
+        <w:t xml:space="preserve"> </w:t>
+      </w:r>
+      <w:r>
+        <w:t xml:space="preserve">tugas dan kode beban anggaran (MAK). Nomor surat diberikan otomatis, tetap</w:t>
+      </w:r>
+      <w:r>
+        <w:t xml:space="preserve"> </w:t>
+      </w:r>
+      <w:r>
+        <w:t xml:space="preserve">sama bila surat dicetak ulang, dan tidak kembar dalam satu tahun. Nomor BAST</w:t>
+      </w:r>
+      <w:r>
+        <w:t xml:space="preserve"> </w:t>
+      </w:r>
+      <w:r>
+        <w:t xml:space="preserve">mengikuti nomor urut SPK mitra yang sama.</w:t>
+      </w:r>
+    </w:p>
+    <w:p>
+      <w:pPr>
+        <w:pStyle w:val="Compact"/>
+        <w:numPr>
+          <w:ilvl w:val="0"/>
+          <w:numId w:val="1004"/>
+        </w:numPr>
+      </w:pPr>
+      <w:r>
+        <w:rPr>
+          <w:b/>
+          <w:bCs/>
+        </w:rPr>
+        <w:t xml:space="preserve">KF-12 (Riwayat Penyuratan):</w:t>
+      </w:r>
+      <w:r>
+        <w:t xml:space="preserve"> </w:t>
+      </w:r>
+      <w:r>
+        <w:t xml:space="preserve">Sistem harus menyajikan seluruh surat dalam</w:t>
+      </w:r>
+      <w:r>
+        <w:t xml:space="preserve"> </w:t>
+      </w:r>
+      <w:r>
+        <w:t xml:space="preserve">satu tahun, termasuk surat batal dan nomor yang kosong. Tim Keuangan dapat</w:t>
+      </w:r>
+      <w:r>
+        <w:t xml:space="preserve"> </w:t>
+      </w:r>
+      <w:r>
+        <w:t xml:space="preserve">memperbarui isi surat mengikuti data terkini tanpa mengganti nomornya,</w:t>
+      </w:r>
+      <w:r>
+        <w:t xml:space="preserve"> </w:t>
+      </w:r>
+      <w:r>
+        <w:t xml:space="preserve">membatalkan surat dengan catatan alasan, menghapus surat yang sudah batal,</w:t>
+      </w:r>
+      <w:r>
+        <w:t xml:space="preserve"> </w:t>
+      </w:r>
+      <w:r>
+        <w:t xml:space="preserve">mengubah nomor surat, serta merapikan atau mengatur ulang penomoran dengan</w:t>
+      </w:r>
+      <w:r>
+        <w:t xml:space="preserve"> </w:t>
+      </w:r>
+      <w:r>
+        <w:t xml:space="preserve">pratinjau dan frasa konfirmasi. Tindakan yang menghapus atau menggeser nomor</w:t>
+      </w:r>
+      <w:r>
+        <w:t xml:space="preserve"> </w:t>
+      </w:r>
+      <w:r>
+        <w:t xml:space="preserve">dicatat sebagai jejak audit.</w:t>
+      </w:r>
+    </w:p>
+    <w:p>
+      <w:pPr>
+        <w:pStyle w:val="Compact"/>
+        <w:numPr>
+          <w:ilvl w:val="0"/>
+          <w:numId w:val="1004"/>
+        </w:numPr>
+      </w:pPr>
+      <w:r>
+        <w:rPr>
+          <w:b/>
+          <w:bCs/>
+        </w:rPr>
+        <w:t xml:space="preserve">KF-13 (Rekap Honor):</w:t>
+      </w:r>
+      <w:r>
+        <w:t xml:space="preserve"> </w:t>
+      </w:r>
+      <w:r>
+        <w:t xml:space="preserve">Sistem harus menyajikan rekapitulasi honor setiap</w:t>
+      </w:r>
+      <w:r>
+        <w:t xml:space="preserve"> </w:t>
+      </w:r>
+      <w:r>
+        <w:t xml:space="preserve">mitra per bulan atau per rentang tanggal, lengkap dengan penanda mitra yang</w:t>
+      </w:r>
+      <w:r>
+        <w:t xml:space="preserve"> </w:t>
+      </w:r>
+      <w:r>
+        <w:t xml:space="preserve">melebihi batas SBML, yang dapat diunduh dalam format PDF dan Excel. Sistem</w:t>
+      </w:r>
+      <w:r>
+        <w:t xml:space="preserve"> </w:t>
+      </w:r>
+      <w:r>
+        <w:t xml:space="preserve">juga menampilkan jumlah kegiatan setiap mitra, jumlah kegiatan, mitra, dan</w:t>
+      </w:r>
+      <w:r>
+        <w:t xml:space="preserve"> </w:t>
+      </w:r>
+      <w:r>
+        <w:t xml:space="preserve">muatan setiap PML, serta grafik kegiatan dan honor per tim, sehingga</w:t>
+      </w:r>
+      <w:r>
+        <w:t xml:space="preserve"> </w:t>
+      </w:r>
+      <w:r>
+        <w:t xml:space="preserve">pembagian beban kerja antar-mitra, PML, dan tim dapat dipantau.</w:t>
+      </w:r>
+    </w:p>
+    <w:p>
+      <w:pPr>
+        <w:pStyle w:val="Compact"/>
+        <w:numPr>
+          <w:ilvl w:val="0"/>
+          <w:numId w:val="1004"/>
+        </w:numPr>
+      </w:pPr>
+      <w:r>
+        <w:rPr>
+          <w:b/>
+          <w:bCs/>
+        </w:rPr>
+        <w:t xml:space="preserve">KF-14 (Penilaian Kinerja):</w:t>
+      </w:r>
+      <w:r>
+        <w:t xml:space="preserve"> </w:t>
+      </w:r>
+      <w:r>
+        <w:t xml:space="preserve">Sistem harus memungkinkan PML menilai mitra</w:t>
+      </w:r>
+      <w:r>
+        <w:t xml:space="preserve"> </w:t>
+      </w:r>
+      <w:r>
+        <w:t xml:space="preserve">yang diawasinya pada tiga aspek (Sikap &amp; Perilaku, Kualitas Pekerjaan,</w:t>
+      </w:r>
+      <w:r>
+        <w:t xml:space="preserve"> </w:t>
+      </w:r>
+      <w:r>
+        <w:t xml:space="preserve">Ketepatan Waktu) dengan skala bilangan bulat 1–10, lalu menghitung rata-</w:t>
+      </w:r>
+      <w:r>
+        <w:t xml:space="preserve"> </w:t>
+      </w:r>
+      <w:r>
+        <w:t xml:space="preserve">ratanya secara otomatis. Hasil penilaian dapat diekspor ke PDF dan Excel.</w:t>
+      </w:r>
+    </w:p>
+    <w:p>
+      <w:pPr>
+        <w:pStyle w:val="Compact"/>
+        <w:numPr>
+          <w:ilvl w:val="0"/>
+          <w:numId w:val="1004"/>
+        </w:numPr>
+      </w:pPr>
+      <w:r>
+        <w:rPr>
+          <w:b/>
+          <w:bCs/>
+        </w:rPr>
+        <w:t xml:space="preserve">KF-15 (</w:t>
+      </w:r>
+      <w:r>
+        <w:rPr>
+          <w:b/>
+          <w:bCs/>
+          <w:i/>
+          <w:iCs/>
+        </w:rPr>
+        <w:t xml:space="preserve">Auto-Ranking</w:t>
+      </w:r>
+      <w:r>
+        <w:rPr>
+          <w:b/>
+          <w:bCs/>
+        </w:rPr>
+        <w:t xml:space="preserve"> </w:t>
+      </w:r>
+      <w:r>
+        <w:rPr>
+          <w:b/>
+          <w:bCs/>
+        </w:rPr>
+        <w:t xml:space="preserve">Triwulanan):</w:t>
+      </w:r>
+      <w:r>
+        <w:t xml:space="preserve"> </w:t>
+      </w:r>
+      <w:r>
+        <w:t xml:space="preserve">Sistem harus menghitung peringkat mitra</w:t>
+      </w:r>
+      <w:r>
+        <w:t xml:space="preserve"> </w:t>
+      </w:r>
+      <w:r>
+        <w:t xml:space="preserve">per triwulan, berdasarkan bulan pembebanan honornya, dengan rumus</w:t>
+      </w:r>
+      <w:r>
+        <w:t xml:space="preserve"> </w:t>
+      </w:r>
+      <w:r>
+        <w:rPr>
+          <w:i/>
+          <w:iCs/>
+        </w:rPr>
+        <w:t xml:space="preserve">nilai akhir = rata-rata nilai + 0,01 × jumlah kegiatan</w:t>
+      </w:r>
+      <w:r>
+        <w:t xml:space="preserve"> </w:t>
+      </w:r>
+      <w:r>
+        <w:t xml:space="preserve">yang diikuti mitra</w:t>
+      </w:r>
+      <w:r>
+        <w:t xml:space="preserve"> </w:t>
+      </w:r>
+      <w:r>
+        <w:t xml:space="preserve">pada triwulan tersebut, lalu mengurutkannya dari nilai tertinggi. Peringkat</w:t>
+      </w:r>
+      <w:r>
+        <w:t xml:space="preserve"> </w:t>
+      </w:r>
+      <w:r>
+        <w:t xml:space="preserve">dapat dilihat dan diunduh (PDF dan Excel) oleh seluruh pegawai sebagai bahan</w:t>
+      </w:r>
+      <w:r>
+        <w:t xml:space="preserve"> </w:t>
+      </w:r>
+      <w:r>
+        <w:t xml:space="preserve">evaluasi dan apresiasi mitra.</w:t>
+      </w:r>
+    </w:p>
+    <w:p>
+      <w:pPr>
+        <w:pStyle w:val="Compact"/>
+        <w:numPr>
+          <w:ilvl w:val="0"/>
+          <w:numId w:val="1004"/>
+        </w:numPr>
+      </w:pPr>
+      <w:r>
+        <w:rPr>
+          <w:b/>
+          <w:bCs/>
+        </w:rPr>
+        <w:t xml:space="preserve">KF-16 (Riwayat dan Arsip Kegiatan):</w:t>
+      </w:r>
+      <w:r>
+        <w:t xml:space="preserve"> </w:t>
+      </w:r>
+      <w:r>
+        <w:t xml:space="preserve">Sistem harus mencatat setiap aksi</w:t>
+      </w:r>
+      <w:r>
+        <w:t xml:space="preserve"> </w:t>
+      </w:r>
+      <w:r>
+        <w:t xml:space="preserve">pengguna pada suatu kegiatan (perubahan data, alokasi, progres, dokumen,</w:t>
+      </w:r>
+      <w:r>
+        <w:t xml:space="preserve"> </w:t>
+      </w:r>
+      <w:r>
+        <w:t xml:space="preserve">penilaian) beserta pelaku dan waktunya. Admin dapat mengarsipkan kegiatan,</w:t>
+      </w:r>
+      <w:r>
+        <w:t xml:space="preserve"> </w:t>
+      </w:r>
+      <w:r>
+        <w:t xml:space="preserve">dan hanya dapat menghapus kegiatan yang belum memiliki alokasi mitra maupun</w:t>
+      </w:r>
+      <w:r>
+        <w:t xml:space="preserve"> </w:t>
+      </w:r>
+      <w:r>
+        <w:t xml:space="preserve">penilaian.</w:t>
+      </w:r>
+    </w:p>
+    <w:bookmarkEnd w:id="12"/>
+    <w:bookmarkStart w:id="13" w:name="Xcaaf3d46061e71c143eef9df6bfdf34507e2a7d"/>
     <w:p>
       <w:pPr>
         <w:pStyle w:val="Heading3"/>
       </w:pPr>
       <w:r>
-        <w:t xml:space="preserve">Teks pengantar (pengganti)</w:t>
+        <w:t xml:space="preserve">2. Kebutuhan Non-Fungsional</w:t>
+      </w:r>
+    </w:p>
+    <w:p>
+      <w:pPr>
+        <w:pStyle w:val="BlockText"/>
+      </w:pPr>
+      <w:r>
+        <w:t xml:space="preserve">Bentuknya disamakan dengan tabel kebutuhan fungsional agar seragam. Versi prosa</w:t>
+      </w:r>
+      <w:r>
+        <w:t xml:space="preserve"> </w:t>
+      </w:r>
+      <w:r>
+        <w:t xml:space="preserve">disimpan di bawah tabel sebagai cadangan.</w:t>
       </w:r>
     </w:p>
     <w:p>
@@ -5067,104 +3226,594 @@
         <w:pStyle w:val="FirstParagraph"/>
       </w:pPr>
       <w:r>
-        <w:t xml:space="preserve">Rancangan basis data Sistem Informasi OPTIMA diimplementasikan menggunakan</w:t>
-      </w:r>
-      <w:r>
-        <w:t xml:space="preserve"> </w:t>
-      </w:r>
-      <w:r>
-        <w:t xml:space="preserve">MySQL sebagaimana dijelaskan pada Bab II, dengan tabel inti</w:t>
-      </w:r>
-      <w:r>
-        <w:t xml:space="preserve"> </w:t>
-      </w:r>
-      <w:r>
-        <w:rPr>
-          <w:rStyle w:val="VerbatimChar"/>
-        </w:rPr>
-        <w:t xml:space="preserve">ppl_master</w:t>
-      </w:r>
-      <w:r>
-        <w:t xml:space="preserve">,</w:t>
-      </w:r>
-      <w:r>
-        <w:t xml:space="preserve"> </w:t>
-      </w:r>
-      <w:r>
-        <w:rPr>
-          <w:rStyle w:val="VerbatimChar"/>
-        </w:rPr>
-        <w:t xml:space="preserve">ppl</w:t>
-      </w:r>
-      <w:r>
-        <w:t xml:space="preserve">,</w:t>
-      </w:r>
-      <w:r>
-        <w:t xml:space="preserve"> </w:t>
-      </w:r>
-      <w:r>
-        <w:rPr>
-          <w:rStyle w:val="VerbatimChar"/>
-        </w:rPr>
-        <w:t xml:space="preserve">ppl_progress</w:t>
-      </w:r>
-      <w:r>
-        <w:t xml:space="preserve">, dan</w:t>
-      </w:r>
-      <w:r>
-        <w:t xml:space="preserve"> </w:t>
-      </w:r>
-      <w:r>
-        <w:rPr>
-          <w:rStyle w:val="VerbatimChar"/>
-        </w:rPr>
-        <w:t xml:space="preserve">ppl_honorarium</w:t>
-      </w:r>
-      <w:r>
-        <w:t xml:space="preserve"> </w:t>
-      </w:r>
-      <w:r>
-        <w:t xml:space="preserve">yang telah disebutkan sebelumnya.</w:t>
-      </w:r>
-      <w:r>
-        <w:t xml:space="preserve"> </w:t>
-      </w:r>
-      <w:r>
-        <w:t xml:space="preserve">Basis data terdiri dari</w:t>
-      </w:r>
-      <w:r>
-        <w:t xml:space="preserve"> </w:t>
-      </w:r>
-      <w:r>
         <w:rPr>
           <w:b/>
           <w:bCs/>
         </w:rPr>
-        <w:t xml:space="preserve">18 tabel</w:t>
-      </w:r>
-      <w:r>
-        <w:t xml:space="preserve"> </w:t>
-      </w:r>
-      <w:r>
-        <w:t xml:space="preserve">yang dikelompokkan menjadi lima bagian,</w:t>
-      </w:r>
-      <w:r>
-        <w:t xml:space="preserve"> </w:t>
-      </w:r>
-      <w:r>
-        <w:t xml:space="preserve">yaitu (1) pengguna dan wilayah, (2) kegiatan dan alokasi mitra, (3) honor,</w:t>
-      </w:r>
-      <w:r>
-        <w:t xml:space="preserve"> </w:t>
-      </w:r>
-      <w:r>
-        <w:t xml:space="preserve">progres, dan penilaian, (4) dokumen dan jejak audit, serta (5) surat dan</w:t>
-      </w:r>
-      <w:r>
-        <w:t xml:space="preserve"> </w:t>
-      </w:r>
-      <w:r>
-        <w:t xml:space="preserve">pengaturan. Relasi antartabel dijaga dengan</w:t>
+        <w:t xml:space="preserve">Tabel …: Kebutuhan Non-Fungsional Sistem</w:t>
+      </w:r>
+    </w:p>
+    <w:tbl>
+      <w:tblPr>
+        <w:tblStyle w:val="Table"/>
+        <w:tblW w:type="auto" w:w="0"/>
+        <w:tblLook w:firstRow="1" w:lastRow="0" w:firstColumn="0" w:lastColumn="0" w:noHBand="0" w:noVBand="0" w:val="0020"/>
+      </w:tblPr>
+      <w:tblGrid>
+        <w:gridCol w:w="2640"/>
+        <w:gridCol w:w="2640"/>
+        <w:gridCol w:w="2640"/>
+      </w:tblGrid>
+      <w:tr>
+        <w:trPr>
+          <w:tblHeader w:val="on"/>
+        </w:trPr>
+        <w:tc>
+          <w:tcPr/>
+          <w:p>
+            <w:pPr>
+              <w:pStyle w:val="Compact"/>
+            </w:pPr>
+            <w:r>
+              <w:t xml:space="preserve">Kode</w:t>
+            </w:r>
+          </w:p>
+        </w:tc>
+        <w:tc>
+          <w:tcPr/>
+          <w:p>
+            <w:pPr>
+              <w:pStyle w:val="Compact"/>
+            </w:pPr>
+            <w:r>
+              <w:t xml:space="preserve">Aspek</w:t>
+            </w:r>
+          </w:p>
+        </w:tc>
+        <w:tc>
+          <w:tcPr/>
+          <w:p>
+            <w:pPr>
+              <w:pStyle w:val="Compact"/>
+            </w:pPr>
+            <w:r>
+              <w:t xml:space="preserve">Penjelasan</w:t>
+            </w:r>
+          </w:p>
+        </w:tc>
+      </w:tr>
+      <w:tr>
+        <w:tc>
+          <w:tcPr/>
+          <w:p>
+            <w:pPr>
+              <w:pStyle w:val="Compact"/>
+            </w:pPr>
+            <w:r>
+              <w:t xml:space="preserve">KNF-01</w:t>
+            </w:r>
+          </w:p>
+        </w:tc>
+        <w:tc>
+          <w:tcPr/>
+          <w:p>
+            <w:pPr>
+              <w:pStyle w:val="Compact"/>
+            </w:pPr>
+            <w:r>
+              <w:t xml:space="preserve">Keamanan Akses</w:t>
+            </w:r>
+          </w:p>
+        </w:tc>
+        <w:tc>
+          <w:tcPr/>
+          <w:p>
+            <w:pPr>
+              <w:pStyle w:val="Compact"/>
+            </w:pPr>
+            <w:r>
+              <w:t xml:space="preserve">Kata sandi disimpan dalam bentuk tersandi (</w:t>
+            </w:r>
+            <w:r>
+              <w:rPr>
+                <w:i/>
+                <w:iCs/>
+              </w:rPr>
+              <w:t xml:space="preserve">hash</w:t>
+            </w:r>
+            <w:r>
+              <w:t xml:space="preserve">) bcrypt, panjang 8-72 karakter, dan tidak boleh sama dengan nama pengguna. Sesi memakai token bertanda tangan HMAC-SHA256 yang berlaku 12 jam; mengganti kata sandi langsung mencabut seluruh sesi lama. Percobaan masuk dan ganti kata sandi dibatasi jumlahnya. Otorisasi berlapis: menurut peran (Admin, Tim Keuangan, Pegawai) dan menurut kepemilikan data (kegiatan hanya dapat disunting pemiliknya; progres dan penilaian hanya oleh PML mitra tersebut). Identitas pelaku selalu diambil dari token, bukan dari data yang dikirim peramban.</w:t>
+            </w:r>
+          </w:p>
+        </w:tc>
+      </w:tr>
+      <w:tr>
+        <w:tc>
+          <w:tcPr/>
+          <w:p>
+            <w:pPr>
+              <w:pStyle w:val="Compact"/>
+            </w:pPr>
+            <w:r>
+              <w:t xml:space="preserve">KNF-02</w:t>
+            </w:r>
+          </w:p>
+        </w:tc>
+        <w:tc>
+          <w:tcPr/>
+          <w:p>
+            <w:pPr>
+              <w:pStyle w:val="Compact"/>
+            </w:pPr>
+            <w:r>
+              <w:t xml:space="preserve">Penerapan dan Jaringan</w:t>
+            </w:r>
+          </w:p>
+        </w:tc>
+        <w:tc>
+          <w:tcPr/>
+          <w:p>
+            <w:pPr>
+              <w:pStyle w:val="Compact"/>
+            </w:pPr>
+            <w:r>
+              <w:t xml:space="preserve">Sistem dipasang pada layanan</w:t>
+            </w:r>
+            <w:r>
+              <w:t xml:space="preserve"> </w:t>
+            </w:r>
+            <w:r>
+              <w:rPr>
+                <w:i/>
+                <w:iCs/>
+              </w:rPr>
+              <w:t xml:space="preserve">hosting</w:t>
+            </w:r>
+            <w:r>
+              <w:t xml:space="preserve"> </w:t>
+            </w:r>
+            <w:r>
+              <w:t xml:space="preserve">cPanel milik BPS dan berada di dalam jaringan BPS, sehingga aksesnya terbatas pada pegawai BPS. Dari luar kantor, sistem hanya dapat dibuka melalui koneksi FortiClient VPN BPS.</w:t>
+            </w:r>
+          </w:p>
+        </w:tc>
+      </w:tr>
+      <w:tr>
+        <w:tc>
+          <w:tcPr/>
+          <w:p>
+            <w:pPr>
+              <w:pStyle w:val="Compact"/>
+            </w:pPr>
+            <w:r>
+              <w:t xml:space="preserve">KNF-03</w:t>
+            </w:r>
+          </w:p>
+        </w:tc>
+        <w:tc>
+          <w:tcPr/>
+          <w:p>
+            <w:pPr>
+              <w:pStyle w:val="Compact"/>
+            </w:pPr>
+            <w:r>
+              <w:t xml:space="preserve">Kinerja dan Pengalaman Pengguna</w:t>
+            </w:r>
+          </w:p>
+        </w:tc>
+        <w:tc>
+          <w:tcPr/>
+          <w:p>
+            <w:pPr>
+              <w:pStyle w:val="Compact"/>
+            </w:pPr>
+            <w:r>
+              <w:t xml:space="preserve">Sistem dikembangkan sebagai</w:t>
+            </w:r>
+            <w:r>
+              <w:t xml:space="preserve"> </w:t>
+            </w:r>
+            <w:r>
+              <w:rPr>
+                <w:i/>
+                <w:iCs/>
+              </w:rPr>
+              <w:t xml:space="preserve">Single Page Application</w:t>
+            </w:r>
+            <w:r>
+              <w:t xml:space="preserve"> </w:t>
+            </w:r>
+            <w:r>
+              <w:t xml:space="preserve">sehingga perpindahan halaman tidak memuat ulang seluruh halaman. Pustaka berukuran besar (pembuat PDF dan Excel) baru dimuat saat dibutuhkan. Tampilan responsif dan mendukung tema terang serta gelap.</w:t>
+            </w:r>
+          </w:p>
+        </w:tc>
+      </w:tr>
+      <w:tr>
+        <w:tc>
+          <w:tcPr/>
+          <w:p>
+            <w:pPr>
+              <w:pStyle w:val="Compact"/>
+            </w:pPr>
+            <w:r>
+              <w:t xml:space="preserve">KNF-04</w:t>
+            </w:r>
+          </w:p>
+        </w:tc>
+        <w:tc>
+          <w:tcPr/>
+          <w:p>
+            <w:pPr>
+              <w:pStyle w:val="Compact"/>
+            </w:pPr>
+            <w:r>
+              <w:t xml:space="preserve">Integritas Data</w:t>
+            </w:r>
+          </w:p>
+        </w:tc>
+        <w:tc>
+          <w:tcPr/>
+          <w:p>
+            <w:pPr>
+              <w:pStyle w:val="Compact"/>
+            </w:pPr>
+            <w:r>
+              <w:t xml:space="preserve">Basis data menjaga keterhubungan data dengan kunci asing dan kunci unik. Penyimpanan kegiatan beserta alokasinya maupun impor mitra berjalan dalam satu transaksi, sehingga kegagalan tidak meninggalkan data setengah tersimpan. Penyuntingan bersamaan dijaga dengan nomor versi kegiatan: simpanan yang didasarkan pada data lama ditolak alih-alih menimpa perubahan orang lain. Penomoran surat dikunci per tahun dan dijaga indeks unik. Nilai penilaian divalidasi di server sebagai bilangan bulat 1-10.</w:t>
+            </w:r>
+          </w:p>
+        </w:tc>
+      </w:tr>
+      <w:tr>
+        <w:tc>
+          <w:tcPr/>
+          <w:p>
+            <w:pPr>
+              <w:pStyle w:val="Compact"/>
+            </w:pPr>
+            <w:r>
+              <w:t xml:space="preserve">KNF-05</w:t>
+            </w:r>
+          </w:p>
+        </w:tc>
+        <w:tc>
+          <w:tcPr/>
+          <w:p>
+            <w:pPr>
+              <w:pStyle w:val="Compact"/>
+            </w:pPr>
+            <w:r>
+              <w:t xml:space="preserve">Keterlacakan dan Jejak Audit</w:t>
+            </w:r>
+          </w:p>
+        </w:tc>
+        <w:tc>
+          <w:tcPr/>
+          <w:p>
+            <w:pPr>
+              <w:pStyle w:val="Compact"/>
+            </w:pPr>
+            <w:r>
+              <w:t xml:space="preserve">Setiap perubahan penting tercatat pada tabel riwayat, termasuk pelaku dan waktunya. Surat yang tidak dipakai dibatalkan dengan catatan, bukan dihapus diam-diam, dan mitra yang berhenti dinonaktifkan, bukan dihapus.</w:t>
+            </w:r>
+          </w:p>
+        </w:tc>
+      </w:tr>
+      <w:tr>
+        <w:tc>
+          <w:tcPr/>
+          <w:p>
+            <w:pPr>
+              <w:pStyle w:val="Compact"/>
+            </w:pPr>
+            <w:r>
+              <w:t xml:space="preserve">KNF-06</w:t>
+            </w:r>
+          </w:p>
+        </w:tc>
+        <w:tc>
+          <w:tcPr/>
+          <w:p>
+            <w:pPr>
+              <w:pStyle w:val="Compact"/>
+            </w:pPr>
+            <w:r>
+              <w:t xml:space="preserve">Arsip Dokumen</w:t>
+            </w:r>
+          </w:p>
+        </w:tc>
+        <w:tc>
+          <w:tcPr/>
+          <w:p>
+            <w:pPr>
+              <w:pStyle w:val="Compact"/>
+            </w:pPr>
+            <w:r>
+              <w:t xml:space="preserve">Dokumen disimpan sebagai tautan (maksimal 512 karakter) ke penyimpanan resmi instansi, dengan pemeriksaan bentuk dan panjang tautan sebelum disimpan, sehingga berkas aslinya tetap berada di penyimpanan yang dikelola instansi.</w:t>
+            </w:r>
+          </w:p>
+        </w:tc>
+      </w:tr>
+      <w:tr>
+        <w:tc>
+          <w:tcPr/>
+          <w:p>
+            <w:pPr>
+              <w:pStyle w:val="Compact"/>
+            </w:pPr>
+            <w:r>
+              <w:t xml:space="preserve">KNF-07</w:t>
+            </w:r>
+          </w:p>
+        </w:tc>
+        <w:tc>
+          <w:tcPr/>
+          <w:p>
+            <w:pPr>
+              <w:pStyle w:val="Compact"/>
+            </w:pPr>
+            <w:r>
+              <w:t xml:space="preserve">Kesiapan Integrasi</w:t>
+            </w:r>
+          </w:p>
+        </w:tc>
+        <w:tc>
+          <w:tcPr/>
+          <w:p>
+            <w:pPr>
+              <w:pStyle w:val="Compact"/>
+            </w:pPr>
+            <w:r>
+              <w:t xml:space="preserve">Seluruh modul berkomunikasi melalui RESTful API. Tabel kegiatan sudah memiliki kolom penanda kegiatan FASIH dan pemilih sumber progres di sisi server, sehingga sumber data progres dapat disambungkan ke FASIH tanpa mengubah struktur basis data maupun antarmuka. Penanda tersebut belum disediakan di formulir kegiatan karena sambungan ke FASIH belum tersedia.</w:t>
+            </w:r>
+          </w:p>
+        </w:tc>
+      </w:tr>
+    </w:tbl>
+    <w:p>
+      <w:pPr>
+        <w:pStyle w:val="Compact"/>
+        <w:numPr>
+          <w:ilvl w:val="0"/>
+          <w:numId w:val="1005"/>
+        </w:numPr>
+      </w:pPr>
+      <w:r>
+        <w:rPr>
+          <w:b/>
+          <w:bCs/>
+        </w:rPr>
+        <w:t xml:space="preserve">KNF-01 (Keamanan Akses):</w:t>
+      </w:r>
+      <w:r>
+        <w:t xml:space="preserve"> </w:t>
+      </w:r>
+      <w:r>
+        <w:t xml:space="preserve">Kata sandi disimpan dalam bentuk</w:t>
+      </w:r>
+      <w:r>
+        <w:t xml:space="preserve"> </w:t>
+      </w:r>
+      <w:r>
+        <w:rPr>
+          <w:i/>
+          <w:iCs/>
+        </w:rPr>
+        <w:t xml:space="preserve">hash</w:t>
+      </w:r>
+      <w:r>
+        <w:t xml:space="preserve"> </w:t>
+      </w:r>
+      <w:r>
+        <w:t xml:space="preserve">bcrypt</w:t>
+      </w:r>
+      <w:r>
+        <w:t xml:space="preserve"> </w:t>
+      </w:r>
+      <w:r>
+        <w:t xml:space="preserve">dan harus terdiri dari 8–72 karakter serta tidak sama dengan nama pengguna.</w:t>
+      </w:r>
+      <w:r>
+        <w:t xml:space="preserve"> </w:t>
+      </w:r>
+      <w:r>
+        <w:t xml:space="preserve">Sesi pengguna menggunakan token bertanda tangan HMAC-SHA256 yang berlaku 12</w:t>
+      </w:r>
+      <w:r>
+        <w:t xml:space="preserve"> </w:t>
+      </w:r>
+      <w:r>
+        <w:t xml:space="preserve">jam; mengganti kata sandi langsung mencabut seluruh sesi lama akun tersebut.</w:t>
+      </w:r>
+      <w:r>
+        <w:t xml:space="preserve"> </w:t>
+      </w:r>
+      <w:r>
+        <w:t xml:space="preserve">Percobaan</w:t>
+      </w:r>
+      <w:r>
+        <w:t xml:space="preserve"> </w:t>
+      </w:r>
+      <w:r>
+        <w:rPr>
+          <w:i/>
+          <w:iCs/>
+        </w:rPr>
+        <w:t xml:space="preserve">login</w:t>
+      </w:r>
+      <w:r>
+        <w:t xml:space="preserve"> </w:t>
+      </w:r>
+      <w:r>
+        <w:t xml:space="preserve">dan ganti kata sandi dibatasi (</w:t>
+      </w:r>
+      <w:r>
+        <w:rPr>
+          <w:i/>
+          <w:iCs/>
+        </w:rPr>
+        <w:t xml:space="preserve">rate limiting</w:t>
+      </w:r>
+      <w:r>
+        <w:t xml:space="preserve">). Otorisasi</w:t>
+      </w:r>
+      <w:r>
+        <w:t xml:space="preserve"> </w:t>
+      </w:r>
+      <w:r>
+        <w:t xml:space="preserve">diterapkan berlapis: berdasarkan peran (Admin, Tim Keuangan, Pegawai) dan</w:t>
+      </w:r>
+      <w:r>
+        <w:t xml:space="preserve"> </w:t>
+      </w:r>
+      <w:r>
+        <w:t xml:space="preserve">berdasarkan kepemilikan data (kegiatan hanya dapat disunting pemiliknya;</w:t>
+      </w:r>
+      <w:r>
+        <w:t xml:space="preserve"> </w:t>
+      </w:r>
+      <w:r>
+        <w:t xml:space="preserve">progres dan penilaian hanya oleh PML mitra tersebut). Identitas pelaku</w:t>
+      </w:r>
+      <w:r>
+        <w:t xml:space="preserve"> </w:t>
+      </w:r>
+      <w:r>
+        <w:t xml:space="preserve">selalu diambil dari token, bukan dari data yang dikirim peramban.</w:t>
+      </w:r>
+    </w:p>
+    <w:p>
+      <w:pPr>
+        <w:pStyle w:val="Compact"/>
+        <w:numPr>
+          <w:ilvl w:val="0"/>
+          <w:numId w:val="1005"/>
+        </w:numPr>
+      </w:pPr>
+      <w:r>
+        <w:rPr>
+          <w:b/>
+          <w:bCs/>
+        </w:rPr>
+        <w:t xml:space="preserve">KNF-02 (Penerapan dan Jaringan):</w:t>
+      </w:r>
+      <w:r>
+        <w:t xml:space="preserve"> </w:t>
+      </w:r>
+      <w:r>
+        <w:t xml:space="preserve">Sistem dipasang pada layanan</w:t>
+      </w:r>
+      <w:r>
+        <w:t xml:space="preserve"> </w:t>
+      </w:r>
+      <w:r>
+        <w:rPr>
+          <w:i/>
+          <w:iCs/>
+        </w:rPr>
+        <w:t xml:space="preserve">hosting</w:t>
+      </w:r>
+      <w:r>
+        <w:t xml:space="preserve"> </w:t>
+      </w:r>
+      <w:r>
+        <w:t xml:space="preserve">cPanel milik BPS dan berada di dalam jaringan BPS, sehingga aksesnya terbatas</w:t>
+      </w:r>
+      <w:r>
+        <w:t xml:space="preserve"> </w:t>
+      </w:r>
+      <w:r>
+        <w:t xml:space="preserve">pada pegawai BPS. Dari luar kantor, sistem hanya dapat dibuka melalui koneksi</w:t>
+      </w:r>
+      <w:r>
+        <w:t xml:space="preserve"> </w:t>
+      </w:r>
+      <w:r>
+        <w:t xml:space="preserve">FortiClient VPN BPS.</w:t>
+      </w:r>
+    </w:p>
+    <w:p>
+      <w:pPr>
+        <w:pStyle w:val="Compact"/>
+        <w:numPr>
+          <w:ilvl w:val="0"/>
+          <w:numId w:val="1005"/>
+        </w:numPr>
+      </w:pPr>
+      <w:r>
+        <w:rPr>
+          <w:b/>
+          <w:bCs/>
+        </w:rPr>
+        <w:t xml:space="preserve">KNF-03 (Kinerja dan Pengalaman Pengguna):</w:t>
+      </w:r>
+      <w:r>
+        <w:t xml:space="preserve"> </w:t>
+      </w:r>
+      <w:r>
+        <w:t xml:space="preserve">Sistem dikembangkan sebagai</w:t>
+      </w:r>
+      <w:r>
+        <w:t xml:space="preserve"> </w:t>
+      </w:r>
+      <w:r>
+        <w:rPr>
+          <w:i/>
+          <w:iCs/>
+        </w:rPr>
+        <w:t xml:space="preserve">Single Page Application</w:t>
+      </w:r>
+      <w:r>
+        <w:t xml:space="preserve"> </w:t>
+      </w:r>
+      <w:r>
+        <w:t xml:space="preserve">(SPA) dengan React.js, sehingga perpindahan halaman</w:t>
+      </w:r>
+      <w:r>
+        <w:t xml:space="preserve"> </w:t>
+      </w:r>
+      <w:r>
+        <w:t xml:space="preserve">tidak memuat ulang seluruh halaman. Pustaka berukuran besar (pembuat PDF dan</w:t>
+      </w:r>
+      <w:r>
+        <w:t xml:space="preserve"> </w:t>
+      </w:r>
+      <w:r>
+        <w:t xml:space="preserve">Excel) baru dimuat saat dibutuhkan. Tampilan responsif dan mendukung tema</w:t>
+      </w:r>
+      <w:r>
+        <w:t xml:space="preserve"> </w:t>
+      </w:r>
+      <w:r>
+        <w:t xml:space="preserve">terang/gelap.</w:t>
+      </w:r>
+    </w:p>
+    <w:p>
+      <w:pPr>
+        <w:pStyle w:val="Compact"/>
+        <w:numPr>
+          <w:ilvl w:val="0"/>
+          <w:numId w:val="1005"/>
+        </w:numPr>
+      </w:pPr>
+      <w:r>
+        <w:rPr>
+          <w:b/>
+          <w:bCs/>
+        </w:rPr>
+        <w:t xml:space="preserve">KNF-04 (Integritas Data):</w:t>
+      </w:r>
+      <w:r>
+        <w:t xml:space="preserve"> </w:t>
+      </w:r>
+      <w:r>
+        <w:t xml:space="preserve">Basis data MySQL menjaga keterhubungan data</w:t>
+      </w:r>
+      <w:r>
+        <w:t xml:space="preserve"> </w:t>
+      </w:r>
+      <w:r>
+        <w:t xml:space="preserve">dengan</w:t>
       </w:r>
       <w:r>
         <w:t xml:space="preserve"> </w:t>
@@ -5180,29 +3829,277 @@
         <w:t xml:space="preserve"> </w:t>
       </w:r>
       <w:r>
-        <w:t xml:space="preserve">sehingga setiap data</w:t>
-      </w:r>
-      <w:r>
-        <w:t xml:space="preserve"> </w:t>
-      </w:r>
-      <w:r>
-        <w:t xml:space="preserve">progres, honor, dan penilaian selalu terhubung dengan alokasi mitra dan</w:t>
-      </w:r>
-      <w:r>
-        <w:t xml:space="preserve"> </w:t>
-      </w:r>
-      <w:r>
-        <w:t xml:space="preserve">kegiatan yang bersangkutan.</w:t>
+        <w:t xml:space="preserve">dan</w:t>
+      </w:r>
+      <w:r>
+        <w:t xml:space="preserve"> </w:t>
+      </w:r>
+      <w:r>
+        <w:rPr>
+          <w:i/>
+          <w:iCs/>
+        </w:rPr>
+        <w:t xml:space="preserve">unique key</w:t>
+      </w:r>
+      <w:r>
+        <w:t xml:space="preserve">. Penyimpanan kegiatan beserta alokasinya</w:t>
+      </w:r>
+      <w:r>
+        <w:t xml:space="preserve"> </w:t>
+      </w:r>
+      <w:r>
+        <w:t xml:space="preserve">maupun impor mitra berjalan dalam satu transaksi, sehingga kegagalan tidak</w:t>
+      </w:r>
+      <w:r>
+        <w:t xml:space="preserve"> </w:t>
+      </w:r>
+      <w:r>
+        <w:t xml:space="preserve">meninggalkan data setengah tersimpan. Penyuntingan bersamaan dijaga dengan</w:t>
+      </w:r>
+      <w:r>
+        <w:t xml:space="preserve"> </w:t>
+      </w:r>
+      <w:r>
+        <w:t xml:space="preserve">nomor versi kegiatan: simpanan yang didasarkan pada data lama ditolak alih-alih</w:t>
+      </w:r>
+      <w:r>
+        <w:t xml:space="preserve"> </w:t>
+      </w:r>
+      <w:r>
+        <w:t xml:space="preserve">menimpa perubahan orang lain. Penomoran surat dikunci per tahun dan dijaga</w:t>
+      </w:r>
+      <w:r>
+        <w:t xml:space="preserve"> </w:t>
+      </w:r>
+      <w:r>
+        <w:t xml:space="preserve">indeks unik, sehingga nomor surat aktif tidak mungkin kembar walau dibuat</w:t>
+      </w:r>
+      <w:r>
+        <w:t xml:space="preserve"> </w:t>
+      </w:r>
+      <w:r>
+        <w:t xml:space="preserve">bersamaan. Nilai penilaian divalidasi di server (bilangan bulat 1–10).</w:t>
       </w:r>
     </w:p>
-    <w:bookmarkEnd w:id="19"/>
-    <w:bookmarkStart w:id="20" w:name="ringkasan-tabel"/>
+    <w:p>
+      <w:pPr>
+        <w:pStyle w:val="Compact"/>
+        <w:numPr>
+          <w:ilvl w:val="0"/>
+          <w:numId w:val="1005"/>
+        </w:numPr>
+      </w:pPr>
+      <w:r>
+        <w:rPr>
+          <w:b/>
+          <w:bCs/>
+        </w:rPr>
+        <w:t xml:space="preserve">KNF-05 (Keterlacakan/Audit):</w:t>
+      </w:r>
+      <w:r>
+        <w:t xml:space="preserve"> </w:t>
+      </w:r>
+      <w:r>
+        <w:t xml:space="preserve">Setiap perubahan penting tercatat pada tabel</w:t>
+      </w:r>
+      <w:r>
+        <w:t xml:space="preserve"> </w:t>
+      </w:r>
+      <w:r>
+        <w:t xml:space="preserve">riwayat (riwayat kegiatan dan riwayat nomor surat), termasuk pelaku dan</w:t>
+      </w:r>
+      <w:r>
+        <w:t xml:space="preserve"> </w:t>
+      </w:r>
+      <w:r>
+        <w:t xml:space="preserve">waktunya. Surat yang tidak dipakai dibatalkan dengan catatan, bukan dihapus</w:t>
+      </w:r>
+      <w:r>
+        <w:t xml:space="preserve"> </w:t>
+      </w:r>
+      <w:r>
+        <w:t xml:space="preserve">diam-diam, dan mitra yang berhenti dinonaktifkan, bukan dihapus.</w:t>
+      </w:r>
+    </w:p>
+    <w:p>
+      <w:pPr>
+        <w:pStyle w:val="Compact"/>
+        <w:numPr>
+          <w:ilvl w:val="0"/>
+          <w:numId w:val="1005"/>
+        </w:numPr>
+      </w:pPr>
+      <w:r>
+        <w:rPr>
+          <w:b/>
+          <w:bCs/>
+        </w:rPr>
+        <w:t xml:space="preserve">KNF-06 (Arsip Dokumen):</w:t>
+      </w:r>
+      <w:r>
+        <w:t xml:space="preserve"> </w:t>
+      </w:r>
+      <w:r>
+        <w:t xml:space="preserve">Dokumen disimpan sebagai tautan (maksimal 512</w:t>
+      </w:r>
+      <w:r>
+        <w:t xml:space="preserve"> </w:t>
+      </w:r>
+      <w:r>
+        <w:t xml:space="preserve">karakter) ke penyimpanan resmi instansi, dengan validasi format dan panjang</w:t>
+      </w:r>
+      <w:r>
+        <w:t xml:space="preserve"> </w:t>
+      </w:r>
+      <w:r>
+        <w:t xml:space="preserve">tautan sebelum disimpan, sehingga berkas asli tetap berada di penyimpanan</w:t>
+      </w:r>
+      <w:r>
+        <w:t xml:space="preserve"> </w:t>
+      </w:r>
+      <w:r>
+        <w:t xml:space="preserve">yang dikelola instansi.</w:t>
+      </w:r>
+    </w:p>
+    <w:p>
+      <w:pPr>
+        <w:pStyle w:val="Compact"/>
+        <w:numPr>
+          <w:ilvl w:val="0"/>
+          <w:numId w:val="1005"/>
+        </w:numPr>
+      </w:pPr>
+      <w:r>
+        <w:rPr>
+          <w:b/>
+          <w:bCs/>
+        </w:rPr>
+        <w:t xml:space="preserve">KNF-07 (Kesiapan Integrasi):</w:t>
+      </w:r>
+      <w:r>
+        <w:t xml:space="preserve"> </w:t>
+      </w:r>
+      <w:r>
+        <w:t xml:space="preserve">Seluruh modul berkomunikasi melalui RESTful</w:t>
+      </w:r>
+      <w:r>
+        <w:t xml:space="preserve"> </w:t>
+      </w:r>
+      <w:r>
+        <w:t xml:space="preserve">API. Tabel kegiatan juga sudah memiliki kolom penanda kegiatan FASIH dan</w:t>
+      </w:r>
+      <w:r>
+        <w:t xml:space="preserve"> </w:t>
+      </w:r>
+      <w:r>
+        <w:t xml:space="preserve">pemilih sumber progres di sisi server, sehingga sumber data progres dapat</w:t>
+      </w:r>
+      <w:r>
+        <w:t xml:space="preserve"> </w:t>
+      </w:r>
+      <w:r>
+        <w:t xml:space="preserve">disambungkan ke FASIH tanpa mengubah struktur basis data maupun antarmuka.</w:t>
+      </w:r>
+      <w:r>
+        <w:t xml:space="preserve"> </w:t>
+      </w:r>
+      <w:r>
+        <w:t xml:space="preserve">Penanda tersebut belum disediakan di formulir kegiatan karena sambungan ke</w:t>
+      </w:r>
+      <w:r>
+        <w:t xml:space="preserve"> </w:t>
+      </w:r>
+      <w:r>
+        <w:t xml:space="preserve">FASIH belum tersedia.</w:t>
+      </w:r>
+    </w:p>
+    <w:p>
+      <w:r>
+        <w:pict>
+          <v:rect style="width:0;height:1.5pt" o:hralign="center" o:hrstd="t" o:hr="t"/>
+        </w:pict>
+      </w:r>
+    </w:p>
+    <w:bookmarkEnd w:id="13"/>
+    <w:bookmarkEnd w:id="14"/>
+    <w:bookmarkStart w:id="18" w:name="X277471e4b89482ce69be20cdf22d7e8a0b25ff8"/>
+    <w:p>
+      <w:pPr>
+        <w:pStyle w:val="Heading2"/>
+      </w:pPr>
+      <w:r>
+        <w:t xml:space="preserve">4.2.1 Proses Bisnis Sistem Usulan - narasi pengganti</w:t>
+      </w:r>
+    </w:p>
+    <w:p>
+      <w:pPr>
+        <w:pStyle w:val="BlockText"/>
+      </w:pPr>
+      <w:r>
+        <w:rPr>
+          <w:b/>
+          <w:bCs/>
+        </w:rPr>
+        <w:t xml:space="preserve">Menjawab catatan pembimbing</w:t>
+      </w:r>
+      <w:r>
+        <w:t xml:space="preserve"> </w:t>
+      </w:r>
+      <w:r>
+        <w:t xml:space="preserve">bahwa perbedaan dengan sistem berjalan belum</w:t>
+      </w:r>
+      <w:r>
+        <w:t xml:space="preserve"> </w:t>
+      </w:r>
+      <w:r>
+        <w:t xml:space="preserve">terlihat. Perbaikannya ada tiga: (1) ditambahkan tabel perbandingan langsung</w:t>
+      </w:r>
+      <w:r>
+        <w:t xml:space="preserve"> </w:t>
+      </w:r>
+      <w:r>
+        <w:t xml:space="preserve">sebelum narasi, (2) setiap tahap narasi menyebut apa yang dahulu dikerjakan</w:t>
+      </w:r>
+      <w:r>
+        <w:t xml:space="preserve"> </w:t>
+      </w:r>
+      <w:r>
+        <w:t xml:space="preserve">manual dan apa yang sekarang diambil alih sistem, dan (3) istilah umum seperti</w:t>
+      </w:r>
+      <w:r>
+        <w:t xml:space="preserve"> </w:t>
+      </w:r>
+      <w:r>
+        <w:t xml:space="preserve">"sentralisasi data" diganti dengan penyebutan data apa yang disatukan.</w:t>
+      </w:r>
+    </w:p>
+    <w:bookmarkStart w:id="15" w:name="perbandingan-sebelum-dan-sesudah"/>
     <w:p>
       <w:pPr>
         <w:pStyle w:val="Heading3"/>
       </w:pPr>
       <w:r>
-        <w:t xml:space="preserve">Ringkasan tabel</w:t>
+        <w:t xml:space="preserve">Perbandingan sebelum dan sesudah</w:t>
+      </w:r>
+    </w:p>
+    <w:p>
+      <w:pPr>
+        <w:pStyle w:val="FirstParagraph"/>
+      </w:pPr>
+      <w:r>
+        <w:t xml:space="preserve">Tabel berikut diletakkan di awal subbab agar pembaca langsung melihat perubahannya.</w:t>
+      </w:r>
+    </w:p>
+    <w:p>
+      <w:pPr>
+        <w:pStyle w:val="BodyText"/>
+      </w:pPr>
+      <w:r>
+        <w:rPr>
+          <w:b/>
+          <w:bCs/>
+        </w:rPr>
+        <w:t xml:space="preserve">Tabel …: Perbandingan Proses Bisnis Sistem Berjalan dan Sistem Usulan</w:t>
       </w:r>
     </w:p>
     <w:tbl>
@@ -5228,6 +4125,2810 @@
               <w:pStyle w:val="Compact"/>
             </w:pPr>
             <w:r>
+              <w:t xml:space="preserve">Tahap</w:t>
+            </w:r>
+          </w:p>
+        </w:tc>
+        <w:tc>
+          <w:tcPr/>
+          <w:p>
+            <w:pPr>
+              <w:pStyle w:val="Compact"/>
+            </w:pPr>
+            <w:r>
+              <w:t xml:space="preserve">Sistem berjalan</w:t>
+            </w:r>
+          </w:p>
+        </w:tc>
+        <w:tc>
+          <w:tcPr/>
+          <w:p>
+            <w:pPr>
+              <w:pStyle w:val="Compact"/>
+            </w:pPr>
+            <w:r>
+              <w:t xml:space="preserve">Sistem usulan</w:t>
+            </w:r>
+          </w:p>
+        </w:tc>
+        <w:tc>
+          <w:tcPr/>
+          <w:p>
+            <w:pPr>
+              <w:pStyle w:val="Compact"/>
+            </w:pPr>
+            <w:r>
+              <w:t xml:space="preserve">Yang berubah</w:t>
+            </w:r>
+          </w:p>
+        </w:tc>
+      </w:tr>
+      <w:tr>
+        <w:tc>
+          <w:tcPr/>
+          <w:p>
+            <w:pPr>
+              <w:pStyle w:val="Compact"/>
+            </w:pPr>
+            <w:r>
+              <w:t xml:space="preserve">Penentuan mitra</w:t>
+            </w:r>
+          </w:p>
+        </w:tc>
+        <w:tc>
+          <w:tcPr/>
+          <w:p>
+            <w:pPr>
+              <w:pStyle w:val="Compact"/>
+            </w:pPr>
+            <w:r>
+              <w:t xml:space="preserve">Ketua Tim menelusuri daftar mitra satu per satu untuk mencari mitra di sekitar wilayah tugas, tanpa tahu beban kegiatan mitra tersebut</w:t>
+            </w:r>
+          </w:p>
+        </w:tc>
+        <w:tc>
+          <w:tcPr/>
+          <w:p>
+            <w:pPr>
+              <w:pStyle w:val="Compact"/>
+            </w:pPr>
+            <w:r>
+              <w:t xml:space="preserve">Daftar mitra disaring menurut kecamatan dan desa, hanya menampilkan mitra aktif sesuai posisi tahap, beserta jumlah kegiatan yang sedang diikutinya</w:t>
+            </w:r>
+          </w:p>
+        </w:tc>
+        <w:tc>
+          <w:tcPr/>
+          <w:p>
+            <w:pPr>
+              <w:pStyle w:val="Compact"/>
+            </w:pPr>
+            <w:r>
+              <w:t xml:space="preserve">Pencarian manual menjadi penyaringan; beban mitra terlihat saat memilih</w:t>
+            </w:r>
+          </w:p>
+        </w:tc>
+      </w:tr>
+      <w:tr>
+        <w:tc>
+          <w:tcPr/>
+          <w:p>
+            <w:pPr>
+              <w:pStyle w:val="Compact"/>
+            </w:pPr>
+            <w:r>
+              <w:t xml:space="preserve">Perhitungan honor</w:t>
+            </w:r>
+          </w:p>
+        </w:tc>
+        <w:tc>
+          <w:tcPr/>
+          <w:p>
+            <w:pPr>
+              <w:pStyle w:val="Compact"/>
+            </w:pPr>
+            <w:r>
+              <w:t xml:space="preserve">Honor dihitung manual, dan honor yang melintasi dua bulan dibagi sendiri oleh petugas</w:t>
+            </w:r>
+          </w:p>
+        </w:tc>
+        <w:tc>
+          <w:tcPr/>
+          <w:p>
+            <w:pPr>
+              <w:pStyle w:val="Compact"/>
+            </w:pPr>
+            <w:r>
+              <w:t xml:space="preserve">Honor terisi otomatis sebesar beban kerja dikali harga satuan; pembagian lintas bulan dihitung sistem menurut muatan</w:t>
+            </w:r>
+          </w:p>
+        </w:tc>
+        <w:tc>
+          <w:tcPr/>
+          <w:p>
+            <w:pPr>
+              <w:pStyle w:val="Compact"/>
+            </w:pPr>
+            <w:r>
+              <w:t xml:space="preserve">Perhitungan berpindah dari petugas ke sistem</w:t>
+            </w:r>
+          </w:p>
+        </w:tc>
+      </w:tr>
+      <w:tr>
+        <w:tc>
+          <w:tcPr/>
+          <w:p>
+            <w:pPr>
+              <w:pStyle w:val="Compact"/>
+            </w:pPr>
+            <w:r>
+              <w:t xml:space="preserve">Pengecekan batas SBML</w:t>
+            </w:r>
+          </w:p>
+        </w:tc>
+        <w:tc>
+          <w:tcPr/>
+          <w:p>
+            <w:pPr>
+              <w:pStyle w:val="Compact"/>
+            </w:pPr>
+            <w:r>
+              <w:t xml:space="preserve">Dicek manual di berkas pengecekan, tidak memberi peringatan apa pun saat batas terlampaui</w:t>
+            </w:r>
+          </w:p>
+        </w:tc>
+        <w:tc>
+          <w:tcPr/>
+          <w:p>
+            <w:pPr>
+              <w:pStyle w:val="Compact"/>
+            </w:pPr>
+            <w:r>
+              <w:t xml:space="preserve">Saat kegiatan disimpan, sistem menjumlahkan honor mitra dari seluruh kegiatan semua tim lalu memperingatkan bila melebihi batas</w:t>
+            </w:r>
+          </w:p>
+        </w:tc>
+        <w:tc>
+          <w:tcPr/>
+          <w:p>
+            <w:pPr>
+              <w:pStyle w:val="Compact"/>
+            </w:pPr>
+            <w:r>
+              <w:t xml:space="preserve">Pengecekan yang pasif menjadi peringatan yang aktif muncul sendiri</w:t>
+            </w:r>
+          </w:p>
+        </w:tc>
+      </w:tr>
+      <w:tr>
+        <w:tc>
+          <w:tcPr/>
+          <w:p>
+            <w:pPr>
+              <w:pStyle w:val="Compact"/>
+            </w:pPr>
+            <w:r>
+              <w:t xml:space="preserve">Penerbitan SPK dan BAST</w:t>
+            </w:r>
+          </w:p>
+        </w:tc>
+        <w:tc>
+          <w:tcPr/>
+          <w:p>
+            <w:pPr>
+              <w:pStyle w:val="Compact"/>
+            </w:pPr>
+            <w:r>
+              <w:t xml:space="preserve">Diketik dan dinomori satu per satu untuk tiap mitra tiap bulan</w:t>
+            </w:r>
+          </w:p>
+        </w:tc>
+        <w:tc>
+          <w:tcPr/>
+          <w:p>
+            <w:pPr>
+              <w:pStyle w:val="Compact"/>
+            </w:pPr>
+            <w:r>
+              <w:t xml:space="preserve">Dibuat dari template, nomor diberikan otomatis dan tidak kembar, dapat dibuat sekaligus satu periode</w:t>
+            </w:r>
+          </w:p>
+        </w:tc>
+        <w:tc>
+          <w:tcPr/>
+          <w:p>
+            <w:pPr>
+              <w:pStyle w:val="Compact"/>
+            </w:pPr>
+            <w:r>
+              <w:t xml:space="preserve">Pengetikan berulang menjadi sekali proses</w:t>
+            </w:r>
+          </w:p>
+        </w:tc>
+      </w:tr>
+      <w:tr>
+        <w:tc>
+          <w:tcPr/>
+          <w:p>
+            <w:pPr>
+              <w:pStyle w:val="Compact"/>
+            </w:pPr>
+            <w:r>
+              <w:t xml:space="preserve">Dokumen kegiatan</w:t>
+            </w:r>
+          </w:p>
+        </w:tc>
+        <w:tc>
+          <w:tcPr/>
+          <w:p>
+            <w:pPr>
+              <w:pStyle w:val="Compact"/>
+            </w:pPr>
+            <w:r>
+              <w:t xml:space="preserve">Tautan dokumen tersebar di folder masing-masing Ketua Tim; kelengkapan ditagih satu per satu</w:t>
+            </w:r>
+          </w:p>
+        </w:tc>
+        <w:tc>
+          <w:tcPr/>
+          <w:p>
+            <w:pPr>
+              <w:pStyle w:val="Compact"/>
+            </w:pPr>
+            <w:r>
+              <w:t xml:space="preserve">Tautan dokumen terkumpul per kegiatan dan per tahap, dilengkapi status pemeriksaan dan pengingat otomatis</w:t>
+            </w:r>
+          </w:p>
+        </w:tc>
+        <w:tc>
+          <w:tcPr/>
+          <w:p>
+            <w:pPr>
+              <w:pStyle w:val="Compact"/>
+            </w:pPr>
+            <w:r>
+              <w:t xml:space="preserve">Dokumen tersebar menjadi terkumpul per kegiatan</w:t>
+            </w:r>
+          </w:p>
+        </w:tc>
+      </w:tr>
+      <w:tr>
+        <w:tc>
+          <w:tcPr/>
+          <w:p>
+            <w:pPr>
+              <w:pStyle w:val="Compact"/>
+            </w:pPr>
+            <w:r>
+              <w:t xml:space="preserve">Pemantauan progres</w:t>
+            </w:r>
+          </w:p>
+        </w:tc>
+        <w:tc>
+          <w:tcPr/>
+          <w:p>
+            <w:pPr>
+              <w:pStyle w:val="Compact"/>
+            </w:pPr>
+            <w:r>
+              <w:t xml:space="preserve">Progres FASIH di aplikasinya sendiri, progres Non-FASIH di berkas kerja tiap tim</w:t>
+            </w:r>
+          </w:p>
+        </w:tc>
+        <w:tc>
+          <w:tcPr/>
+          <w:p>
+            <w:pPr>
+              <w:pStyle w:val="Compact"/>
+            </w:pPr>
+            <w:r>
+              <w:t xml:space="preserve">Seluruh progres tampil pada satu dasbor beserta grafik, penyaring, dan penanda kegiatan yang tertinggal</w:t>
+            </w:r>
+          </w:p>
+        </w:tc>
+        <w:tc>
+          <w:tcPr/>
+          <w:p>
+            <w:pPr>
+              <w:pStyle w:val="Compact"/>
+            </w:pPr>
+            <w:r>
+              <w:t xml:space="preserve">Dua tempat terpisah menjadi satu tampilan</w:t>
+            </w:r>
+          </w:p>
+        </w:tc>
+      </w:tr>
+      <w:tr>
+        <w:tc>
+          <w:tcPr/>
+          <w:p>
+            <w:pPr>
+              <w:pStyle w:val="Compact"/>
+            </w:pPr>
+            <w:r>
+              <w:t xml:space="preserve">Pengingat</w:t>
+            </w:r>
+          </w:p>
+        </w:tc>
+        <w:tc>
+          <w:tcPr/>
+          <w:p>
+            <w:pPr>
+              <w:pStyle w:val="Compact"/>
+            </w:pPr>
+            <w:r>
+              <w:t xml:space="preserve">Tidak ada; bergantung pada pesan antarpegawai</w:t>
+            </w:r>
+          </w:p>
+        </w:tc>
+        <w:tc>
+          <w:tcPr/>
+          <w:p>
+            <w:pPr>
+              <w:pStyle w:val="Compact"/>
+            </w:pPr>
+            <w:r>
+              <w:t xml:space="preserve">Notifikasi otomatis untuk tenggat tahap, dokumen ditolak, progres yang tidak diperbarui, dan surat yang isinya berubah</w:t>
+            </w:r>
+          </w:p>
+        </w:tc>
+        <w:tc>
+          <w:tcPr/>
+          <w:p>
+            <w:pPr>
+              <w:pStyle w:val="Compact"/>
+            </w:pPr>
+            <w:r>
+              <w:t xml:space="preserve">Pengingat manusia menjadi pengingat sistem</w:t>
+            </w:r>
+          </w:p>
+        </w:tc>
+      </w:tr>
+      <w:tr>
+        <w:tc>
+          <w:tcPr/>
+          <w:p>
+            <w:pPr>
+              <w:pStyle w:val="Compact"/>
+            </w:pPr>
+            <w:r>
+              <w:t xml:space="preserve">Penilaian mitra</w:t>
+            </w:r>
+          </w:p>
+        </w:tc>
+        <w:tc>
+          <w:tcPr/>
+          <w:p>
+            <w:pPr>
+              <w:pStyle w:val="Compact"/>
+            </w:pPr>
+            <w:r>
+              <w:t xml:space="preserve">Dicatat di berkas yang dapat diubah siapa pun yang memiliki tautannya</w:t>
+            </w:r>
+          </w:p>
+        </w:tc>
+        <w:tc>
+          <w:tcPr/>
+          <w:p>
+            <w:pPr>
+              <w:pStyle w:val="Compact"/>
+            </w:pPr>
+            <w:r>
+              <w:t xml:space="preserve">Hanya PML yang mengawasi mitra tersebut yang dapat menilai, dan pembatasan ditegakkan di sisi server</w:t>
+            </w:r>
+          </w:p>
+        </w:tc>
+        <w:tc>
+          <w:tcPr/>
+          <w:p>
+            <w:pPr>
+              <w:pStyle w:val="Compact"/>
+            </w:pPr>
+            <w:r>
+              <w:t xml:space="preserve">Berkas terbuka menjadi berkas dengan hak akses</w:t>
+            </w:r>
+          </w:p>
+        </w:tc>
+      </w:tr>
+      <w:tr>
+        <w:tc>
+          <w:tcPr/>
+          <w:p>
+            <w:pPr>
+              <w:pStyle w:val="Compact"/>
+            </w:pPr>
+            <w:r>
+              <w:t xml:space="preserve">Pemeringkatan</w:t>
+            </w:r>
+          </w:p>
+        </w:tc>
+        <w:tc>
+          <w:tcPr/>
+          <w:p>
+            <w:pPr>
+              <w:pStyle w:val="Compact"/>
+            </w:pPr>
+            <w:r>
+              <w:t xml:space="preserve">Dihitung ulang manual tiap triwulan dengan menggabungkan dua berkas</w:t>
+            </w:r>
+          </w:p>
+        </w:tc>
+        <w:tc>
+          <w:tcPr/>
+          <w:p>
+            <w:pPr>
+              <w:pStyle w:val="Compact"/>
+            </w:pPr>
+            <w:r>
+              <w:t xml:space="preserve">Dihitung otomatis dari data penilaian dan jumlah kegiatan yang sudah tersimpan dalam satu basis data</w:t>
+            </w:r>
+          </w:p>
+        </w:tc>
+        <w:tc>
+          <w:tcPr/>
+          <w:p>
+            <w:pPr>
+              <w:pStyle w:val="Compact"/>
+            </w:pPr>
+            <w:r>
+              <w:t xml:space="preserve">Perhitungan manual menjadi otomatis</w:t>
+            </w:r>
+          </w:p>
+        </w:tc>
+      </w:tr>
+    </w:tbl>
+    <w:bookmarkEnd w:id="15"/>
+    <w:bookmarkStart w:id="16" w:name="apa-yang-dimaksud-dengan-data-terpusat"/>
+    <w:p>
+      <w:pPr>
+        <w:pStyle w:val="Heading3"/>
+      </w:pPr>
+      <w:r>
+        <w:t xml:space="preserve">Apa yang dimaksud dengan data terpusat</w:t>
+      </w:r>
+    </w:p>
+    <w:p>
+      <w:pPr>
+        <w:pStyle w:val="FirstParagraph"/>
+      </w:pPr>
+      <w:r>
+        <w:t xml:space="preserve">Istilah "data terpusat" pada penelitian ini berarti sembilan jenis data yang</w:t>
+      </w:r>
+      <w:r>
+        <w:t xml:space="preserve"> </w:t>
+      </w:r>
+      <w:r>
+        <w:t xml:space="preserve">sebelumnya disimpan di berkas yang berbeda kini tersimpan dalam satu basis data dan</w:t>
+      </w:r>
+      <w:r>
+        <w:t xml:space="preserve"> </w:t>
+      </w:r>
+      <w:r>
+        <w:t xml:space="preserve">saling terhubung, yaitu: data kegiatan beserta jadwal tahapnya, profil mitra beserta</w:t>
+      </w:r>
+      <w:r>
+        <w:t xml:space="preserve"> </w:t>
+      </w:r>
+      <w:r>
+        <w:t xml:space="preserve">wilayahnya, alokasi mitra pada tiap tahap, pembebanan honor per bulan, progres</w:t>
+      </w:r>
+      <w:r>
+        <w:t xml:space="preserve"> </w:t>
+      </w:r>
+      <w:r>
+        <w:t xml:space="preserve">pekerjaan, dokumen kegiatan, surat perjanjian kerja dan BAST, penilaian kinerja, serta</w:t>
+      </w:r>
+      <w:r>
+        <w:t xml:space="preserve"> </w:t>
+      </w:r>
+      <w:r>
+        <w:t xml:space="preserve">riwayat perubahan. Keterhubungan itulah yang membuat pekerjaan yang dahulu memerlukan</w:t>
+      </w:r>
+      <w:r>
+        <w:t xml:space="preserve"> </w:t>
+      </w:r>
+      <w:r>
+        <w:t xml:space="preserve">pemindahan data antar-berkas kini dapat dilakukan sistem sendiri - misalnya</w:t>
+      </w:r>
+      <w:r>
+        <w:t xml:space="preserve"> </w:t>
+      </w:r>
+      <w:r>
+        <w:t xml:space="preserve">pemeringkatan mitra yang membutuhkan data penilaian sekaligus jumlah kegiatan, atau</w:t>
+      </w:r>
+      <w:r>
+        <w:t xml:space="preserve"> </w:t>
+      </w:r>
+      <w:r>
+        <w:t xml:space="preserve">pembuatan SPK yang membutuhkan data mitra sekaligus rincian honornya.</w:t>
+      </w:r>
+    </w:p>
+    <w:bookmarkEnd w:id="16"/>
+    <w:bookmarkStart w:id="17" w:name="narasi-alur-sistem-usulan"/>
+    <w:p>
+      <w:pPr>
+        <w:pStyle w:val="Heading3"/>
+      </w:pPr>
+      <w:r>
+        <w:t xml:space="preserve">Narasi alur sistem usulan</w:t>
+      </w:r>
+    </w:p>
+    <w:p>
+      <w:pPr>
+        <w:pStyle w:val="Compact"/>
+        <w:numPr>
+          <w:ilvl w:val="0"/>
+          <w:numId w:val="1006"/>
+        </w:numPr>
+      </w:pPr>
+      <w:r>
+        <w:rPr>
+          <w:b/>
+          <w:bCs/>
+        </w:rPr>
+        <w:t xml:space="preserve">Perencanaan dan Alokasi.</w:t>
+      </w:r>
+      <w:r>
+        <w:t xml:space="preserve"> </w:t>
+      </w:r>
+      <w:r>
+        <w:t xml:space="preserve">Ketua Tim atau pegawai pembuat kegiatan mengisi</w:t>
+      </w:r>
+      <w:r>
+        <w:t xml:space="preserve"> </w:t>
+      </w:r>
+      <w:r>
+        <w:t xml:space="preserve">informasi kegiatan, jadwal tahap, dan tahap yang digunakan, lalu memilih mitra</w:t>
+      </w:r>
+      <w:r>
+        <w:t xml:space="preserve"> </w:t>
+      </w:r>
+      <w:r>
+        <w:t xml:space="preserve">aktif melalui daftar yang dapat disaring menurut kecamatan dan desa, dan</w:t>
+      </w:r>
+      <w:r>
+        <w:t xml:space="preserve"> </w:t>
+      </w:r>
+      <w:r>
+        <w:t xml:space="preserve">mengalokasikannya beserta PML, beban kerja, harga satuan, serta metode</w:t>
+      </w:r>
+      <w:r>
+        <w:t xml:space="preserve"> </w:t>
+      </w:r>
+      <w:r>
+        <w:t xml:space="preserve">pembebanan. Berbeda dengan cara lama yang menghitung honor secara manual, sistem</w:t>
+      </w:r>
+      <w:r>
+        <w:t xml:space="preserve"> </w:t>
+      </w:r>
+      <w:r>
+        <w:t xml:space="preserve">membagi muatan ke bulan pembebanan dan langsung menjumlahkan honor setiap bulan</w:t>
+      </w:r>
+      <w:r>
+        <w:t xml:space="preserve"> </w:t>
+      </w:r>
+      <w:r>
+        <w:t xml:space="preserve">dengan honor mitra tersebut di kegiatan lain, termasuk kegiatan milik tim lain.</w:t>
+      </w:r>
+      <w:r>
+        <w:t xml:space="preserve"> </w:t>
+      </w:r>
+      <w:r>
+        <w:t xml:space="preserve">Bila total honor bulanan melebihi batas SBML, sistem menampilkan peringatan dan</w:t>
+      </w:r>
+      <w:r>
+        <w:t xml:space="preserve"> </w:t>
+      </w:r>
+      <w:r>
+        <w:t xml:space="preserve">meminta Ketua Tim merevisi alokasi atau mengonfirmasi penyimpanan - pemeriksaan</w:t>
+      </w:r>
+      <w:r>
+        <w:t xml:space="preserve"> </w:t>
+      </w:r>
+      <w:r>
+        <w:t xml:space="preserve">yang pada sistem berjalan hanya terjadi bila petugas membuka berkas pengecekan.</w:t>
+      </w:r>
+      <w:r>
+        <w:t xml:space="preserve"> </w:t>
+      </w:r>
+      <w:r>
+        <w:t xml:space="preserve">Data kegiatan, alokasi, dan pembebanan honor kemudian tersimpan di satu basis</w:t>
+      </w:r>
+      <w:r>
+        <w:t xml:space="preserve"> </w:t>
+      </w:r>
+      <w:r>
+        <w:t xml:space="preserve">data, dan sistem membuat daftar dokumen wajib setiap tahap.</w:t>
+      </w:r>
+    </w:p>
+    <w:p>
+      <w:pPr>
+        <w:pStyle w:val="Compact"/>
+        <w:numPr>
+          <w:ilvl w:val="0"/>
+          <w:numId w:val="1006"/>
+        </w:numPr>
+      </w:pPr>
+      <w:r>
+        <w:rPr>
+          <w:b/>
+          <w:bCs/>
+        </w:rPr>
+        <w:t xml:space="preserve">Kontrak Kerja.</w:t>
+      </w:r>
+      <w:r>
+        <w:t xml:space="preserve"> </w:t>
+      </w:r>
+      <w:r>
+        <w:t xml:space="preserve">Tim Keuangan memilih bulan honor, melengkapi uraian tugas dan</w:t>
+      </w:r>
+      <w:r>
+        <w:t xml:space="preserve"> </w:t>
+      </w:r>
+      <w:r>
+        <w:t xml:space="preserve">kode anggaran, lalu membuat SPK dalam format PDF. Setiap mitra mendapat satu SPK</w:t>
+      </w:r>
+      <w:r>
+        <w:t xml:space="preserve"> </w:t>
+      </w:r>
+      <w:r>
+        <w:t xml:space="preserve">per bulan dengan nomor yang diberikan otomatis dan dijamin tidak kembar,</w:t>
+      </w:r>
+      <w:r>
+        <w:t xml:space="preserve"> </w:t>
+      </w:r>
+      <w:r>
+        <w:t xml:space="preserve">menggantikan pengetikan dan penomoran satu per satu pada cara lama. Seluruh SPK</w:t>
+      </w:r>
+      <w:r>
+        <w:t xml:space="preserve"> </w:t>
+      </w:r>
+      <w:r>
+        <w:t xml:space="preserve">satu periode dapat dibuat sekaligus.</w:t>
+      </w:r>
+    </w:p>
+    <w:p>
+      <w:pPr>
+        <w:pStyle w:val="Compact"/>
+        <w:numPr>
+          <w:ilvl w:val="0"/>
+          <w:numId w:val="1006"/>
+        </w:numPr>
+      </w:pPr>
+      <w:r>
+        <w:rPr>
+          <w:b/>
+          <w:bCs/>
+        </w:rPr>
+        <w:t xml:space="preserve">Pelaksanaan dan Pemantauan.</w:t>
+      </w:r>
+      <w:r>
+        <w:t xml:space="preserve"> </w:t>
+      </w:r>
+      <w:r>
+        <w:t xml:space="preserve">PML menginput progres mitra yang diawasinya ke</w:t>
+      </w:r>
+      <w:r>
+        <w:t xml:space="preserve"> </w:t>
+      </w:r>
+      <w:r>
+        <w:t xml:space="preserve">sistem. Karena progres seluruh kegiatan tersimpan di tempat yang sama, dasbor</w:t>
+      </w:r>
+      <w:r>
+        <w:t xml:space="preserve"> </w:t>
+      </w:r>
+      <w:r>
+        <w:t xml:space="preserve">dapat menampilkan perkembangan seluruh tim dalam satu tampilan beserta grafik dan</w:t>
+      </w:r>
+      <w:r>
+        <w:t xml:space="preserve"> </w:t>
+      </w:r>
+      <w:r>
+        <w:t xml:space="preserve">penanda kegiatan yang tertinggal - hal yang tidak mungkin dilakukan pada sistem</w:t>
+      </w:r>
+      <w:r>
+        <w:t xml:space="preserve"> </w:t>
+      </w:r>
+      <w:r>
+        <w:t xml:space="preserve">berjalan karena progres FASIH dan Non-FASIH berada di tempat berbeda.</w:t>
+      </w:r>
+    </w:p>
+    <w:p>
+      <w:pPr>
+        <w:pStyle w:val="Compact"/>
+        <w:numPr>
+          <w:ilvl w:val="0"/>
+          <w:numId w:val="1006"/>
+        </w:numPr>
+      </w:pPr>
+      <w:r>
+        <w:rPr>
+          <w:b/>
+          <w:bCs/>
+        </w:rPr>
+        <w:t xml:space="preserve">Administrasi Dokumen.</w:t>
+      </w:r>
+      <w:r>
+        <w:t xml:space="preserve"> </w:t>
+      </w:r>
+      <w:r>
+        <w:t xml:space="preserve">Ketua Tim mengisi tautan dokumen setiap tahap, dan</w:t>
+      </w:r>
+      <w:r>
+        <w:t xml:space="preserve"> </w:t>
+      </w:r>
+      <w:r>
+        <w:t xml:space="preserve">dokumen yang menjadi tanggung jawab Tim Keuangan diisi Tim Keuangan sendiri.</w:t>
+      </w:r>
+      <w:r>
+        <w:t xml:space="preserve"> </w:t>
+      </w:r>
+      <w:r>
+        <w:t xml:space="preserve">Seluruh tautan terkumpul per kegiatan dan per tahap, bukan tersebar di folder</w:t>
+      </w:r>
+      <w:r>
+        <w:t xml:space="preserve"> </w:t>
+      </w:r>
+      <w:r>
+        <w:t xml:space="preserve">masing-masing. Untuk dokumen yang masih kosong, Tim Keuangan dapat mengirim</w:t>
+      </w:r>
+      <w:r>
+        <w:t xml:space="preserve"> </w:t>
+      </w:r>
+      <w:r>
+        <w:t xml:space="preserve">pengingat yang muncul sebagai notifikasi bagi Ketua Tim, menggantikan penagihan</w:t>
+      </w:r>
+      <w:r>
+        <w:t xml:space="preserve"> </w:t>
+      </w:r>
+      <w:r>
+        <w:t xml:space="preserve">lewat pesan pribadi.</w:t>
+      </w:r>
+    </w:p>
+    <w:p>
+      <w:pPr>
+        <w:pStyle w:val="Compact"/>
+        <w:numPr>
+          <w:ilvl w:val="0"/>
+          <w:numId w:val="1006"/>
+        </w:numPr>
+      </w:pPr>
+      <w:r>
+        <w:rPr>
+          <w:b/>
+          <w:bCs/>
+        </w:rPr>
+        <w:t xml:space="preserve">Verifikasi dan Pemeliharaan Surat.</w:t>
+      </w:r>
+      <w:r>
+        <w:t xml:space="preserve"> </w:t>
+      </w:r>
+      <w:r>
+        <w:t xml:space="preserve">Tim Keuangan memeriksa dokumen dan</w:t>
+      </w:r>
+      <w:r>
+        <w:t xml:space="preserve"> </w:t>
+      </w:r>
+      <w:r>
+        <w:t xml:space="preserve">menyetujuinya, per dokumen atau sekaligus satu tahap. Dokumen yang tidak valid</w:t>
+      </w:r>
+      <w:r>
+        <w:t xml:space="preserve"> </w:t>
+      </w:r>
+      <w:r>
+        <w:t xml:space="preserve">ditolak dengan catatan; Ketua Tim menerima notifikasi, memperbaiki tautannya, dan</w:t>
+      </w:r>
+      <w:r>
+        <w:t xml:space="preserve"> </w:t>
+      </w:r>
+      <w:r>
+        <w:t xml:space="preserve">dokumen kembali menunggu pemeriksaan. Bila honor atau muatan berubah setelah SPK</w:t>
+      </w:r>
+      <w:r>
+        <w:t xml:space="preserve"> </w:t>
+      </w:r>
+      <w:r>
+        <w:t xml:space="preserve">terbit, sistem memberi notifikasi kepada Tim Keuangan untuk memperbarui isi surat</w:t>
+      </w:r>
+      <w:r>
+        <w:t xml:space="preserve"> </w:t>
+      </w:r>
+      <w:r>
+        <w:t xml:space="preserve">dengan nomor yang sama atau membatalkannya - perubahan semacam ini pada cara lama</w:t>
+      </w:r>
+      <w:r>
+        <w:t xml:space="preserve"> </w:t>
+      </w:r>
+      <w:r>
+        <w:t xml:space="preserve">tidak terdeteksi sama sekali. Setelah pekerjaan selesai, Tim Keuangan membuat BAST</w:t>
+      </w:r>
+      <w:r>
+        <w:t xml:space="preserve"> </w:t>
+      </w:r>
+      <w:r>
+        <w:t xml:space="preserve">yang nomornya mengikuti nomor SPK.</w:t>
+      </w:r>
+    </w:p>
+    <w:p>
+      <w:pPr>
+        <w:pStyle w:val="Compact"/>
+        <w:numPr>
+          <w:ilvl w:val="0"/>
+          <w:numId w:val="1006"/>
+        </w:numPr>
+      </w:pPr>
+      <w:r>
+        <w:rPr>
+          <w:b/>
+          <w:bCs/>
+        </w:rPr>
+        <w:t xml:space="preserve">Evaluasi.</w:t>
+      </w:r>
+      <w:r>
+        <w:t xml:space="preserve"> </w:t>
+      </w:r>
+      <w:r>
+        <w:t xml:space="preserve">PML menilai kinerja mitra yang diawasinya pada tiga aspek, dan hanya</w:t>
+      </w:r>
+      <w:r>
+        <w:t xml:space="preserve"> </w:t>
+      </w:r>
+      <w:r>
+        <w:t xml:space="preserve">mitra yang diawasinya sendiri yang dapat dinilai. Sistem menghitung rata-rata nilai</w:t>
+      </w:r>
+      <w:r>
+        <w:t xml:space="preserve"> </w:t>
+      </w:r>
+      <w:r>
+        <w:t xml:space="preserve">dan menyusun peringkat mitra per triwulan secara otomatis, tanpa perlu menggabungkan</w:t>
+      </w:r>
+      <w:r>
+        <w:t xml:space="preserve"> </w:t>
+      </w:r>
+      <w:r>
+        <w:t xml:space="preserve">dua berkas seperti pada cara lama. Peringkat itu dapat dilihat dan diunduh seluruh</w:t>
+      </w:r>
+      <w:r>
+        <w:t xml:space="preserve"> </w:t>
+      </w:r>
+      <w:r>
+        <w:t xml:space="preserve">pegawai, termasuk pegawai yang ditugasi merekap penilaian, sebagai bahan evaluasi</w:t>
+      </w:r>
+      <w:r>
+        <w:t xml:space="preserve"> </w:t>
+      </w:r>
+      <w:r>
+        <w:t xml:space="preserve">dan apresiasi mitra serta pertimbangan alokasi berikutnya. Status kegiatan berubah</w:t>
+      </w:r>
+      <w:r>
+        <w:t xml:space="preserve"> </w:t>
+      </w:r>
+      <w:r>
+        <w:t xml:space="preserve">menjadi "Selesai" setelah tanggal selesai tahap Diseminasi &amp; Evaluasi terlewati.</w:t>
+      </w:r>
+    </w:p>
+    <w:p>
+      <w:pPr>
+        <w:pStyle w:val="FirstParagraph"/>
+      </w:pPr>
+      <w:r>
+        <w:rPr>
+          <w:b/>
+          <w:bCs/>
+        </w:rPr>
+        <w:t xml:space="preserve">Gambar untuk subbab ini:</w:t>
+      </w:r>
+    </w:p>
+    <w:p>
+      <w:pPr>
+        <w:pStyle w:val="Compact"/>
+        <w:numPr>
+          <w:ilvl w:val="0"/>
+          <w:numId w:val="1007"/>
+        </w:numPr>
+      </w:pPr>
+      <w:r>
+        <w:t xml:space="preserve">Activity Diagram Alur Proses Bisnis Sistem Usulan pada SIKAMI (</w:t>
+      </w:r>
+      <w:r>
+        <w:rPr>
+          <w:rStyle w:val="VerbatimChar"/>
+        </w:rPr>
+        <w:t xml:space="preserve">02</w:t>
+      </w:r>
+      <w:r>
+        <w:t xml:space="preserve">) -</w:t>
+      </w:r>
+      <w:r>
+        <w:t xml:space="preserve"> </w:t>
+      </w:r>
+      <w:r>
+        <w:t xml:space="preserve">satu-satunya gambar di 4.2.1. Diagram ini menggambarkan garis besar satu siklus</w:t>
+      </w:r>
+      <w:r>
+        <w:t xml:space="preserve"> </w:t>
+      </w:r>
+      <w:r>
+        <w:t xml:space="preserve">kegiatan; percabangan dan aturan rincinya (validasi SBML, verifikasi dokumen,</w:t>
+      </w:r>
+      <w:r>
+        <w:t xml:space="preserve"> </w:t>
+      </w:r>
+      <w:r>
+        <w:t xml:space="preserve">penomoran surat, hak akses penilaian, dan seterusnya) tidak digambar di sini agar</w:t>
+      </w:r>
+      <w:r>
+        <w:t xml:space="preserve"> </w:t>
+      </w:r>
+      <w:r>
+        <w:t xml:space="preserve">diagramnya tetap ringkas.</w:t>
+      </w:r>
+    </w:p>
+    <w:p>
+      <w:pPr>
+        <w:pStyle w:val="BlockText"/>
+      </w:pPr>
+      <w:r>
+        <w:rPr>
+          <w:b/>
+          <w:bCs/>
+        </w:rPr>
+        <w:t xml:space="preserve">Catatan penempatan:</w:t>
+      </w:r>
+      <w:r>
+        <w:t xml:space="preserve"> </w:t>
+      </w:r>
+      <w:r>
+        <w:t xml:space="preserve">Diagram</w:t>
+      </w:r>
+      <w:r>
+        <w:t xml:space="preserve"> </w:t>
+      </w:r>
+      <w:r>
+        <w:rPr>
+          <w:rStyle w:val="VerbatimChar"/>
+        </w:rPr>
+        <w:t xml:space="preserve">03</w:t>
+      </w:r>
+      <w:r>
+        <w:t xml:space="preserve"> </w:t>
+      </w:r>
+      <w:r>
+        <w:t xml:space="preserve">s.d.</w:t>
+      </w:r>
+      <w:r>
+        <w:t xml:space="preserve"> </w:t>
+      </w:r>
+      <w:r>
+        <w:rPr>
+          <w:rStyle w:val="VerbatimChar"/>
+        </w:rPr>
+        <w:t xml:space="preserve">11</w:t>
+      </w:r>
+      <w:r>
+        <w:t xml:space="preserve"> </w:t>
+      </w:r>
+      <w:r>
+        <w:t xml:space="preserve">(rincian tiap proses pada narasi</w:t>
+      </w:r>
+      <w:r>
+        <w:t xml:space="preserve"> </w:t>
+      </w:r>
+      <w:r>
+        <w:t xml:space="preserve">poin 1-6 di atas)</w:t>
+      </w:r>
+      <w:r>
+        <w:t xml:space="preserve"> </w:t>
+      </w:r>
+      <w:r>
+        <w:rPr>
+          <w:b/>
+          <w:bCs/>
+        </w:rPr>
+        <w:t xml:space="preserve">tidak diulang di 4.2.1</w:t>
+      </w:r>
+      <w:r>
+        <w:t xml:space="preserve">. Ketujuhnya sudah dipindahkan ke</w:t>
+      </w:r>
+      <w:r>
+        <w:t xml:space="preserve"> </w:t>
+      </w:r>
+      <w:r>
+        <w:t xml:space="preserve">subbab tersendiri, 4.2.3 Activity Diagram (lihat</w:t>
+      </w:r>
+      <w:r>
+        <w:t xml:space="preserve"> </w:t>
+      </w:r>
+      <w:r>
+        <w:rPr>
+          <w:rStyle w:val="VerbatimChar"/>
+        </w:rPr>
+        <w:t xml:space="preserve">draf-bab4-activity-diagram.md</w:t>
+      </w:r>
+      <w:r>
+        <w:t xml:space="preserve">),</w:t>
+      </w:r>
+      <w:r>
+        <w:t xml:space="preserve"> </w:t>
+      </w:r>
+      <w:r>
+        <w:t xml:space="preserve">lengkap dengan narasinya masing-masing. Bila pembimbing lebih menyukai gaya lama</w:t>
+      </w:r>
+      <w:r>
+        <w:t xml:space="preserve"> </w:t>
+      </w:r>
+      <w:r>
+        <w:t xml:space="preserve">(satu diagram rinci menyertai setiap poin narasi di 4.2.1), pindahkan isi 4.2.3 ke</w:t>
+      </w:r>
+      <w:r>
+        <w:t xml:space="preserve"> </w:t>
+      </w:r>
+      <w:r>
+        <w:t xml:space="preserve">sini dan hapus subbab itu - jangan menaruhnya di kedua tempat.</w:t>
+      </w:r>
+    </w:p>
+    <w:p>
+      <w:r>
+        <w:pict>
+          <v:rect style="width:0;height:1.5pt" o:hralign="center" o:hrstd="t" o:hr="t"/>
+        </w:pict>
+      </w:r>
+    </w:p>
+    <w:bookmarkEnd w:id="17"/>
+    <w:bookmarkEnd w:id="18"/>
+    <w:bookmarkStart w:id="21" w:name="X667792c60b7cda7044b143c8b904a1f72b638a2"/>
+    <w:p>
+      <w:pPr>
+        <w:pStyle w:val="Heading2"/>
+      </w:pPr>
+      <w:r>
+        <w:t xml:space="preserve">4.2.2 Use Case Diagram — teks pengantar dan tabel</w:t>
+      </w:r>
+    </w:p>
+    <w:p>
+      <w:pPr>
+        <w:pStyle w:val="FirstParagraph"/>
+      </w:pPr>
+      <w:r>
+        <w:t xml:space="preserve">Hak akses pada sistem dibedakan berdasarkan tiga peran akun, yaitu Admin, Tim</w:t>
+      </w:r>
+      <w:r>
+        <w:t xml:space="preserve"> </w:t>
+      </w:r>
+      <w:r>
+        <w:t xml:space="preserve">Keuangan (peran</w:t>
+      </w:r>
+      <w:r>
+        <w:t xml:space="preserve"> </w:t>
+      </w:r>
+      <w:r>
+        <w:rPr>
+          <w:i/>
+          <w:iCs/>
+        </w:rPr>
+        <w:t xml:space="preserve">supervisor</w:t>
+      </w:r>
+      <w:r>
+        <w:t xml:space="preserve">), dan Pegawai. Pegawai kemudian dapat berperan</w:t>
+      </w:r>
+      <w:r>
+        <w:t xml:space="preserve"> </w:t>
+      </w:r>
+      <w:r>
+        <w:t xml:space="preserve">sebagai Ketua Tim/Pembuat Kegiatan atau PML bergantung pada keterkaitannya</w:t>
+      </w:r>
+      <w:r>
+        <w:t xml:space="preserve"> </w:t>
+      </w:r>
+      <w:r>
+        <w:t xml:space="preserve">dengan suatu kegiatan. Karena itu, aktor Ketua Tim, PML, dan Tim Keuangan</w:t>
+      </w:r>
+      <w:r>
+        <w:t xml:space="preserve"> </w:t>
+      </w:r>
+      <w:r>
+        <w:t xml:space="preserve">digambarkan sebagai spesialisasi dari aktor Pegawai, dan setiap aktor mewarisi</w:t>
+      </w:r>
+      <w:r>
+        <w:t xml:space="preserve"> </w:t>
+      </w:r>
+      <w:r>
+        <w:t xml:space="preserve">seluruh use case aktor Pegawai.</w:t>
+      </w:r>
+    </w:p>
+    <w:bookmarkStart w:id="19" w:name="tabel-definisi-aktor"/>
+    <w:p>
+      <w:pPr>
+        <w:pStyle w:val="Heading3"/>
+      </w:pPr>
+      <w:r>
+        <w:t xml:space="preserve">Tabel Definisi Aktor</w:t>
+      </w:r>
+    </w:p>
+    <w:tbl>
+      <w:tblPr>
+        <w:tblStyle w:val="Table"/>
+        <w:tblW w:type="auto" w:w="0"/>
+        <w:tblLook w:firstRow="1" w:lastRow="0" w:firstColumn="0" w:lastColumn="0" w:noHBand="0" w:noVBand="0" w:val="0020"/>
+      </w:tblPr>
+      <w:tblGrid>
+        <w:gridCol w:w="3960"/>
+        <w:gridCol w:w="3960"/>
+      </w:tblGrid>
+      <w:tr>
+        <w:trPr>
+          <w:tblHeader w:val="on"/>
+        </w:trPr>
+        <w:tc>
+          <w:tcPr/>
+          <w:p>
+            <w:pPr>
+              <w:pStyle w:val="Compact"/>
+            </w:pPr>
+            <w:r>
+              <w:t xml:space="preserve">Aktor</w:t>
+            </w:r>
+          </w:p>
+        </w:tc>
+        <w:tc>
+          <w:tcPr/>
+          <w:p>
+            <w:pPr>
+              <w:pStyle w:val="Compact"/>
+            </w:pPr>
+            <w:r>
+              <w:t xml:space="preserve">Deskripsi</w:t>
+            </w:r>
+          </w:p>
+        </w:tc>
+      </w:tr>
+      <w:tr>
+        <w:tc>
+          <w:tcPr/>
+          <w:p>
+            <w:pPr>
+              <w:pStyle w:val="Compact"/>
+            </w:pPr>
+            <w:r>
+              <w:t xml:space="preserve">Pegawai</w:t>
+            </w:r>
+          </w:p>
+        </w:tc>
+        <w:tc>
+          <w:tcPr/>
+          <w:p>
+            <w:pPr>
+              <w:pStyle w:val="Compact"/>
+            </w:pPr>
+            <w:r>
+              <w:t xml:space="preserve">Setiap pengguna yang telah</w:t>
+            </w:r>
+            <w:r>
+              <w:t xml:space="preserve"> </w:t>
+            </w:r>
+            <w:r>
+              <w:rPr>
+                <w:i/>
+                <w:iCs/>
+              </w:rPr>
+              <w:t xml:space="preserve">login</w:t>
+            </w:r>
+            <w:r>
+              <w:t xml:space="preserve">. Dapat melihat</w:t>
+            </w:r>
+            <w:r>
+              <w:t xml:space="preserve"> </w:t>
+            </w:r>
+            <w:r>
+              <w:rPr>
+                <w:i/>
+                <w:iCs/>
+              </w:rPr>
+              <w:t xml:space="preserve">dashboard</w:t>
+            </w:r>
+            <w:r>
+              <w:t xml:space="preserve"> </w:t>
+            </w:r>
+            <w:r>
+              <w:t xml:space="preserve">monitoring, membuat kegiatan, melihat dan mengekspor daftar mitra, melihat rekap honor dan penilaian, notifikasi, riwayat kegiatan, serta mengganti kata sandinya.</w:t>
+            </w:r>
+          </w:p>
+        </w:tc>
+      </w:tr>
+      <w:tr>
+        <w:tc>
+          <w:tcPr/>
+          <w:p>
+            <w:pPr>
+              <w:pStyle w:val="Compact"/>
+            </w:pPr>
+            <w:r>
+              <w:t xml:space="preserve">Ketua Tim / Pembuat Kegiatan</w:t>
+            </w:r>
+          </w:p>
+        </w:tc>
+        <w:tc>
+          <w:tcPr/>
+          <w:p>
+            <w:pPr>
+              <w:pStyle w:val="Compact"/>
+            </w:pPr>
+            <w:r>
+              <w:t xml:space="preserve">Pegawai yang menjadi ketua tim suatu kegiatan atau yang membuatnya. Berhak menyunting kegiatan beserta alokasi mitra dan mengelola dokumen kegiatannya.</w:t>
+            </w:r>
+          </w:p>
+        </w:tc>
+      </w:tr>
+      <w:tr>
+        <w:tc>
+          <w:tcPr/>
+          <w:p>
+            <w:pPr>
+              <w:pStyle w:val="Compact"/>
+            </w:pPr>
+            <w:r>
+              <w:t xml:space="preserve">PML</w:t>
+            </w:r>
+          </w:p>
+        </w:tc>
+        <w:tc>
+          <w:tcPr/>
+          <w:p>
+            <w:pPr>
+              <w:pStyle w:val="Compact"/>
+            </w:pPr>
+            <w:r>
+              <w:t xml:space="preserve">Pegawai yang ditugaskan sebagai pengawas mitra pada suatu alokasi. Berhak menginput progres dan menilai kinerja mitra yang diawasinya.</w:t>
+            </w:r>
+          </w:p>
+        </w:tc>
+      </w:tr>
+      <w:tr>
+        <w:tc>
+          <w:tcPr/>
+          <w:p>
+            <w:pPr>
+              <w:pStyle w:val="Compact"/>
+            </w:pPr>
+            <w:r>
+              <w:t xml:space="preserve">Tim Keuangan</w:t>
+            </w:r>
+          </w:p>
+        </w:tc>
+        <w:tc>
+          <w:tcPr/>
+          <w:p>
+            <w:pPr>
+              <w:pStyle w:val="Compact"/>
+            </w:pPr>
+            <w:r>
+              <w:t xml:space="preserve">Pengguna berperan</w:t>
+            </w:r>
+            <w:r>
+              <w:t xml:space="preserve"> </w:t>
+            </w:r>
+            <w:r>
+              <w:rPr>
+                <w:i/>
+                <w:iCs/>
+              </w:rPr>
+              <w:t xml:space="preserve">supervisor</w:t>
+            </w:r>
+            <w:r>
+              <w:t xml:space="preserve">. Mengatur batas honor bulanan (SBML), memverifikasi dokumen, mengirim pengingat, mengatur penanggung jawab dokumen, mengelola template surat, membuat SPK dan BAST, serta memelihara surat pada Riwayat Penyuratan.</w:t>
+            </w:r>
+          </w:p>
+        </w:tc>
+      </w:tr>
+      <w:tr>
+        <w:tc>
+          <w:tcPr/>
+          <w:p>
+            <w:pPr>
+              <w:pStyle w:val="Compact"/>
+            </w:pPr>
+            <w:r>
+              <w:t xml:space="preserve">Admin</w:t>
+            </w:r>
+          </w:p>
+        </w:tc>
+        <w:tc>
+          <w:tcPr/>
+          <w:p>
+            <w:pPr>
+              <w:pStyle w:val="Compact"/>
+            </w:pPr>
+            <w:r>
+              <w:t xml:space="preserve">Pengguna dengan hak akses tertinggi. Mengelola data master (pengguna, ketua tim, mitra), mengimpor dan menonaktifkan mitra, mengarsipkan/menghapus kegiatan, dan dapat menjalankan seluruh use case aktor lain.</w:t>
+            </w:r>
+          </w:p>
+        </w:tc>
+      </w:tr>
+    </w:tbl>
+    <w:bookmarkEnd w:id="19"/>
+    <w:bookmarkStart w:id="20" w:name="tabel-deskripsi-use-case"/>
+    <w:p>
+      <w:pPr>
+        <w:pStyle w:val="Heading3"/>
+      </w:pPr>
+      <w:r>
+        <w:t xml:space="preserve">Tabel Deskripsi Use Case</w:t>
+      </w:r>
+    </w:p>
+    <w:tbl>
+      <w:tblPr>
+        <w:tblStyle w:val="Table"/>
+        <w:tblW w:type="auto" w:w="0"/>
+        <w:tblLook w:firstRow="1" w:lastRow="0" w:firstColumn="0" w:lastColumn="0" w:noHBand="0" w:noVBand="0" w:val="0020"/>
+      </w:tblPr>
+      <w:tblGrid>
+        <w:gridCol w:w="2640"/>
+        <w:gridCol w:w="2640"/>
+        <w:gridCol w:w="2640"/>
+      </w:tblGrid>
+      <w:tr>
+        <w:trPr>
+          <w:tblHeader w:val="on"/>
+        </w:trPr>
+        <w:tc>
+          <w:tcPr/>
+          <w:p>
+            <w:pPr>
+              <w:pStyle w:val="Compact"/>
+            </w:pPr>
+            <w:r>
+              <w:t xml:space="preserve">Use Case</w:t>
+            </w:r>
+          </w:p>
+        </w:tc>
+        <w:tc>
+          <w:tcPr/>
+          <w:p>
+            <w:pPr>
+              <w:pStyle w:val="Compact"/>
+            </w:pPr>
+            <w:r>
+              <w:t xml:space="preserve">Aktor</w:t>
+            </w:r>
+          </w:p>
+        </w:tc>
+        <w:tc>
+          <w:tcPr/>
+          <w:p>
+            <w:pPr>
+              <w:pStyle w:val="Compact"/>
+            </w:pPr>
+            <w:r>
+              <w:t xml:space="preserve">Deskripsi</w:t>
+            </w:r>
+          </w:p>
+        </w:tc>
+      </w:tr>
+      <w:tr>
+        <w:tc>
+          <w:tcPr/>
+          <w:p>
+            <w:pPr>
+              <w:pStyle w:val="Compact"/>
+            </w:pPr>
+            <w:r>
+              <w:t xml:space="preserve">Login</w:t>
+            </w:r>
+          </w:p>
+        </w:tc>
+        <w:tc>
+          <w:tcPr/>
+          <w:p>
+            <w:pPr>
+              <w:pStyle w:val="Compact"/>
+            </w:pPr>
+            <w:r>
+              <w:t xml:space="preserve">Semua aktor</w:t>
+            </w:r>
+          </w:p>
+        </w:tc>
+        <w:tc>
+          <w:tcPr/>
+          <w:p>
+            <w:pPr>
+              <w:pStyle w:val="Compact"/>
+            </w:pPr>
+            <w:r>
+              <w:t xml:space="preserve">Memverifikasi nama pengguna dan kata sandi untuk mengakses sistem sesuai perannya.</w:t>
+            </w:r>
+          </w:p>
+        </w:tc>
+      </w:tr>
+      <w:tr>
+        <w:tc>
+          <w:tcPr/>
+          <w:p>
+            <w:pPr>
+              <w:pStyle w:val="Compact"/>
+            </w:pPr>
+            <w:r>
+              <w:t xml:space="preserve">Melihat Dashboard Monitoring</w:t>
+            </w:r>
+          </w:p>
+        </w:tc>
+        <w:tc>
+          <w:tcPr/>
+          <w:p>
+            <w:pPr>
+              <w:pStyle w:val="Compact"/>
+            </w:pPr>
+            <w:r>
+              <w:t xml:space="preserve">Pegawai</w:t>
+            </w:r>
+          </w:p>
+        </w:tc>
+        <w:tc>
+          <w:tcPr/>
+          <w:p>
+            <w:pPr>
+              <w:pStyle w:val="Compact"/>
+            </w:pPr>
+            <w:r>
+              <w:t xml:space="preserve">Melihat daftar kegiatan, status tahap, persentase progres, dan grafik capaian, dengan filter dan pencarian.</w:t>
+            </w:r>
+          </w:p>
+        </w:tc>
+      </w:tr>
+      <w:tr>
+        <w:tc>
+          <w:tcPr/>
+          <w:p>
+            <w:pPr>
+              <w:pStyle w:val="Compact"/>
+            </w:pPr>
+            <w:r>
+              <w:t xml:space="preserve">Membuat Kegiatan &amp; Alokasi Mitra</w:t>
+            </w:r>
+          </w:p>
+        </w:tc>
+        <w:tc>
+          <w:tcPr/>
+          <w:p>
+            <w:pPr>
+              <w:pStyle w:val="Compact"/>
+            </w:pPr>
+            <w:r>
+              <w:t xml:space="preserve">Pegawai</w:t>
+            </w:r>
+          </w:p>
+        </w:tc>
+        <w:tc>
+          <w:tcPr/>
+          <w:p>
+            <w:pPr>
+              <w:pStyle w:val="Compact"/>
+            </w:pPr>
+            <w:r>
+              <w:t xml:space="preserve">Membuat kegiatan baru beserta jadwal tahap, dokumen wajib, dan alokasi mitra. Mencakup Validasi Batas Honor (SBML).</w:t>
+            </w:r>
+          </w:p>
+        </w:tc>
+      </w:tr>
+      <w:tr>
+        <w:tc>
+          <w:tcPr/>
+          <w:p>
+            <w:pPr>
+              <w:pStyle w:val="Compact"/>
+            </w:pPr>
+            <w:r>
+              <w:t xml:space="preserve">Mengurungkan Pembuatan Kegiatan</w:t>
+            </w:r>
+          </w:p>
+        </w:tc>
+        <w:tc>
+          <w:tcPr/>
+          <w:p>
+            <w:pPr>
+              <w:pStyle w:val="Compact"/>
+            </w:pPr>
+            <w:r>
+              <w:t xml:space="preserve">Pegawai (</w:t>
+            </w:r>
+            <w:r>
+              <w:rPr>
+                <w:i/>
+                <w:iCs/>
+              </w:rPr>
+              <w:t xml:space="preserve">extend</w:t>
+            </w:r>
+            <w:r>
+              <w:t xml:space="preserve">)</w:t>
+            </w:r>
+          </w:p>
+        </w:tc>
+        <w:tc>
+          <w:tcPr/>
+          <w:p>
+            <w:pPr>
+              <w:pStyle w:val="Compact"/>
+            </w:pPr>
+            <w:r>
+              <w:t xml:space="preserve">Perluasan pembuatan kegiatan: pembuat membatalkan kegiatan yang baru disimpan melalui tombol pada jendela konfirmasi yang tampil sesaat (±6 detik) setelah penyimpanan.</w:t>
+            </w:r>
+          </w:p>
+        </w:tc>
+      </w:tr>
+      <w:tr>
+        <w:tc>
+          <w:tcPr/>
+          <w:p>
+            <w:pPr>
+              <w:pStyle w:val="Compact"/>
+            </w:pPr>
+            <w:r>
+              <w:t xml:space="preserve">Melihat &amp; Mengekspor Daftar Mitra</w:t>
+            </w:r>
+          </w:p>
+        </w:tc>
+        <w:tc>
+          <w:tcPr/>
+          <w:p>
+            <w:pPr>
+              <w:pStyle w:val="Compact"/>
+            </w:pPr>
+            <w:r>
+              <w:t xml:space="preserve">Pegawai</w:t>
+            </w:r>
+          </w:p>
+        </w:tc>
+        <w:tc>
+          <w:tcPr/>
+          <w:p>
+            <w:pPr>
+              <w:pStyle w:val="Compact"/>
+            </w:pPr>
+            <w:r>
+              <w:t xml:space="preserve">Melihat daftar mitra beserta status dan jumlah kegiatannya, menyaringnya menurut kecamatan dan desa, serta mengekspor daftar yang sedang tersaring ke Excel.</w:t>
+            </w:r>
+          </w:p>
+        </w:tc>
+      </w:tr>
+      <w:tr>
+        <w:tc>
+          <w:tcPr/>
+          <w:p>
+            <w:pPr>
+              <w:pStyle w:val="Compact"/>
+            </w:pPr>
+            <w:r>
+              <w:t xml:space="preserve">Menyunting Kegiatan &amp; Alokasi Mitra</w:t>
+            </w:r>
+          </w:p>
+        </w:tc>
+        <w:tc>
+          <w:tcPr/>
+          <w:p>
+            <w:pPr>
+              <w:pStyle w:val="Compact"/>
+            </w:pPr>
+            <w:r>
+              <w:t xml:space="preserve">Ketua Tim / Pembuat Kegiatan</w:t>
+            </w:r>
+          </w:p>
+        </w:tc>
+        <w:tc>
+          <w:tcPr/>
+          <w:p>
+            <w:pPr>
+              <w:pStyle w:val="Compact"/>
+            </w:pPr>
+            <w:r>
+              <w:t xml:space="preserve">Mengubah data kegiatan dan alokasi mitranya. Mencakup Validasi Batas Honor (SBML). Simpanan ditolak bila kegiatan telah diubah orang lain sejak halaman dibuka.</w:t>
+            </w:r>
+          </w:p>
+        </w:tc>
+      </w:tr>
+      <w:tr>
+        <w:tc>
+          <w:tcPr/>
+          <w:p>
+            <w:pPr>
+              <w:pStyle w:val="Compact"/>
+            </w:pPr>
+            <w:r>
+              <w:t xml:space="preserve">Validasi Batas Honor (SBML)</w:t>
+            </w:r>
+          </w:p>
+        </w:tc>
+        <w:tc>
+          <w:tcPr/>
+          <w:p>
+            <w:pPr>
+              <w:pStyle w:val="Compact"/>
+            </w:pPr>
+            <w:r>
+              <w:t xml:space="preserve">Sistem (</w:t>
+            </w:r>
+            <w:r>
+              <w:rPr>
+                <w:i/>
+                <w:iCs/>
+              </w:rPr>
+              <w:t xml:space="preserve">include</w:t>
+            </w:r>
+            <w:r>
+              <w:t xml:space="preserve">)</w:t>
+            </w:r>
+          </w:p>
+        </w:tc>
+        <w:tc>
+          <w:tcPr/>
+          <w:p>
+            <w:pPr>
+              <w:pStyle w:val="Compact"/>
+            </w:pPr>
+            <w:r>
+              <w:t xml:space="preserve">Menjumlahkan honor mitra per bulan lintas kegiatan dan membandingkannya dengan batas SBML.</w:t>
+            </w:r>
+          </w:p>
+        </w:tc>
+      </w:tr>
+      <w:tr>
+        <w:tc>
+          <w:tcPr/>
+          <w:p>
+            <w:pPr>
+              <w:pStyle w:val="Compact"/>
+            </w:pPr>
+            <w:r>
+              <w:t xml:space="preserve">Konfirmasi Melebihi Batas SBML</w:t>
+            </w:r>
+          </w:p>
+        </w:tc>
+        <w:tc>
+          <w:tcPr/>
+          <w:p>
+            <w:pPr>
+              <w:pStyle w:val="Compact"/>
+            </w:pPr>
+            <w:r>
+              <w:t xml:space="preserve">Ketua Tim / Pembuat Kegiatan (</w:t>
+            </w:r>
+            <w:r>
+              <w:rPr>
+                <w:i/>
+                <w:iCs/>
+              </w:rPr>
+              <w:t xml:space="preserve">extend</w:t>
+            </w:r>
+            <w:r>
+              <w:t xml:space="preserve">)</w:t>
+            </w:r>
+          </w:p>
+        </w:tc>
+        <w:tc>
+          <w:tcPr/>
+          <w:p>
+            <w:pPr>
+              <w:pStyle w:val="Compact"/>
+            </w:pPr>
+            <w:r>
+              <w:t xml:space="preserve">Dijalankan hanya bila batas terlampaui: pengguna memilih merevisi alokasi atau tetap menyimpan.</w:t>
+            </w:r>
+          </w:p>
+        </w:tc>
+      </w:tr>
+      <w:tr>
+        <w:tc>
+          <w:tcPr/>
+          <w:p>
+            <w:pPr>
+              <w:pStyle w:val="Compact"/>
+            </w:pPr>
+            <w:r>
+              <w:t xml:space="preserve">Mengelola Dokumen Kegiatan</w:t>
+            </w:r>
+          </w:p>
+        </w:tc>
+        <w:tc>
+          <w:tcPr/>
+          <w:p>
+            <w:pPr>
+              <w:pStyle w:val="Compact"/>
+            </w:pPr>
+            <w:r>
+              <w:t xml:space="preserve">Ketua Tim / Pembuat Kegiatan</w:t>
+            </w:r>
+          </w:p>
+        </w:tc>
+        <w:tc>
+          <w:tcPr/>
+          <w:p>
+            <w:pPr>
+              <w:pStyle w:val="Compact"/>
+            </w:pPr>
+            <w:r>
+              <w:t xml:space="preserve">Mengisi, mengubah, dan menambah tautan dokumen setiap tahap, termasuk memperbaiki dokumen yang ditolak.</w:t>
+            </w:r>
+          </w:p>
+        </w:tc>
+      </w:tr>
+      <w:tr>
+        <w:tc>
+          <w:tcPr/>
+          <w:p>
+            <w:pPr>
+              <w:pStyle w:val="Compact"/>
+            </w:pPr>
+            <w:r>
+              <w:t xml:space="preserve">Menginput Progres Mitra</w:t>
+            </w:r>
+          </w:p>
+        </w:tc>
+        <w:tc>
+          <w:tcPr/>
+          <w:p>
+            <w:pPr>
+              <w:pStyle w:val="Compact"/>
+            </w:pPr>
+            <w:r>
+              <w:t xml:space="preserve">PML</w:t>
+            </w:r>
+          </w:p>
+        </w:tc>
+        <w:tc>
+          <w:tcPr/>
+          <w:p>
+            <w:pPr>
+              <w:pStyle w:val="Compact"/>
+            </w:pPr>
+            <w:r>
+              <w:t xml:space="preserve">Mencatat jumlah dokumen per status pekerjaan mitra yang diawasinya.</w:t>
+            </w:r>
+          </w:p>
+        </w:tc>
+      </w:tr>
+      <w:tr>
+        <w:tc>
+          <w:tcPr/>
+          <w:p>
+            <w:pPr>
+              <w:pStyle w:val="Compact"/>
+            </w:pPr>
+            <w:r>
+              <w:t xml:space="preserve">Menilai Kinerja Mitra</w:t>
+            </w:r>
+          </w:p>
+        </w:tc>
+        <w:tc>
+          <w:tcPr/>
+          <w:p>
+            <w:pPr>
+              <w:pStyle w:val="Compact"/>
+            </w:pPr>
+            <w:r>
+              <w:t xml:space="preserve">PML</w:t>
+            </w:r>
+          </w:p>
+        </w:tc>
+        <w:tc>
+          <w:tcPr/>
+          <w:p>
+            <w:pPr>
+              <w:pStyle w:val="Compact"/>
+            </w:pPr>
+            <w:r>
+              <w:t xml:space="preserve">Memberi nilai tiga aspek (1–10) kepada mitra yang diawasinya.</w:t>
+            </w:r>
+          </w:p>
+        </w:tc>
+      </w:tr>
+      <w:tr>
+        <w:tc>
+          <w:tcPr/>
+          <w:p>
+            <w:pPr>
+              <w:pStyle w:val="Compact"/>
+            </w:pPr>
+            <w:r>
+              <w:t xml:space="preserve">Melihat Rekap &amp; Peringkat Penilaian</w:t>
+            </w:r>
+          </w:p>
+        </w:tc>
+        <w:tc>
+          <w:tcPr/>
+          <w:p>
+            <w:pPr>
+              <w:pStyle w:val="Compact"/>
+            </w:pPr>
+            <w:r>
+              <w:t xml:space="preserve">Pegawai</w:t>
+            </w:r>
+          </w:p>
+        </w:tc>
+        <w:tc>
+          <w:tcPr/>
+          <w:p>
+            <w:pPr>
+              <w:pStyle w:val="Compact"/>
+            </w:pPr>
+            <w:r>
+              <w:t xml:space="preserve">Melihat peringkat mitra per triwulan berdasarkan nilai akhir dan mengunduhnya ke PDF atau Excel sebagai bahan evaluasi dan apresiasi mitra.</w:t>
+            </w:r>
+          </w:p>
+        </w:tc>
+      </w:tr>
+      <w:tr>
+        <w:tc>
+          <w:tcPr/>
+          <w:p>
+            <w:pPr>
+              <w:pStyle w:val="Compact"/>
+            </w:pPr>
+            <w:r>
+              <w:t xml:space="preserve">Melihat Rekap Honor Mitra</w:t>
+            </w:r>
+          </w:p>
+        </w:tc>
+        <w:tc>
+          <w:tcPr/>
+          <w:p>
+            <w:pPr>
+              <w:pStyle w:val="Compact"/>
+            </w:pPr>
+            <w:r>
+              <w:t xml:space="preserve">Pegawai</w:t>
+            </w:r>
+          </w:p>
+        </w:tc>
+        <w:tc>
+          <w:tcPr/>
+          <w:p>
+            <w:pPr>
+              <w:pStyle w:val="Compact"/>
+            </w:pPr>
+            <w:r>
+              <w:t xml:space="preserve">Melihat total honor setiap mitra per bulan/rentang dan penanda yang melebihi batas SBML.</w:t>
+            </w:r>
+          </w:p>
+        </w:tc>
+      </w:tr>
+      <w:tr>
+        <w:tc>
+          <w:tcPr/>
+          <w:p>
+            <w:pPr>
+              <w:pStyle w:val="Compact"/>
+            </w:pPr>
+            <w:r>
+              <w:t xml:space="preserve">Melihat Notifikasi</w:t>
+            </w:r>
+          </w:p>
+        </w:tc>
+        <w:tc>
+          <w:tcPr/>
+          <w:p>
+            <w:pPr>
+              <w:pStyle w:val="Compact"/>
+            </w:pPr>
+            <w:r>
+              <w:t xml:space="preserve">Pegawai</w:t>
+            </w:r>
+          </w:p>
+        </w:tc>
+        <w:tc>
+          <w:tcPr/>
+          <w:p>
+            <w:pPr>
+              <w:pStyle w:val="Compact"/>
+            </w:pPr>
+            <w:r>
+              <w:t xml:space="preserve">Melihat notifikasi tenggat, progres mandek, penolakan, persetujuan, pengingat, dan surat berubah sesuai perannya.</w:t>
+            </w:r>
+          </w:p>
+        </w:tc>
+      </w:tr>
+      <w:tr>
+        <w:tc>
+          <w:tcPr/>
+          <w:p>
+            <w:pPr>
+              <w:pStyle w:val="Compact"/>
+            </w:pPr>
+            <w:r>
+              <w:t xml:space="preserve">Melihat Riwayat Kegiatan</w:t>
+            </w:r>
+          </w:p>
+        </w:tc>
+        <w:tc>
+          <w:tcPr/>
+          <w:p>
+            <w:pPr>
+              <w:pStyle w:val="Compact"/>
+            </w:pPr>
+            <w:r>
+              <w:t xml:space="preserve">Pegawai</w:t>
+            </w:r>
+          </w:p>
+        </w:tc>
+        <w:tc>
+          <w:tcPr/>
+          <w:p>
+            <w:pPr>
+              <w:pStyle w:val="Compact"/>
+            </w:pPr>
+            <w:r>
+              <w:t xml:space="preserve">Melihat urutan aksi yang pernah dilakukan pada suatu kegiatan beserta pelaku dan waktunya.</w:t>
+            </w:r>
+          </w:p>
+        </w:tc>
+      </w:tr>
+      <w:tr>
+        <w:tc>
+          <w:tcPr/>
+          <w:p>
+            <w:pPr>
+              <w:pStyle w:val="Compact"/>
+            </w:pPr>
+            <w:r>
+              <w:t xml:space="preserve">Mengganti Kata Sandi</w:t>
+            </w:r>
+          </w:p>
+        </w:tc>
+        <w:tc>
+          <w:tcPr/>
+          <w:p>
+            <w:pPr>
+              <w:pStyle w:val="Compact"/>
+            </w:pPr>
+            <w:r>
+              <w:t xml:space="preserve">Pegawai</w:t>
+            </w:r>
+          </w:p>
+        </w:tc>
+        <w:tc>
+          <w:tcPr/>
+          <w:p>
+            <w:pPr>
+              <w:pStyle w:val="Compact"/>
+            </w:pPr>
+            <w:r>
+              <w:t xml:space="preserve">Melihat identitas akun dan mengganti kata sandi sendiri; mengganti kata sandi mencabut sesi lama.</w:t>
+            </w:r>
+          </w:p>
+        </w:tc>
+      </w:tr>
+      <w:tr>
+        <w:tc>
+          <w:tcPr/>
+          <w:p>
+            <w:pPr>
+              <w:pStyle w:val="Compact"/>
+            </w:pPr>
+            <w:r>
+              <w:t xml:space="preserve">Mengatur Batas Honor Bulanan (SBML)</w:t>
+            </w:r>
+          </w:p>
+        </w:tc>
+        <w:tc>
+          <w:tcPr/>
+          <w:p>
+            <w:pPr>
+              <w:pStyle w:val="Compact"/>
+            </w:pPr>
+            <w:r>
+              <w:t xml:space="preserve">Tim Keuangan</w:t>
+            </w:r>
+          </w:p>
+        </w:tc>
+        <w:tc>
+          <w:tcPr/>
+          <w:p>
+            <w:pPr>
+              <w:pStyle w:val="Compact"/>
+            </w:pPr>
+            <w:r>
+              <w:t xml:space="preserve">Menetapkan nilai batas honor maksimal seorang mitra per bulan.</w:t>
+            </w:r>
+          </w:p>
+        </w:tc>
+      </w:tr>
+      <w:tr>
+        <w:tc>
+          <w:tcPr/>
+          <w:p>
+            <w:pPr>
+              <w:pStyle w:val="Compact"/>
+            </w:pPr>
+            <w:r>
+              <w:t xml:space="preserve">Memverifikasi Dokumen</w:t>
+            </w:r>
+          </w:p>
+        </w:tc>
+        <w:tc>
+          <w:tcPr/>
+          <w:p>
+            <w:pPr>
+              <w:pStyle w:val="Compact"/>
+            </w:pPr>
+            <w:r>
+              <w:t xml:space="preserve">Tim Keuangan</w:t>
+            </w:r>
+          </w:p>
+        </w:tc>
+        <w:tc>
+          <w:tcPr/>
+          <w:p>
+            <w:pPr>
+              <w:pStyle w:val="Compact"/>
+            </w:pPr>
+            <w:r>
+              <w:t xml:space="preserve">Memeriksa dan menyetujui dokumen, per dokumen atau sekaligus satu tahap.</w:t>
+            </w:r>
+          </w:p>
+        </w:tc>
+      </w:tr>
+      <w:tr>
+        <w:tc>
+          <w:tcPr/>
+          <w:p>
+            <w:pPr>
+              <w:pStyle w:val="Compact"/>
+            </w:pPr>
+            <w:r>
+              <w:t xml:space="preserve">Menolak Dokumen dengan Catatan</w:t>
+            </w:r>
+          </w:p>
+        </w:tc>
+        <w:tc>
+          <w:tcPr/>
+          <w:p>
+            <w:pPr>
+              <w:pStyle w:val="Compact"/>
+            </w:pPr>
+            <w:r>
+              <w:t xml:space="preserve">Tim Keuangan (</w:t>
+            </w:r>
+            <w:r>
+              <w:rPr>
+                <w:i/>
+                <w:iCs/>
+              </w:rPr>
+              <w:t xml:space="preserve">extend</w:t>
+            </w:r>
+            <w:r>
+              <w:t xml:space="preserve">)</w:t>
+            </w:r>
+          </w:p>
+        </w:tc>
+        <w:tc>
+          <w:tcPr/>
+          <w:p>
+            <w:pPr>
+              <w:pStyle w:val="Compact"/>
+            </w:pPr>
+            <w:r>
+              <w:t xml:space="preserve">Perluasan verifikasi: mengembalikan dokumen yang tidak valid kepada Ketua Tim disertai catatan revisi.</w:t>
+            </w:r>
+          </w:p>
+        </w:tc>
+      </w:tr>
+      <w:tr>
+        <w:tc>
+          <w:tcPr/>
+          <w:p>
+            <w:pPr>
+              <w:pStyle w:val="Compact"/>
+            </w:pPr>
+            <w:r>
+              <w:t xml:space="preserve">Mengirim Pengingat Dokumen</w:t>
+            </w:r>
+          </w:p>
+        </w:tc>
+        <w:tc>
+          <w:tcPr/>
+          <w:p>
+            <w:pPr>
+              <w:pStyle w:val="Compact"/>
+            </w:pPr>
+            <w:r>
+              <w:t xml:space="preserve">Tim Keuangan</w:t>
+            </w:r>
+          </w:p>
+        </w:tc>
+        <w:tc>
+          <w:tcPr/>
+          <w:p>
+            <w:pPr>
+              <w:pStyle w:val="Compact"/>
+            </w:pPr>
+            <w:r>
+              <w:t xml:space="preserve">Mengirim notifikasi kepada Ketua Tim dan pembuat kegiatan untuk dokumen yang belum diisi.</w:t>
+            </w:r>
+          </w:p>
+        </w:tc>
+      </w:tr>
+      <w:tr>
+        <w:tc>
+          <w:tcPr/>
+          <w:p>
+            <w:pPr>
+              <w:pStyle w:val="Compact"/>
+            </w:pPr>
+            <w:r>
+              <w:t xml:space="preserve">Mengatur Penanggung Jawab Dokumen</w:t>
+            </w:r>
+          </w:p>
+        </w:tc>
+        <w:tc>
+          <w:tcPr/>
+          <w:p>
+            <w:pPr>
+              <w:pStyle w:val="Compact"/>
+            </w:pPr>
+            <w:r>
+              <w:t xml:space="preserve">Tim Keuangan</w:t>
+            </w:r>
+          </w:p>
+        </w:tc>
+        <w:tc>
+          <w:tcPr/>
+          <w:p>
+            <w:pPr>
+              <w:pStyle w:val="Compact"/>
+            </w:pPr>
+            <w:r>
+              <w:t xml:space="preserve">Menentukan apakah suatu dokumen diisi oleh Ketua Tim atau oleh Tim Keuangan.</w:t>
+            </w:r>
+          </w:p>
+        </w:tc>
+      </w:tr>
+      <w:tr>
+        <w:tc>
+          <w:tcPr/>
+          <w:p>
+            <w:pPr>
+              <w:pStyle w:val="Compact"/>
+            </w:pPr>
+            <w:r>
+              <w:t xml:space="preserve">Mengelola Template Surat</w:t>
+            </w:r>
+          </w:p>
+        </w:tc>
+        <w:tc>
+          <w:tcPr/>
+          <w:p>
+            <w:pPr>
+              <w:pStyle w:val="Compact"/>
+            </w:pPr>
+            <w:r>
+              <w:t xml:space="preserve">Tim Keuangan</w:t>
+            </w:r>
+          </w:p>
+        </w:tc>
+        <w:tc>
+          <w:tcPr/>
+          <w:p>
+            <w:pPr>
+              <w:pStyle w:val="Compact"/>
+            </w:pPr>
+            <w:r>
+              <w:t xml:space="preserve">Mengatur data PPK, satuan kerja, pola nomor SPK/BAST, dan isi pasal perjanjian.</w:t>
+            </w:r>
+          </w:p>
+        </w:tc>
+      </w:tr>
+      <w:tr>
+        <w:tc>
+          <w:tcPr/>
+          <w:p>
+            <w:pPr>
+              <w:pStyle w:val="Compact"/>
+            </w:pPr>
+            <w:r>
+              <w:t xml:space="preserve">Membuat Surat Perjanjian Kerja (SPK) per Bulan</w:t>
+            </w:r>
+          </w:p>
+        </w:tc>
+        <w:tc>
+          <w:tcPr/>
+          <w:p>
+            <w:pPr>
+              <w:pStyle w:val="Compact"/>
+            </w:pPr>
+            <w:r>
+              <w:t xml:space="preserve">Tim Keuangan</w:t>
+            </w:r>
+          </w:p>
+        </w:tc>
+        <w:tc>
+          <w:tcPr/>
+          <w:p>
+            <w:pPr>
+              <w:pStyle w:val="Compact"/>
+            </w:pPr>
+            <w:r>
+              <w:t xml:space="preserve">Membuat SPK mitra untuk satu bulan honor dalam format PDF dengan nomor otomatis; satu surat aktif per mitra per bulan.</w:t>
+            </w:r>
+          </w:p>
+        </w:tc>
+      </w:tr>
+      <w:tr>
+        <w:tc>
+          <w:tcPr/>
+          <w:p>
+            <w:pPr>
+              <w:pStyle w:val="Compact"/>
+            </w:pPr>
+            <w:r>
+              <w:t xml:space="preserve">Membuat BAST</w:t>
+            </w:r>
+          </w:p>
+        </w:tc>
+        <w:tc>
+          <w:tcPr/>
+          <w:p>
+            <w:pPr>
+              <w:pStyle w:val="Compact"/>
+            </w:pPr>
+            <w:r>
+              <w:t xml:space="preserve">Tim Keuangan</w:t>
+            </w:r>
+          </w:p>
+        </w:tc>
+        <w:tc>
+          <w:tcPr/>
+          <w:p>
+            <w:pPr>
+              <w:pStyle w:val="Compact"/>
+            </w:pPr>
+            <w:r>
+              <w:t xml:space="preserve">Membuat BAST mitra dalam format PDF; nomornya mengikuti nomor SPK mitra yang sama.</w:t>
+            </w:r>
+          </w:p>
+        </w:tc>
+      </w:tr>
+      <w:tr>
+        <w:tc>
+          <w:tcPr/>
+          <w:p>
+            <w:pPr>
+              <w:pStyle w:val="Compact"/>
+            </w:pPr>
+            <w:r>
+              <w:t xml:space="preserve">Melihat Riwayat Penyuratan</w:t>
+            </w:r>
+          </w:p>
+        </w:tc>
+        <w:tc>
+          <w:tcPr/>
+          <w:p>
+            <w:pPr>
+              <w:pStyle w:val="Compact"/>
+            </w:pPr>
+            <w:r>
+              <w:t xml:space="preserve">Tim Keuangan</w:t>
+            </w:r>
+          </w:p>
+        </w:tc>
+        <w:tc>
+          <w:tcPr/>
+          <w:p>
+            <w:pPr>
+              <w:pStyle w:val="Compact"/>
+            </w:pPr>
+            <w:r>
+              <w:t xml:space="preserve">Melihat seluruh surat dalam satu tahun, termasuk surat batal dan nomor yang kosong.</w:t>
+            </w:r>
+          </w:p>
+        </w:tc>
+      </w:tr>
+      <w:tr>
+        <w:tc>
+          <w:tcPr/>
+          <w:p>
+            <w:pPr>
+              <w:pStyle w:val="Compact"/>
+            </w:pPr>
+            <w:r>
+              <w:t xml:space="preserve">Memperbarui Isi Surat</w:t>
+            </w:r>
+          </w:p>
+        </w:tc>
+        <w:tc>
+          <w:tcPr/>
+          <w:p>
+            <w:pPr>
+              <w:pStyle w:val="Compact"/>
+            </w:pPr>
+            <w:r>
+              <w:t xml:space="preserve">Tim Keuangan</w:t>
+            </w:r>
+          </w:p>
+        </w:tc>
+        <w:tc>
+          <w:tcPr/>
+          <w:p>
+            <w:pPr>
+              <w:pStyle w:val="Compact"/>
+            </w:pPr>
+            <w:r>
+              <w:t xml:space="preserve">Menyegarkan isi surat yang sudah terbit mengikuti data honor dan muatan terkini, dengan nomor yang sama.</w:t>
+            </w:r>
+          </w:p>
+        </w:tc>
+      </w:tr>
+      <w:tr>
+        <w:tc>
+          <w:tcPr/>
+          <w:p>
+            <w:pPr>
+              <w:pStyle w:val="Compact"/>
+            </w:pPr>
+            <w:r>
+              <w:t xml:space="preserve">Membatalkan / Menghapus Surat</w:t>
+            </w:r>
+          </w:p>
+        </w:tc>
+        <w:tc>
+          <w:tcPr/>
+          <w:p>
+            <w:pPr>
+              <w:pStyle w:val="Compact"/>
+            </w:pPr>
+            <w:r>
+              <w:t xml:space="preserve">Tim Keuangan</w:t>
+            </w:r>
+          </w:p>
+        </w:tc>
+        <w:tc>
+          <w:tcPr/>
+          <w:p>
+            <w:pPr>
+              <w:pStyle w:val="Compact"/>
+            </w:pPr>
+            <w:r>
+              <w:t xml:space="preserve">Menandai surat sebagai batal dengan catatan alasan, dan menghapus permanen surat yang sudah batal.</w:t>
+            </w:r>
+          </w:p>
+        </w:tc>
+      </w:tr>
+      <w:tr>
+        <w:tc>
+          <w:tcPr/>
+          <w:p>
+            <w:pPr>
+              <w:pStyle w:val="Compact"/>
+            </w:pPr>
+            <w:r>
+              <w:t xml:space="preserve">Mengubah, Merapikan, atau Mengatur Ulang Nomor Surat</w:t>
+            </w:r>
+          </w:p>
+        </w:tc>
+        <w:tc>
+          <w:tcPr/>
+          <w:p>
+            <w:pPr>
+              <w:pStyle w:val="Compact"/>
+            </w:pPr>
+            <w:r>
+              <w:t xml:space="preserve">Tim Keuangan</w:t>
+            </w:r>
+          </w:p>
+        </w:tc>
+        <w:tc>
+          <w:tcPr/>
+          <w:p>
+            <w:pPr>
+              <w:pStyle w:val="Compact"/>
+            </w:pPr>
+            <w:r>
+              <w:t xml:space="preserve">Mengganti nomor sebuah surat, merapikan urutan nomor satu tahun dengan pratinjau, atau mengatur ulang nomor satu periode; tindakan dicatat pada riwayat surat.</w:t>
+            </w:r>
+          </w:p>
+        </w:tc>
+      </w:tr>
+      <w:tr>
+        <w:tc>
+          <w:tcPr/>
+          <w:p>
+            <w:pPr>
+              <w:pStyle w:val="Compact"/>
+            </w:pPr>
+            <w:r>
+              <w:t xml:space="preserve">Mengelola Pengguna</w:t>
+            </w:r>
+          </w:p>
+        </w:tc>
+        <w:tc>
+          <w:tcPr/>
+          <w:p>
+            <w:pPr>
+              <w:pStyle w:val="Compact"/>
+            </w:pPr>
+            <w:r>
+              <w:t xml:space="preserve">Admin</w:t>
+            </w:r>
+          </w:p>
+        </w:tc>
+        <w:tc>
+          <w:tcPr/>
+          <w:p>
+            <w:pPr>
+              <w:pStyle w:val="Compact"/>
+            </w:pPr>
+            <w:r>
+              <w:t xml:space="preserve">Menambah, mengubah, dan menghapus akun pegawai beserta perannya.</w:t>
+            </w:r>
+          </w:p>
+        </w:tc>
+      </w:tr>
+      <w:tr>
+        <w:tc>
+          <w:tcPr/>
+          <w:p>
+            <w:pPr>
+              <w:pStyle w:val="Compact"/>
+            </w:pPr>
+            <w:r>
+              <w:t xml:space="preserve">Mengelola Ketua Tim</w:t>
+            </w:r>
+          </w:p>
+        </w:tc>
+        <w:tc>
+          <w:tcPr/>
+          <w:p>
+            <w:pPr>
+              <w:pStyle w:val="Compact"/>
+            </w:pPr>
+            <w:r>
+              <w:t xml:space="preserve">Admin</w:t>
+            </w:r>
+          </w:p>
+        </w:tc>
+        <w:tc>
+          <w:tcPr/>
+          <w:p>
+            <w:pPr>
+              <w:pStyle w:val="Compact"/>
+            </w:pPr>
+            <w:r>
+              <w:t xml:space="preserve">Mengelola data ketua tim, timnya, dan akun pengguna yang ditautkan.</w:t>
+            </w:r>
+          </w:p>
+        </w:tc>
+      </w:tr>
+      <w:tr>
+        <w:tc>
+          <w:tcPr/>
+          <w:p>
+            <w:pPr>
+              <w:pStyle w:val="Compact"/>
+            </w:pPr>
+            <w:r>
+              <w:t xml:space="preserve">Mengelola Data Mitra</w:t>
+            </w:r>
+          </w:p>
+        </w:tc>
+        <w:tc>
+          <w:tcPr/>
+          <w:p>
+            <w:pPr>
+              <w:pStyle w:val="Compact"/>
+            </w:pPr>
+            <w:r>
+              <w:t xml:space="preserve">Admin</w:t>
+            </w:r>
+          </w:p>
+        </w:tc>
+        <w:tc>
+          <w:tcPr/>
+          <w:p>
+            <w:pPr>
+              <w:pStyle w:val="Compact"/>
+            </w:pPr>
+            <w:r>
+              <w:t xml:space="preserve">Mengelola (CRUD) profil induk mitra statistik beserta wilayahnya.</w:t>
+            </w:r>
+          </w:p>
+        </w:tc>
+      </w:tr>
+      <w:tr>
+        <w:tc>
+          <w:tcPr/>
+          <w:p>
+            <w:pPr>
+              <w:pStyle w:val="Compact"/>
+            </w:pPr>
+            <w:r>
+              <w:t xml:space="preserve">Mengimpor Data Mitra dari SOBAT</w:t>
+            </w:r>
+          </w:p>
+        </w:tc>
+        <w:tc>
+          <w:tcPr/>
+          <w:p>
+            <w:pPr>
+              <w:pStyle w:val="Compact"/>
+            </w:pPr>
+            <w:r>
+              <w:t xml:space="preserve">Admin</w:t>
+            </w:r>
+          </w:p>
+        </w:tc>
+        <w:tc>
+          <w:tcPr/>
+          <w:p>
+            <w:pPr>
+              <w:pStyle w:val="Compact"/>
+            </w:pPr>
+            <w:r>
+              <w:t xml:space="preserve">Membaca berkas Excel SOBAT, menentukan tindakan per baris, melihat pratinjau, lalu menerapkan impor dalam satu transaksi.</w:t>
+            </w:r>
+          </w:p>
+        </w:tc>
+      </w:tr>
+      <w:tr>
+        <w:tc>
+          <w:tcPr/>
+          <w:p>
+            <w:pPr>
+              <w:pStyle w:val="Compact"/>
+            </w:pPr>
+            <w:r>
+              <w:t xml:space="preserve">Menonaktifkan / Mengaktifkan Mitra</w:t>
+            </w:r>
+          </w:p>
+        </w:tc>
+        <w:tc>
+          <w:tcPr/>
+          <w:p>
+            <w:pPr>
+              <w:pStyle w:val="Compact"/>
+            </w:pPr>
+            <w:r>
+              <w:t xml:space="preserve">Admin</w:t>
+            </w:r>
+          </w:p>
+        </w:tc>
+        <w:tc>
+          <w:tcPr/>
+          <w:p>
+            <w:pPr>
+              <w:pStyle w:val="Compact"/>
+            </w:pPr>
+            <w:r>
+              <w:t xml:space="preserve">Menandai mitra yang berhenti sebagai nonaktif tanpa menghapus riwayatnya, atau mengaktifkannya kembali.</w:t>
+            </w:r>
+          </w:p>
+        </w:tc>
+      </w:tr>
+      <w:tr>
+        <w:tc>
+          <w:tcPr/>
+          <w:p>
+            <w:pPr>
+              <w:pStyle w:val="Compact"/>
+            </w:pPr>
+            <w:r>
+              <w:t xml:space="preserve">Mengarsipkan / Menghapus Kegiatan</w:t>
+            </w:r>
+          </w:p>
+        </w:tc>
+        <w:tc>
+          <w:tcPr/>
+          <w:p>
+            <w:pPr>
+              <w:pStyle w:val="Compact"/>
+            </w:pPr>
+            <w:r>
+              <w:t xml:space="preserve">Admin</w:t>
+            </w:r>
+          </w:p>
+        </w:tc>
+        <w:tc>
+          <w:tcPr/>
+          <w:p>
+            <w:pPr>
+              <w:pStyle w:val="Compact"/>
+            </w:pPr>
+            <w:r>
+              <w:t xml:space="preserve">Memindahkan kegiatan ke arsip, atau menghapus kegiatan yang belum memiliki alokasi mitra dan penilaian.</w:t>
+            </w:r>
+          </w:p>
+        </w:tc>
+      </w:tr>
+    </w:tbl>
+    <w:p>
+      <w:r>
+        <w:pict>
+          <v:rect style="width:0;height:1.5pt" o:hralign="center" o:hrstd="t" o:hr="t"/>
+        </w:pict>
+      </w:r>
+    </w:p>
+    <w:bookmarkEnd w:id="20"/>
+    <w:bookmarkEnd w:id="21"/>
+    <w:bookmarkStart w:id="26" w:name="X981e68248bcff2d8b235821302a3603beab39a3"/>
+    <w:p>
+      <w:pPr>
+        <w:pStyle w:val="Heading2"/>
+      </w:pPr>
+      <w:r>
+        <w:t xml:space="preserve">4.2.3 Rancangan Basis Data</w:t>
+      </w:r>
+    </w:p>
+    <w:bookmarkStart w:id="22" w:name="teks-pengantar-pengganti"/>
+    <w:p>
+      <w:pPr>
+        <w:pStyle w:val="Heading3"/>
+      </w:pPr>
+      <w:r>
+        <w:t xml:space="preserve">Teks pengantar (pengganti)</w:t>
+      </w:r>
+    </w:p>
+    <w:p>
+      <w:pPr>
+        <w:pStyle w:val="FirstParagraph"/>
+      </w:pPr>
+      <w:r>
+        <w:t xml:space="preserve">Rancangan basis data Sistem Informasi SIKAMI diimplementasikan menggunakan</w:t>
+      </w:r>
+      <w:r>
+        <w:t xml:space="preserve"> </w:t>
+      </w:r>
+      <w:r>
+        <w:t xml:space="preserve">MySQL sebagaimana dijelaskan pada Bab II, dengan tabel inti</w:t>
+      </w:r>
+      <w:r>
+        <w:t xml:space="preserve"> </w:t>
+      </w:r>
+      <w:r>
+        <w:rPr>
+          <w:rStyle w:val="VerbatimChar"/>
+        </w:rPr>
+        <w:t xml:space="preserve">ppl_master</w:t>
+      </w:r>
+      <w:r>
+        <w:t xml:space="preserve">,</w:t>
+      </w:r>
+      <w:r>
+        <w:t xml:space="preserve"> </w:t>
+      </w:r>
+      <w:r>
+        <w:rPr>
+          <w:rStyle w:val="VerbatimChar"/>
+        </w:rPr>
+        <w:t xml:space="preserve">ppl</w:t>
+      </w:r>
+      <w:r>
+        <w:t xml:space="preserve">,</w:t>
+      </w:r>
+      <w:r>
+        <w:t xml:space="preserve"> </w:t>
+      </w:r>
+      <w:r>
+        <w:rPr>
+          <w:rStyle w:val="VerbatimChar"/>
+        </w:rPr>
+        <w:t xml:space="preserve">ppl_progress</w:t>
+      </w:r>
+      <w:r>
+        <w:t xml:space="preserve">, dan</w:t>
+      </w:r>
+      <w:r>
+        <w:t xml:space="preserve"> </w:t>
+      </w:r>
+      <w:r>
+        <w:rPr>
+          <w:rStyle w:val="VerbatimChar"/>
+        </w:rPr>
+        <w:t xml:space="preserve">ppl_honorarium</w:t>
+      </w:r>
+      <w:r>
+        <w:t xml:space="preserve"> </w:t>
+      </w:r>
+      <w:r>
+        <w:t xml:space="preserve">yang telah disebutkan sebelumnya.</w:t>
+      </w:r>
+      <w:r>
+        <w:t xml:space="preserve"> </w:t>
+      </w:r>
+      <w:r>
+        <w:t xml:space="preserve">Basis data terdiri dari</w:t>
+      </w:r>
+      <w:r>
+        <w:t xml:space="preserve"> </w:t>
+      </w:r>
+      <w:r>
+        <w:rPr>
+          <w:b/>
+          <w:bCs/>
+        </w:rPr>
+        <w:t xml:space="preserve">18 tabel</w:t>
+      </w:r>
+      <w:r>
+        <w:t xml:space="preserve"> </w:t>
+      </w:r>
+      <w:r>
+        <w:t xml:space="preserve">yang dikelompokkan menjadi lima bagian,</w:t>
+      </w:r>
+      <w:r>
+        <w:t xml:space="preserve"> </w:t>
+      </w:r>
+      <w:r>
+        <w:t xml:space="preserve">yaitu (1) pengguna dan wilayah, (2) kegiatan dan alokasi mitra, (3) honor,</w:t>
+      </w:r>
+      <w:r>
+        <w:t xml:space="preserve"> </w:t>
+      </w:r>
+      <w:r>
+        <w:t xml:space="preserve">progres, dan penilaian, (4) dokumen dan jejak audit, serta (5) surat dan</w:t>
+      </w:r>
+      <w:r>
+        <w:t xml:space="preserve"> </w:t>
+      </w:r>
+      <w:r>
+        <w:t xml:space="preserve">pengaturan. Relasi antartabel dijaga dengan</w:t>
+      </w:r>
+      <w:r>
+        <w:t xml:space="preserve"> </w:t>
+      </w:r>
+      <w:r>
+        <w:rPr>
+          <w:i/>
+          <w:iCs/>
+        </w:rPr>
+        <w:t xml:space="preserve">foreign key</w:t>
+      </w:r>
+      <w:r>
+        <w:t xml:space="preserve"> </w:t>
+      </w:r>
+      <w:r>
+        <w:t xml:space="preserve">sehingga setiap data</w:t>
+      </w:r>
+      <w:r>
+        <w:t xml:space="preserve"> </w:t>
+      </w:r>
+      <w:r>
+        <w:t xml:space="preserve">progres, honor, dan penilaian selalu terhubung dengan alokasi mitra dan</w:t>
+      </w:r>
+      <w:r>
+        <w:t xml:space="preserve"> </w:t>
+      </w:r>
+      <w:r>
+        <w:t xml:space="preserve">kegiatan yang bersangkutan.</w:t>
+      </w:r>
+    </w:p>
+    <w:bookmarkEnd w:id="22"/>
+    <w:bookmarkStart w:id="23" w:name="ringkasan-tabel"/>
+    <w:p>
+      <w:pPr>
+        <w:pStyle w:val="Heading3"/>
+      </w:pPr>
+      <w:r>
+        <w:t xml:space="preserve">Ringkasan tabel</w:t>
+      </w:r>
+    </w:p>
+    <w:tbl>
+      <w:tblPr>
+        <w:tblStyle w:val="Table"/>
+        <w:tblW w:type="auto" w:w="0"/>
+        <w:tblLook w:firstRow="1" w:lastRow="0" w:firstColumn="0" w:lastColumn="0" w:noHBand="0" w:noVBand="0" w:val="0020"/>
+      </w:tblPr>
+      <w:tblGrid>
+        <w:gridCol w:w="1980"/>
+        <w:gridCol w:w="1980"/>
+        <w:gridCol w:w="1980"/>
+        <w:gridCol w:w="1980"/>
+      </w:tblGrid>
+      <w:tr>
+        <w:trPr>
+          <w:tblHeader w:val="on"/>
+        </w:trPr>
+        <w:tc>
+          <w:tcPr/>
+          <w:p>
+            <w:pPr>
+              <w:pStyle w:val="Compact"/>
+            </w:pPr>
+            <w:r>
               <w:t xml:space="preserve">No</w:t>
             </w:r>
           </w:p>
@@ -5721,7 +7422,7 @@
               <w:pStyle w:val="Compact"/>
             </w:pPr>
             <w:r>
-              <w:t xml:space="preserve">Pembebanan muatan dan honor per bulan (dasar validasi SBM dan SPK)</w:t>
+              <w:t xml:space="preserve">Pembebanan muatan dan honor per bulan (dasar validasi SBML dan SPK)</w:t>
             </w:r>
           </w:p>
         </w:tc>
@@ -6095,8 +7796,8 @@
         </w:tc>
       </w:tr>
     </w:tbl>
-    <w:bookmarkEnd w:id="20"/>
-    <w:bookmarkStart w:id="21" w:name="rincian-struktur-tabel"/>
+    <w:bookmarkEnd w:id="23"/>
+    <w:bookmarkStart w:id="24" w:name="rincian-struktur-tabel"/>
     <w:p>
       <w:pPr>
         <w:pStyle w:val="Heading3"/>
@@ -7155,6 +8856,63 @@
               <w:pStyle w:val="Compact"/>
             </w:pPr>
             <w:r>
+              <w:t xml:space="preserve">kode</w:t>
+            </w:r>
+          </w:p>
+        </w:tc>
+        <w:tc>
+          <w:tcPr/>
+          <w:p>
+            <w:pPr>
+              <w:pStyle w:val="Compact"/>
+            </w:pPr>
+            <w:r>
+              <w:t xml:space="preserve">Char(3)</w:t>
+            </w:r>
+          </w:p>
+        </w:tc>
+        <w:tc>
+          <w:tcPr/>
+          <w:p>
+            <w:pPr>
+              <w:pStyle w:val="Compact"/>
+            </w:pPr>
+            <w:r>
+              <w:t xml:space="preserve">Yes</w:t>
+            </w:r>
+          </w:p>
+        </w:tc>
+        <w:tc>
+          <w:tcPr/>
+          <w:p>
+            <w:pPr>
+              <w:pStyle w:val="Compact"/>
+            </w:pPr>
+            <w:r>
+              <w:t xml:space="preserve">Tiga digit kode kecamatan BPS, unik dalam satu kabupaten</w:t>
+            </w:r>
+          </w:p>
+        </w:tc>
+      </w:tr>
+      <w:tr>
+        <w:tc>
+          <w:tcPr/>
+          <w:p>
+            <w:pPr>
+              <w:pStyle w:val="Compact"/>
+            </w:pPr>
+            <w:r>
+              <w:t xml:space="preserve">3</w:t>
+            </w:r>
+          </w:p>
+        </w:tc>
+        <w:tc>
+          <w:tcPr/>
+          <w:p>
+            <w:pPr>
+              <w:pStyle w:val="Compact"/>
+            </w:pPr>
+            <w:r>
               <w:t xml:space="preserve">nama</w:t>
             </w:r>
           </w:p>
@@ -7416,6 +9174,63 @@
               <w:pStyle w:val="Compact"/>
             </w:pPr>
             <w:r>
+              <w:t xml:space="preserve">kode</w:t>
+            </w:r>
+          </w:p>
+        </w:tc>
+        <w:tc>
+          <w:tcPr/>
+          <w:p>
+            <w:pPr>
+              <w:pStyle w:val="Compact"/>
+            </w:pPr>
+            <w:r>
+              <w:t xml:space="preserve">Char(3)</w:t>
+            </w:r>
+          </w:p>
+        </w:tc>
+        <w:tc>
+          <w:tcPr/>
+          <w:p>
+            <w:pPr>
+              <w:pStyle w:val="Compact"/>
+            </w:pPr>
+            <w:r>
+              <w:t xml:space="preserve">Yes</w:t>
+            </w:r>
+          </w:p>
+        </w:tc>
+        <w:tc>
+          <w:tcPr/>
+          <w:p>
+            <w:pPr>
+              <w:pStyle w:val="Compact"/>
+            </w:pPr>
+            <w:r>
+              <w:t xml:space="preserve">Tiga digit kode desa BPS, unik dalam satu kecamatan</w:t>
+            </w:r>
+          </w:p>
+        </w:tc>
+      </w:tr>
+      <w:tr>
+        <w:tc>
+          <w:tcPr/>
+          <w:p>
+            <w:pPr>
+              <w:pStyle w:val="Compact"/>
+            </w:pPr>
+            <w:r>
+              <w:t xml:space="preserve">4</w:t>
+            </w:r>
+          </w:p>
+        </w:tc>
+        <w:tc>
+          <w:tcPr/>
+          <w:p>
+            <w:pPr>
+              <w:pStyle w:val="Compact"/>
+            </w:pPr>
+            <w:r>
               <w:t xml:space="preserve">nama</w:t>
             </w:r>
           </w:p>
@@ -16924,8 +18739,8 @@
         </w:tc>
       </w:tr>
     </w:tbl>
-    <w:bookmarkEnd w:id="21"/>
-    <w:bookmarkStart w:id="22" w:name="teks-pengantar-erd"/>
+    <w:bookmarkEnd w:id="24"/>
+    <w:bookmarkStart w:id="25" w:name="teks-pengantar-erd"/>
     <w:p>
       <w:pPr>
         <w:pStyle w:val="Heading3"/>
@@ -17038,9 +18853,9 @@
         <w:t xml:space="preserve">.</w:t>
       </w:r>
     </w:p>
-    <w:bookmarkEnd w:id="22"/>
-    <w:bookmarkEnd w:id="23"/>
-    <w:bookmarkEnd w:id="24"/>
+    <w:bookmarkEnd w:id="25"/>
+    <w:bookmarkEnd w:id="26"/>
+    <w:bookmarkEnd w:id="27"/>
     <w:sectPr>
       <w:footnotePr>
         <w:numRestart w:val="eachSect"/>

--- a/docs/diagram/word/Bab4-Rancangan.docx
+++ b/docs/diagram/word/Bab4-Rancangan.docx
@@ -2,7 +2,7 @@
 <file path=word/document.xml><?xml version="1.0" encoding="utf-8"?>
 <w:document xmlns:w="http://schemas.openxmlformats.org/wordprocessingml/2006/main" xmlns:m="http://schemas.openxmlformats.org/officeDocument/2006/math" xmlns:r="http://schemas.openxmlformats.org/officeDocument/2006/relationships" xmlns:o="urn:schemas-microsoft-com:office:office" xmlns:v="urn:schemas-microsoft-com:vml" xmlns:w10="urn:schemas-microsoft-com:office:word" xmlns:a="http://schemas.openxmlformats.org/drawingml/2006/main" xmlns:pic="http://schemas.openxmlformats.org/drawingml/2006/picture" xmlns:wp="http://schemas.openxmlformats.org/drawingml/2006/wordprocessingDrawing">
   <w:body>
-    <w:bookmarkStart w:id="27" w:name="Xabe2c6485b79f723b670becd4538972dd58c5d8"/>
+    <w:bookmarkStart w:id="28" w:name="Xabe2c6485b79f723b670becd4538972dd58c5d8"/>
     <w:p>
       <w:pPr>
         <w:pStyle w:val="Heading1"/>
@@ -4022,7 +4022,7 @@
     </w:p>
     <w:bookmarkEnd w:id="13"/>
     <w:bookmarkEnd w:id="14"/>
-    <w:bookmarkStart w:id="18" w:name="X277471e4b89482ce69be20cdf22d7e8a0b25ff8"/>
+    <w:bookmarkStart w:id="19" w:name="X277471e4b89482ce69be20cdf22d7e8a0b25ff8"/>
     <w:p>
       <w:pPr>
         <w:pStyle w:val="Heading2"/>
@@ -4579,13 +4579,13 @@
       </w:tr>
     </w:tbl>
     <w:bookmarkEnd w:id="15"/>
-    <w:bookmarkStart w:id="16" w:name="apa-yang-dimaksud-dengan-data-terpusat"/>
+    <w:bookmarkStart w:id="16" w:name="X2f6d63f33082288ed4ead5ba2e35ea78fc6b96b"/>
     <w:p>
       <w:pPr>
         <w:pStyle w:val="Heading3"/>
       </w:pPr>
       <w:r>
-        <w:t xml:space="preserve">Apa yang dimaksud dengan data terpusat</w:t>
+        <w:t xml:space="preserve">Bukti dari bentuk diagram itu sendiri, bukan hanya dari teksnya</w:t>
       </w:r>
     </w:p>
     <w:p>
@@ -4593,59 +4593,320 @@
         <w:pStyle w:val="FirstParagraph"/>
       </w:pPr>
       <w:r>
-        <w:t xml:space="preserve">Istilah "data terpusat" pada penelitian ini berarti sembilan jenis data yang</w:t>
-      </w:r>
-      <w:r>
-        <w:t xml:space="preserve"> </w:t>
-      </w:r>
-      <w:r>
-        <w:t xml:space="preserve">sebelumnya disimpan di berkas yang berbeda kini tersimpan dalam satu basis data dan</w:t>
-      </w:r>
-      <w:r>
-        <w:t xml:space="preserve"> </w:t>
-      </w:r>
-      <w:r>
-        <w:t xml:space="preserve">saling terhubung, yaitu: data kegiatan beserta jadwal tahapnya, profil mitra beserta</w:t>
-      </w:r>
-      <w:r>
-        <w:t xml:space="preserve"> </w:t>
-      </w:r>
-      <w:r>
-        <w:t xml:space="preserve">wilayahnya, alokasi mitra pada tiap tahap, pembebanan honor per bulan, progres</w:t>
-      </w:r>
-      <w:r>
-        <w:t xml:space="preserve"> </w:t>
-      </w:r>
-      <w:r>
-        <w:t xml:space="preserve">pekerjaan, dokumen kegiatan, surat perjanjian kerja dan BAST, penilaian kinerja, serta</w:t>
-      </w:r>
-      <w:r>
-        <w:t xml:space="preserve"> </w:t>
-      </w:r>
-      <w:r>
-        <w:t xml:space="preserve">riwayat perubahan. Keterhubungan itulah yang membuat pekerjaan yang dahulu memerlukan</w:t>
-      </w:r>
-      <w:r>
-        <w:t xml:space="preserve"> </w:t>
-      </w:r>
-      <w:r>
-        <w:t xml:space="preserve">pemindahan data antar-berkas kini dapat dilakukan sistem sendiri - misalnya</w:t>
-      </w:r>
-      <w:r>
-        <w:t xml:space="preserve"> </w:t>
-      </w:r>
-      <w:r>
-        <w:t xml:space="preserve">pemeringkatan mitra yang membutuhkan data penilaian sekaligus jumlah kegiatan, atau</w:t>
-      </w:r>
-      <w:r>
-        <w:t xml:space="preserve"> </w:t>
-      </w:r>
-      <w:r>
-        <w:t xml:space="preserve">pembuatan SPK yang membutuhkan data mitra sekaligus rincian honornya.</w:t>
+        <w:t xml:space="preserve">Selain tabel di atas, ada dua fakta yang terlihat langsung dari</w:t>
+      </w:r>
+      <w:r>
+        <w:t xml:space="preserve"> </w:t>
+      </w:r>
+      <w:r>
+        <w:rPr>
+          <w:b/>
+          <w:bCs/>
+        </w:rPr>
+        <w:t xml:space="preserve">bentuk</w:t>
+      </w:r>
+      <w:r>
+        <w:t xml:space="preserve"> </w:t>
+      </w:r>
+      <w:r>
+        <w:t xml:space="preserve">Gambar 7 tanpa perlu membaca narasinya, dan berguna sebagai jawaban cepat bila</w:t>
+      </w:r>
+      <w:r>
+        <w:t xml:space="preserve"> </w:t>
+      </w:r>
+      <w:r>
+        <w:t xml:space="preserve">penguji bertanya saat sidang di mana letak perubahannya.</w:t>
+      </w:r>
+    </w:p>
+    <w:p>
+      <w:pPr>
+        <w:pStyle w:val="BodyText"/>
+      </w:pPr>
+      <w:r>
+        <w:t xml:space="preserve">Pertama,</w:t>
+      </w:r>
+      <w:r>
+        <w:t xml:space="preserve"> </w:t>
+      </w:r>
+      <w:r>
+        <w:rPr>
+          <w:b/>
+          <w:bCs/>
+        </w:rPr>
+        <w:t xml:space="preserve">lajur "Sistem" sama sekali tidak ada pada Gambar 5</w:t>
+      </w:r>
+      <w:r>
+        <w:t xml:space="preserve"> </w:t>
+      </w:r>
+      <w:r>
+        <w:t xml:space="preserve">(proses</w:t>
+      </w:r>
+      <w:r>
+        <w:t xml:space="preserve"> </w:t>
+      </w:r>
+      <w:r>
+        <w:t xml:space="preserve">berjalan) — seluruh lajurnya berisi pelaku manusia, karena FASIH dan</w:t>
+      </w:r>
+      <w:r>
+        <w:t xml:space="preserve"> </w:t>
+      </w:r>
+      <w:r>
+        <w:t xml:space="preserve">spreadsheet pada proses lama hanyalah alat yang dijalankan manusia, bukan</w:t>
+      </w:r>
+      <w:r>
+        <w:t xml:space="preserve"> </w:t>
+      </w:r>
+      <w:r>
+        <w:t xml:space="preserve">pelaku yang bertindak sendiri. Pada Gambar 7, lajur "Sistem" muncul pada lima</w:t>
+      </w:r>
+      <w:r>
+        <w:t xml:space="preserve"> </w:t>
+      </w:r>
+      <w:r>
+        <w:t xml:space="preserve">aktivitas: memeriksa batas SBML, menyimpan data dalam satu transaksi,</w:t>
+      </w:r>
+      <w:r>
+        <w:t xml:space="preserve"> </w:t>
+      </w:r>
+      <w:r>
+        <w:t xml:space="preserve">memperbarui dasbor dan notifikasi, mengirim notifikasi penolakan dokumen, dan</w:t>
+      </w:r>
+      <w:r>
+        <w:t xml:space="preserve"> </w:t>
+      </w:r>
+      <w:r>
+        <w:t xml:space="preserve">menghitung peringkat mitra. Kelima aktivitas itu pada proses lama dikerjakan</w:t>
+      </w:r>
+      <w:r>
+        <w:t xml:space="preserve"> </w:t>
+      </w:r>
+      <w:r>
+        <w:t xml:space="preserve">manusia; pada sistem usulan dikerjakan sistem tanpa perlu dijalankan satu per</w:t>
+      </w:r>
+      <w:r>
+        <w:t xml:space="preserve"> </w:t>
+      </w:r>
+      <w:r>
+        <w:t xml:space="preserve">satu oleh penggunanya.</w:t>
+      </w:r>
+    </w:p>
+    <w:p>
+      <w:pPr>
+        <w:pStyle w:val="BodyText"/>
+      </w:pPr>
+      <w:r>
+        <w:t xml:space="preserve">Kedua,</w:t>
+      </w:r>
+      <w:r>
+        <w:t xml:space="preserve"> </w:t>
+      </w:r>
+      <w:r>
+        <w:rPr>
+          <w:b/>
+          <w:bCs/>
+        </w:rPr>
+        <w:t xml:space="preserve">struktur percabangan serentak (</w:t>
+      </w:r>
+      <w:r>
+        <w:rPr>
+          <w:b/>
+          <w:bCs/>
+          <w:i/>
+          <w:iCs/>
+        </w:rPr>
+        <w:t xml:space="preserve">fork</w:t>
+      </w:r>
+      <w:r>
+        <w:rPr>
+          <w:b/>
+          <w:bCs/>
+        </w:rPr>
+        <w:t xml:space="preserve">) tidak ada pada Gambar 5</w:t>
+      </w:r>
+      <w:r>
+        <w:t xml:space="preserve">, yang</w:t>
+      </w:r>
+      <w:r>
+        <w:t xml:space="preserve"> </w:t>
+      </w:r>
+      <w:r>
+        <w:t xml:space="preserve">seluruhnya berurutan. Pada Gambar 7a, pembuatan SPK, penginputan progres, dan</w:t>
+      </w:r>
+      <w:r>
+        <w:t xml:space="preserve"> </w:t>
+      </w:r>
+      <w:r>
+        <w:t xml:space="preserve">pengisian tautan dokumen digambarkan sebagai tiga cabang yang berjalan</w:t>
+      </w:r>
+      <w:r>
+        <w:t xml:space="preserve"> </w:t>
+      </w:r>
+      <w:r>
+        <w:t xml:space="preserve">bersamaan, bukan menunggu giliran seperti pada proses berjalan.</w:t>
+      </w:r>
+    </w:p>
+    <w:p>
+      <w:pPr>
+        <w:pStyle w:val="BlockText"/>
+      </w:pPr>
+      <w:r>
+        <w:rPr>
+          <w:b/>
+          <w:bCs/>
+        </w:rPr>
+        <w:t xml:space="preserve">Catatan mengenai keterbatasan gambar ini.</w:t>
+      </w:r>
+      <w:r>
+        <w:t xml:space="preserve"> </w:t>
+      </w:r>
+      <w:r>
+        <w:t xml:space="preserve">Dua manfaat pada daftar inti</w:t>
+      </w:r>
+      <w:r>
+        <w:t xml:space="preserve"> </w:t>
+      </w:r>
+      <w:r>
+        <w:t xml:space="preserve">sistem</w:t>
+      </w:r>
+      <w:r>
+        <w:t xml:space="preserve"> </w:t>
+      </w:r>
+      <w:r>
+        <w:rPr>
+          <w:b/>
+          <w:bCs/>
+        </w:rPr>
+        <w:t xml:space="preserve">tidak tergambar</w:t>
+      </w:r>
+      <w:r>
+        <w:t xml:space="preserve"> </w:t>
+      </w:r>
+      <w:r>
+        <w:t xml:space="preserve">di Gambar 7, karena diagram ini sengaja dibuat</w:t>
+      </w:r>
+      <w:r>
+        <w:t xml:space="preserve"> </w:t>
+      </w:r>
+      <w:r>
+        <w:t xml:space="preserve">sebagai gambaran umum satu siklus kegiatan: (1) penyaringan mitra menurut</w:t>
+      </w:r>
+      <w:r>
+        <w:t xml:space="preserve"> </w:t>
+      </w:r>
+      <w:r>
+        <w:t xml:space="preserve">kecamatan dan desa, yang barulah tergambar pada diagram rinci nomor 3</w:t>
+      </w:r>
+      <w:r>
+        <w:t xml:space="preserve"> </w:t>
+      </w:r>
+      <w:r>
+        <w:t xml:space="preserve">(</w:t>
+      </w:r>
+      <w:r>
+        <w:rPr>
+          <w:rStyle w:val="VerbatimChar"/>
+        </w:rPr>
+        <w:t xml:space="preserve">03-activity-alokasi-sbm</w:t>
+      </w:r>
+      <w:r>
+        <w:t xml:space="preserve">), dan (2) pengunduhan rekap honor dan penilaian,</w:t>
+      </w:r>
+      <w:r>
+        <w:t xml:space="preserve"> </w:t>
+      </w:r>
+      <w:r>
+        <w:t xml:space="preserve">yang tergambar pada diagram nomor 10 (</w:t>
+      </w:r>
+      <w:r>
+        <w:rPr>
+          <w:rStyle w:val="VerbatimChar"/>
+        </w:rPr>
+        <w:t xml:space="preserve">18-activity-rekap-honor</w:t>
+      </w:r>
+      <w:r>
+        <w:t xml:space="preserve">). Bila</w:t>
+      </w:r>
+      <w:r>
+        <w:t xml:space="preserve"> </w:t>
+      </w:r>
+      <w:r>
+        <w:t xml:space="preserve">ditanya soal kedua manfaat ini saat sidang, arahkan ke kedua diagram</w:t>
+      </w:r>
+      <w:r>
+        <w:t xml:space="preserve"> </w:t>
+      </w:r>
+      <w:r>
+        <w:t xml:space="preserve">tersebut, jangan mengklaim keduanya ada di Gambar 7.</w:t>
       </w:r>
     </w:p>
     <w:bookmarkEnd w:id="16"/>
-    <w:bookmarkStart w:id="17" w:name="narasi-alur-sistem-usulan"/>
+    <w:bookmarkStart w:id="17" w:name="apa-yang-dimaksud-dengan-data-terpusat"/>
+    <w:p>
+      <w:pPr>
+        <w:pStyle w:val="Heading3"/>
+      </w:pPr>
+      <w:r>
+        <w:t xml:space="preserve">Apa yang dimaksud dengan data terpusat</w:t>
+      </w:r>
+    </w:p>
+    <w:p>
+      <w:pPr>
+        <w:pStyle w:val="FirstParagraph"/>
+      </w:pPr>
+      <w:r>
+        <w:t xml:space="preserve">Istilah "data terpusat" pada penelitian ini berarti sembilan jenis data yang</w:t>
+      </w:r>
+      <w:r>
+        <w:t xml:space="preserve"> </w:t>
+      </w:r>
+      <w:r>
+        <w:t xml:space="preserve">sebelumnya disimpan di berkas yang berbeda kini tersimpan dalam satu basis data dan</w:t>
+      </w:r>
+      <w:r>
+        <w:t xml:space="preserve"> </w:t>
+      </w:r>
+      <w:r>
+        <w:t xml:space="preserve">saling terhubung, yaitu: data kegiatan beserta jadwal tahapnya, profil mitra beserta</w:t>
+      </w:r>
+      <w:r>
+        <w:t xml:space="preserve"> </w:t>
+      </w:r>
+      <w:r>
+        <w:t xml:space="preserve">wilayahnya, alokasi mitra pada tiap tahap, pembebanan honor per bulan, progres</w:t>
+      </w:r>
+      <w:r>
+        <w:t xml:space="preserve"> </w:t>
+      </w:r>
+      <w:r>
+        <w:t xml:space="preserve">pekerjaan, dokumen kegiatan, surat perjanjian kerja dan BAST, penilaian kinerja, serta</w:t>
+      </w:r>
+      <w:r>
+        <w:t xml:space="preserve"> </w:t>
+      </w:r>
+      <w:r>
+        <w:t xml:space="preserve">riwayat perubahan. Keterhubungan itulah yang membuat pekerjaan yang dahulu memerlukan</w:t>
+      </w:r>
+      <w:r>
+        <w:t xml:space="preserve"> </w:t>
+      </w:r>
+      <w:r>
+        <w:t xml:space="preserve">pemindahan data antar-berkas kini dapat dilakukan sistem sendiri - misalnya</w:t>
+      </w:r>
+      <w:r>
+        <w:t xml:space="preserve"> </w:t>
+      </w:r>
+      <w:r>
+        <w:t xml:space="preserve">pemeringkatan mitra yang membutuhkan data penilaian sekaligus jumlah kegiatan, atau</w:t>
+      </w:r>
+      <w:r>
+        <w:t xml:space="preserve"> </w:t>
+      </w:r>
+      <w:r>
+        <w:t xml:space="preserve">pembuatan SPK yang membutuhkan data mitra sekaligus rincian honornya.</w:t>
+      </w:r>
+    </w:p>
+    <w:bookmarkEnd w:id="17"/>
+    <w:bookmarkStart w:id="18" w:name="narasi-alur-sistem-usulan"/>
     <w:p>
       <w:pPr>
         <w:pStyle w:val="Heading3"/>
@@ -5175,9 +5436,9 @@
         </w:pict>
       </w:r>
     </w:p>
-    <w:bookmarkEnd w:id="17"/>
     <w:bookmarkEnd w:id="18"/>
-    <w:bookmarkStart w:id="21" w:name="X667792c60b7cda7044b143c8b904a1f72b638a2"/>
+    <w:bookmarkEnd w:id="19"/>
+    <w:bookmarkStart w:id="22" w:name="X667792c60b7cda7044b143c8b904a1f72b638a2"/>
     <w:p>
       <w:pPr>
         <w:pStyle w:val="Heading2"/>
@@ -5237,7 +5498,7 @@
         <w:t xml:space="preserve">seluruh use case aktor Pegawai.</w:t>
       </w:r>
     </w:p>
-    <w:bookmarkStart w:id="19" w:name="tabel-definisi-aktor"/>
+    <w:bookmarkStart w:id="20" w:name="tabel-definisi-aktor"/>
     <w:p>
       <w:pPr>
         <w:pStyle w:val="Heading3"/>
@@ -5446,8 +5707,8 @@
         </w:tc>
       </w:tr>
     </w:tbl>
-    <w:bookmarkEnd w:id="19"/>
-    <w:bookmarkStart w:id="20" w:name="tabel-deskripsi-use-case"/>
+    <w:bookmarkEnd w:id="20"/>
+    <w:bookmarkStart w:id="21" w:name="tabel-deskripsi-use-case"/>
     <w:p>
       <w:pPr>
         <w:pStyle w:val="Heading3"/>
@@ -6743,9 +7004,9 @@
         </w:pict>
       </w:r>
     </w:p>
-    <w:bookmarkEnd w:id="20"/>
     <w:bookmarkEnd w:id="21"/>
-    <w:bookmarkStart w:id="26" w:name="X981e68248bcff2d8b235821302a3603beab39a3"/>
+    <w:bookmarkEnd w:id="22"/>
+    <w:bookmarkStart w:id="27" w:name="X981e68248bcff2d8b235821302a3603beab39a3"/>
     <w:p>
       <w:pPr>
         <w:pStyle w:val="Heading2"/>
@@ -6754,7 +7015,7 @@
         <w:t xml:space="preserve">4.2.3 Rancangan Basis Data</w:t>
       </w:r>
     </w:p>
-    <w:bookmarkStart w:id="22" w:name="teks-pengantar-pengganti"/>
+    <w:bookmarkStart w:id="23" w:name="teks-pengantar-pengganti"/>
     <w:p>
       <w:pPr>
         <w:pStyle w:val="Heading3"/>
@@ -6896,8 +7157,8 @@
         <w:t xml:space="preserve">kegiatan yang bersangkutan.</w:t>
       </w:r>
     </w:p>
-    <w:bookmarkEnd w:id="22"/>
-    <w:bookmarkStart w:id="23" w:name="ringkasan-tabel"/>
+    <w:bookmarkEnd w:id="23"/>
+    <w:bookmarkStart w:id="24" w:name="ringkasan-tabel"/>
     <w:p>
       <w:pPr>
         <w:pStyle w:val="Heading3"/>
@@ -7796,8 +8057,8 @@
         </w:tc>
       </w:tr>
     </w:tbl>
-    <w:bookmarkEnd w:id="23"/>
-    <w:bookmarkStart w:id="24" w:name="rincian-struktur-tabel"/>
+    <w:bookmarkEnd w:id="24"/>
+    <w:bookmarkStart w:id="25" w:name="rincian-struktur-tabel"/>
     <w:p>
       <w:pPr>
         <w:pStyle w:val="Heading3"/>
@@ -18739,8 +19000,8 @@
         </w:tc>
       </w:tr>
     </w:tbl>
-    <w:bookmarkEnd w:id="24"/>
-    <w:bookmarkStart w:id="25" w:name="teks-pengantar-erd"/>
+    <w:bookmarkEnd w:id="25"/>
+    <w:bookmarkStart w:id="26" w:name="teks-pengantar-erd"/>
     <w:p>
       <w:pPr>
         <w:pStyle w:val="Heading3"/>
@@ -18853,9 +19114,9 @@
         <w:t xml:space="preserve">.</w:t>
       </w:r>
     </w:p>
-    <w:bookmarkEnd w:id="25"/>
     <w:bookmarkEnd w:id="26"/>
     <w:bookmarkEnd w:id="27"/>
+    <w:bookmarkEnd w:id="28"/>
     <w:sectPr>
       <w:footnotePr>
         <w:numRestart w:val="eachSect"/>
